--- a/05-数字电路/03-单片机及嵌入式接口/单片机最小系统电路/单片机最小系统电路.docx
+++ b/05-数字电路/03-单片机及嵌入式接口/单片机最小系统电路/单片机最小系统电路.docx
@@ -2561,6 +2561,20 @@
     </w:p>
     <w:bookmarkEnd w:id="26"/>
     <w:bookmarkEnd w:id="27"/>
+    <w:p>
+      <w:pPr>
+        <w:spacing w:before="360"/>
+        <w:jc w:val="center"/>
+      </w:pPr>
+      <w:r>
+        <w:rPr>
+          <w:rFonts w:ascii="Times New Roman" w:hAnsi="Times New Roman"/>
+          <w:color w:val="555555"/>
+          <w:sz w:val="21"/>
+        </w:rPr>
+        <w:t>材料收集者：杜文杰</w:t>
+      </w:r>
+    </w:p>
     <w:sectPr>
       <w:headerReference r:id="rId9" w:type="default"/>
       <w:footerReference r:id="rId10" w:type="default"/>

--- a/05-数字电路/03-单片机及嵌入式接口/单片机最小系统电路/单片机最小系统电路.docx
+++ b/05-数字电路/03-单片机及嵌入式接口/单片机最小系统电路/单片机最小系统电路.docx
@@ -1,6 +1,6 @@
 
 <file path=word/document.xml><?xml version="1.0" encoding="utf-8"?>
-<w:document xmlns:w="http://schemas.openxmlformats.org/wordprocessingml/2006/main" xmlns:m="http://schemas.openxmlformats.org/officeDocument/2006/math" xmlns:r="http://schemas.openxmlformats.org/officeDocument/2006/relationships" xmlns:o="urn:schemas-microsoft-com:office:office" xmlns:v="urn:schemas-microsoft-com:vml" xmlns:w10="urn:schemas-microsoft-com:office:word" xmlns:a="http://schemas.openxmlformats.org/drawingml/2006/main" xmlns:pic="http://schemas.openxmlformats.org/drawingml/2006/picture" xmlns:wp="http://schemas.openxmlformats.org/drawingml/2006/wordprocessingDrawing">
+<w:document xmlns:m="http://schemas.openxmlformats.org/officeDocument/2006/math" xmlns:r="http://schemas.openxmlformats.org/officeDocument/2006/relationships" xmlns:w="http://schemas.openxmlformats.org/wordprocessingml/2006/main" xmlns:o="urn:schemas-microsoft-com:office:office" xmlns:v="urn:schemas-microsoft-com:vml" xmlns:w10="urn:schemas-microsoft-com:office:word" xmlns:a="http://schemas.openxmlformats.org/drawingml/2006/main" xmlns:pic="http://schemas.openxmlformats.org/drawingml/2006/picture" xmlns:wp="http://schemas.openxmlformats.org/drawingml/2006/wordprocessingDrawing">
   <w:body>
     <w:bookmarkStart w:id="27" w:name="单片机最小系统电路"/>
     <w:p>
@@ -9,7 +9,7 @@
       </w:pPr>
       <w:r>
         <w:rPr>
-          <w:rFonts w:hint="eastAsia"/>
+          <w:rFonts w:hint="eastAsia" w:eastAsia="黑体"/>
         </w:rPr>
         <w:t xml:space="preserve">单片机最小系统电路</w:t>
       </w:r>
@@ -21,7 +21,7 @@
       </w:pPr>
       <w:r>
         <w:rPr>
-          <w:rFonts w:hint="eastAsia"/>
+          <w:rFonts w:hint="eastAsia" w:eastAsia="黑体"/>
         </w:rPr>
         <w:t xml:space="preserve">拓扑描述</w:t>
       </w:r>
@@ -32,47 +32,59 @@
       </w:pPr>
       <w:r>
         <w:rPr>
-          <w:rFonts w:hint="eastAsia"/>
+          <w:rFonts w:hint="eastAsia" w:eastAsia="黑体"/>
         </w:rPr>
         <w:t xml:space="preserve">由</w:t>
       </w:r>
       <w:r>
+        <w:rPr>
+          <w:rFonts w:eastAsia="黑体"/>
+        </w:rPr>
         <w:t xml:space="preserve"> </w:t>
       </w:r>
       <w:r>
         <w:rPr>
-          <w:rFonts w:hint="eastAsia"/>
+          <w:rFonts w:hint="eastAsia" w:eastAsia="黑体"/>
           <w:b/>
           <w:bCs/>
         </w:rPr>
         <w:t xml:space="preserve">单片机（MCU）U1</w:t>
       </w:r>
       <w:r>
+        <w:rPr>
+          <w:rFonts w:eastAsia="黑体"/>
+        </w:rPr>
         <w:t xml:space="preserve"> </w:t>
       </w:r>
       <w:r>
         <w:rPr>
-          <w:rFonts w:hint="eastAsia"/>
+          <w:rFonts w:hint="eastAsia" w:eastAsia="黑体"/>
         </w:rPr>
         <w:t xml:space="preserve">为核心，配</w:t>
       </w:r>
       <w:r>
+        <w:rPr>
+          <w:rFonts w:eastAsia="黑体"/>
+        </w:rPr>
         <w:t xml:space="preserve"> </w:t>
       </w:r>
       <w:r>
         <w:rPr>
-          <w:rFonts w:hint="eastAsia"/>
+          <w:rFonts w:hint="eastAsia" w:eastAsia="黑体"/>
           <w:b/>
           <w:bCs/>
         </w:rPr>
         <w:t xml:space="preserve">电源去耦电容</w:t>
       </w:r>
       <w:r>
+        <w:rPr>
+          <w:rFonts w:eastAsia="黑体"/>
+        </w:rPr>
         <w:t xml:space="preserve">、</w:t>
       </w:r>
       <w:r>
         <w:rPr>
-          <w:rFonts w:hint="eastAsia"/>
+          <w:rFonts w:hint="eastAsia" w:eastAsia="黑体"/>
           <w:b/>
           <w:bCs/>
         </w:rPr>
@@ -80,6 +92,7 @@
       </w:r>
       <w:r>
         <w:rPr>
+          <w:rFonts w:eastAsia="黑体"/>
           <w:b/>
           <w:bCs/>
         </w:rPr>
@@ -87,7 +100,7 @@
       </w:r>
       <w:r>
         <w:rPr>
-          <w:rFonts w:hint="eastAsia"/>
+          <w:rFonts w:hint="eastAsia" w:eastAsia="黑体"/>
           <w:b/>
           <w:bCs/>
         </w:rPr>
@@ -95,6 +108,7 @@
       </w:r>
       <w:r>
         <w:rPr>
+          <w:rFonts w:eastAsia="黑体"/>
           <w:b/>
           <w:bCs/>
         </w:rPr>
@@ -102,18 +116,21 @@
       </w:r>
       <w:r>
         <w:rPr>
-          <w:rFonts w:hint="eastAsia"/>
+          <w:rFonts w:hint="eastAsia" w:eastAsia="黑体"/>
           <w:b/>
           <w:bCs/>
         </w:rPr>
         <w:t xml:space="preserve">C1、C2）或内部时钟</w:t>
       </w:r>
       <w:r>
+        <w:rPr>
+          <w:rFonts w:eastAsia="黑体"/>
+        </w:rPr>
         <w:t xml:space="preserve">、</w:t>
       </w:r>
       <w:r>
         <w:rPr>
-          <w:rFonts w:hint="eastAsia"/>
+          <w:rFonts w:hint="eastAsia" w:eastAsia="黑体"/>
           <w:b/>
           <w:bCs/>
         </w:rPr>
@@ -121,6 +138,7 @@
       </w:r>
       <w:r>
         <w:rPr>
+          <w:rFonts w:eastAsia="黑体"/>
           <w:b/>
           <w:bCs/>
         </w:rPr>
@@ -148,6 +166,7 @@
       </m:oMath>
       <w:r>
         <w:rPr>
+          <w:rFonts w:eastAsia="黑体"/>
           <w:b/>
           <w:bCs/>
         </w:rPr>
@@ -155,6 +174,7 @@
       </w:r>
       <w:r>
         <w:rPr>
+          <w:rFonts w:eastAsia="黑体"/>
           <w:b/>
           <w:bCs/>
         </w:rPr>
@@ -162,7 +182,7 @@
       </w:r>
       <w:r>
         <w:rPr>
-          <w:rFonts w:hint="eastAsia"/>
+          <w:rFonts w:hint="eastAsia" w:eastAsia="黑体"/>
           <w:b/>
           <w:bCs/>
         </w:rPr>
@@ -170,6 +190,7 @@
       </w:r>
       <w:r>
         <w:rPr>
+          <w:rFonts w:eastAsia="黑体"/>
           <w:b/>
           <w:bCs/>
         </w:rPr>
@@ -197,33 +218,39 @@
       </m:oMath>
       <w:r>
         <w:rPr>
-          <w:rFonts w:hint="eastAsia"/>
+          <w:rFonts w:hint="eastAsia" w:eastAsia="黑体"/>
           <w:b/>
           <w:bCs/>
         </w:rPr>
         <w:t xml:space="preserve">）</w:t>
       </w:r>
       <w:r>
+        <w:rPr>
+          <w:rFonts w:eastAsia="黑体"/>
+        </w:rPr>
         <w:t xml:space="preserve"> </w:t>
       </w:r>
       <w:r>
         <w:rPr>
-          <w:rFonts w:hint="eastAsia"/>
+          <w:rFonts w:hint="eastAsia" w:eastAsia="黑体"/>
         </w:rPr>
         <w:t xml:space="preserve">与必要的电源/地连接组成。电路共有</w:t>
       </w:r>
       <w:r>
+        <w:rPr>
+          <w:rFonts w:eastAsia="黑体"/>
+        </w:rPr>
         <w:t xml:space="preserve"> 5 </w:t>
       </w:r>
       <w:r>
         <w:rPr>
-          <w:rFonts w:hint="eastAsia"/>
+          <w:rFonts w:hint="eastAsia" w:eastAsia="黑体"/>
         </w:rPr>
         <w:t xml:space="preserve">个关键节点：</w:t>
       </w:r>
       <w:r>
         <w:rPr>
-          <w:rFonts w:hint="eastAsia"/>
+          <w:rFonts w:hint="eastAsia" w:eastAsia="黑体"/>
           <w:b/>
           <w:bCs/>
         </w:rPr>
@@ -231,6 +258,7 @@
       </w:r>
       <w:r>
         <w:rPr>
+          <w:rFonts w:eastAsia="黑体"/>
           <w:b/>
           <w:bCs/>
         </w:rPr>
@@ -238,7 +266,7 @@
       </w:r>
       <w:r>
         <w:rPr>
-          <w:rFonts w:hint="eastAsia"/>
+          <w:rFonts w:hint="eastAsia" w:eastAsia="黑体"/>
           <w:b/>
           <w:bCs/>
         </w:rPr>
@@ -246,29 +274,38 @@
       </w:r>
       <w:r>
         <w:rPr>
-          <w:rFonts w:hint="eastAsia"/>
+          <w:rFonts w:hint="eastAsia" w:eastAsia="黑体"/>
         </w:rPr>
         <w:t xml:space="preserve">（MCU</w:t>
       </w:r>
       <w:r>
+        <w:rPr>
+          <w:rFonts w:eastAsia="黑体"/>
+        </w:rPr>
         <w:t xml:space="preserve"> </w:t>
       </w:r>
       <w:r>
         <w:rPr>
-          <w:rFonts w:hint="eastAsia"/>
+          <w:rFonts w:hint="eastAsia" w:eastAsia="黑体"/>
         </w:rPr>
         <w:t xml:space="preserve">的</w:t>
       </w:r>
       <w:r>
+        <w:rPr>
+          <w:rFonts w:eastAsia="黑体"/>
+        </w:rPr>
         <w:t xml:space="preserve"> RESET/NRST </w:t>
       </w:r>
       <w:r>
         <w:rPr>
-          <w:rFonts w:hint="eastAsia"/>
+          <w:rFonts w:hint="eastAsia" w:eastAsia="黑体"/>
         </w:rPr>
         <w:t xml:space="preserve">脚与</w:t>
       </w:r>
       <w:r>
+        <w:rPr>
+          <w:rFonts w:eastAsia="黑体"/>
+        </w:rPr>
         <w:t xml:space="preserve"> </w:t>
       </w:r>
       <m:oMath>
@@ -292,6 +329,9 @@
         </m:sSub>
       </m:oMath>
       <w:r>
+        <w:rPr>
+          <w:rFonts w:eastAsia="黑体"/>
+        </w:rPr>
         <w:t xml:space="preserve">、</w:t>
       </w:r>
       <m:oMath>
@@ -316,13 +356,13 @@
       </m:oMath>
       <w:r>
         <w:rPr>
-          <w:rFonts w:hint="eastAsia"/>
+          <w:rFonts w:hint="eastAsia" w:eastAsia="黑体"/>
         </w:rPr>
         <w:t xml:space="preserve">、可选复位按键相连）；</w:t>
       </w:r>
       <w:r>
         <w:rPr>
-          <w:rFonts w:hint="eastAsia"/>
+          <w:rFonts w:hint="eastAsia" w:eastAsia="黑体"/>
           <w:b/>
           <w:bCs/>
         </w:rPr>
@@ -330,6 +370,7 @@
       </w:r>
       <w:r>
         <w:rPr>
+          <w:rFonts w:eastAsia="黑体"/>
           <w:b/>
           <w:bCs/>
         </w:rPr>
@@ -337,7 +378,7 @@
       </w:r>
       <w:r>
         <w:rPr>
-          <w:rFonts w:hint="eastAsia"/>
+          <w:rFonts w:hint="eastAsia" w:eastAsia="黑体"/>
           <w:b/>
           <w:bCs/>
         </w:rPr>
@@ -345,6 +386,7 @@
       </w:r>
       <w:r>
         <w:rPr>
+          <w:rFonts w:eastAsia="黑体"/>
           <w:b/>
           <w:bCs/>
         </w:rPr>
@@ -352,7 +394,7 @@
       </w:r>
       <w:r>
         <w:rPr>
-          <w:rFonts w:hint="eastAsia"/>
+          <w:rFonts w:hint="eastAsia" w:eastAsia="黑体"/>
           <w:b/>
           <w:bCs/>
         </w:rPr>
@@ -360,22 +402,25 @@
       </w:r>
       <w:r>
         <w:rPr>
-          <w:rFonts w:hint="eastAsia"/>
+          <w:rFonts w:hint="eastAsia" w:eastAsia="黑体"/>
         </w:rPr>
         <w:t xml:space="preserve">（晶振一脚与</w:t>
       </w:r>
       <w:r>
+        <w:rPr>
+          <w:rFonts w:eastAsia="黑体"/>
+        </w:rPr>
         <w:t xml:space="preserve"> C1 </w:t>
       </w:r>
       <w:r>
         <w:rPr>
-          <w:rFonts w:hint="eastAsia"/>
+          <w:rFonts w:hint="eastAsia" w:eastAsia="黑体"/>
         </w:rPr>
         <w:t xml:space="preserve">上端）；</w:t>
       </w:r>
       <w:r>
         <w:rPr>
-          <w:rFonts w:hint="eastAsia"/>
+          <w:rFonts w:hint="eastAsia" w:eastAsia="黑体"/>
           <w:b/>
           <w:bCs/>
         </w:rPr>
@@ -383,6 +428,7 @@
       </w:r>
       <w:r>
         <w:rPr>
+          <w:rFonts w:eastAsia="黑体"/>
           <w:b/>
           <w:bCs/>
         </w:rPr>
@@ -390,7 +436,7 @@
       </w:r>
       <w:r>
         <w:rPr>
-          <w:rFonts w:hint="eastAsia"/>
+          <w:rFonts w:hint="eastAsia" w:eastAsia="黑体"/>
           <w:b/>
           <w:bCs/>
         </w:rPr>
@@ -398,6 +444,7 @@
       </w:r>
       <w:r>
         <w:rPr>
+          <w:rFonts w:eastAsia="黑体"/>
           <w:b/>
           <w:bCs/>
         </w:rPr>
@@ -405,7 +452,7 @@
       </w:r>
       <w:r>
         <w:rPr>
-          <w:rFonts w:hint="eastAsia"/>
+          <w:rFonts w:hint="eastAsia" w:eastAsia="黑体"/>
           <w:b/>
           <w:bCs/>
         </w:rPr>
@@ -413,22 +460,25 @@
       </w:r>
       <w:r>
         <w:rPr>
-          <w:rFonts w:hint="eastAsia"/>
+          <w:rFonts w:hint="eastAsia" w:eastAsia="黑体"/>
         </w:rPr>
         <w:t xml:space="preserve">（晶振另一脚与</w:t>
       </w:r>
       <w:r>
+        <w:rPr>
+          <w:rFonts w:eastAsia="黑体"/>
+        </w:rPr>
         <w:t xml:space="preserve"> C2 </w:t>
       </w:r>
       <w:r>
         <w:rPr>
-          <w:rFonts w:hint="eastAsia"/>
+          <w:rFonts w:hint="eastAsia" w:eastAsia="黑体"/>
         </w:rPr>
         <w:t xml:space="preserve">上端）；</w:t>
       </w:r>
       <w:r>
         <w:rPr>
-          <w:rFonts w:hint="eastAsia"/>
+          <w:rFonts w:hint="eastAsia" w:eastAsia="黑体"/>
           <w:b/>
           <w:bCs/>
         </w:rPr>
@@ -436,6 +486,7 @@
       </w:r>
       <w:r>
         <w:rPr>
+          <w:rFonts w:eastAsia="黑体"/>
           <w:b/>
           <w:bCs/>
         </w:rPr>
@@ -443,7 +494,7 @@
       </w:r>
       <w:r>
         <w:rPr>
-          <w:rFonts w:hint="eastAsia"/>
+          <w:rFonts w:hint="eastAsia" w:eastAsia="黑体"/>
           <w:b/>
           <w:bCs/>
         </w:rPr>
@@ -451,6 +502,7 @@
       </w:r>
       <w:r>
         <w:rPr>
+          <w:rFonts w:eastAsia="黑体"/>
           <w:b/>
           <w:bCs/>
         </w:rPr>
@@ -481,31 +533,37 @@
       </m:oMath>
       <w:r>
         <w:rPr>
-          <w:rFonts w:hint="eastAsia"/>
+          <w:rFonts w:hint="eastAsia" w:eastAsia="黑体"/>
         </w:rPr>
         <w:t xml:space="preserve">（MCU</w:t>
       </w:r>
       <w:r>
+        <w:rPr>
+          <w:rFonts w:eastAsia="黑体"/>
+        </w:rPr>
         <w:t xml:space="preserve"> </w:t>
       </w:r>
       <w:r>
         <w:rPr>
-          <w:rFonts w:hint="eastAsia"/>
+          <w:rFonts w:hint="eastAsia" w:eastAsia="黑体"/>
         </w:rPr>
         <w:t xml:space="preserve">的</w:t>
       </w:r>
       <w:r>
+        <w:rPr>
+          <w:rFonts w:eastAsia="黑体"/>
+        </w:rPr>
         <w:t xml:space="preserve"> VDD </w:t>
       </w:r>
       <w:r>
         <w:rPr>
-          <w:rFonts w:hint="eastAsia"/>
+          <w:rFonts w:hint="eastAsia" w:eastAsia="黑体"/>
         </w:rPr>
         <w:t xml:space="preserve">与去耦电容）；</w:t>
       </w:r>
       <w:r>
         <w:rPr>
-          <w:rFonts w:hint="eastAsia"/>
+          <w:rFonts w:hint="eastAsia" w:eastAsia="黑体"/>
           <w:b/>
           <w:bCs/>
         </w:rPr>
@@ -513,6 +571,7 @@
       </w:r>
       <w:r>
         <w:rPr>
+          <w:rFonts w:eastAsia="黑体"/>
           <w:b/>
           <w:bCs/>
         </w:rPr>
@@ -520,7 +579,7 @@
       </w:r>
       <w:r>
         <w:rPr>
-          <w:rFonts w:hint="eastAsia"/>
+          <w:rFonts w:hint="eastAsia" w:eastAsia="黑体"/>
           <w:b/>
           <w:bCs/>
         </w:rPr>
@@ -528,12 +587,16 @@
       </w:r>
       <w:r>
         <w:rPr>
+          <w:rFonts w:eastAsia="黑体"/>
           <w:b/>
           <w:bCs/>
         </w:rPr>
         <w:t xml:space="preserve"> GND</w:t>
       </w:r>
       <w:r>
+        <w:rPr>
+          <w:rFonts w:eastAsia="黑体"/>
+        </w:rPr>
         <w:t xml:space="preserve">。</w:t>
       </w:r>
     </w:p>
@@ -541,65 +604,81 @@
       <w:pPr/>
       <w:r>
         <w:rPr>
-          <w:rFonts w:hint="eastAsia"/>
+          <w:rFonts w:hint="eastAsia" w:eastAsia="黑体"/>
         </w:rPr>
         <w:t xml:space="preserve">各元件管脚连接：</w:t>
       </w:r>
       <w:r>
         <w:rPr>
+          <w:rFonts w:eastAsia="黑体"/>
           <w:b/>
           <w:bCs/>
         </w:rPr>
         <w:t xml:space="preserve">MCU</w:t>
       </w:r>
       <w:r>
+        <w:rPr>
+          <w:rFonts w:eastAsia="黑体"/>
+        </w:rPr>
         <w:t xml:space="preserve"> </w:t>
       </w:r>
       <w:r>
         <w:rPr>
-          <w:rFonts w:hint="eastAsia"/>
+          <w:rFonts w:hint="eastAsia" w:eastAsia="黑体"/>
         </w:rPr>
         <w:t xml:space="preserve">的复位脚接节点①、XTAL1</w:t>
       </w:r>
       <w:r>
+        <w:rPr>
+          <w:rFonts w:eastAsia="黑体"/>
+        </w:rPr>
         <w:t xml:space="preserve"> </w:t>
       </w:r>
       <w:r>
         <w:rPr>
-          <w:rFonts w:hint="eastAsia"/>
+          <w:rFonts w:hint="eastAsia" w:eastAsia="黑体"/>
         </w:rPr>
         <w:t xml:space="preserve">脚接节点②、XTAL2</w:t>
       </w:r>
       <w:r>
+        <w:rPr>
+          <w:rFonts w:eastAsia="黑体"/>
+        </w:rPr>
         <w:t xml:space="preserve"> </w:t>
       </w:r>
       <w:r>
         <w:rPr>
-          <w:rFonts w:hint="eastAsia"/>
+          <w:rFonts w:hint="eastAsia" w:eastAsia="黑体"/>
         </w:rPr>
         <w:t xml:space="preserve">脚接节点③、电源脚</w:t>
       </w:r>
       <w:r>
+        <w:rPr>
+          <w:rFonts w:eastAsia="黑体"/>
+        </w:rPr>
         <w:t xml:space="preserve"> </w:t>
       </w:r>
       <w:r>
         <w:rPr>
-          <w:rFonts w:hint="eastAsia"/>
+          <w:rFonts w:hint="eastAsia" w:eastAsia="黑体"/>
         </w:rPr>
         <w:t xml:space="preserve">VDD（可多路）接节点④、地脚</w:t>
       </w:r>
       <w:r>
+        <w:rPr>
+          <w:rFonts w:eastAsia="黑体"/>
+        </w:rPr>
         <w:t xml:space="preserve"> GND </w:t>
       </w:r>
       <w:r>
         <w:rPr>
-          <w:rFonts w:hint="eastAsia"/>
+          <w:rFonts w:hint="eastAsia" w:eastAsia="黑体"/>
         </w:rPr>
         <w:t xml:space="preserve">接节点⑤；</w:t>
       </w:r>
       <w:r>
         <w:rPr>
-          <w:rFonts w:hint="eastAsia"/>
+          <w:rFonts w:hint="eastAsia" w:eastAsia="黑体"/>
           <w:b/>
           <w:bCs/>
         </w:rPr>
@@ -607,6 +686,7 @@
       </w:r>
       <w:r>
         <w:rPr>
+          <w:rFonts w:eastAsia="黑体"/>
           <w:b/>
           <w:bCs/>
         </w:rPr>
@@ -633,24 +713,33 @@
         </m:sSub>
       </m:oMath>
       <w:r>
+        <w:rPr>
+          <w:rFonts w:eastAsia="黑体"/>
+        </w:rPr>
         <w:t xml:space="preserve"> </w:t>
       </w:r>
       <w:r>
         <w:rPr>
-          <w:rFonts w:hint="eastAsia"/>
+          <w:rFonts w:hint="eastAsia" w:eastAsia="黑体"/>
         </w:rPr>
         <w:t xml:space="preserve">一端接节点④</w:t>
       </w:r>
       <w:r>
+        <w:rPr>
+          <w:rFonts w:eastAsia="黑体"/>
+        </w:rPr>
         <w:t xml:space="preserve"> </w:t>
       </w:r>
       <w:r>
         <w:rPr>
-          <w:rFonts w:hint="eastAsia"/>
+          <w:rFonts w:hint="eastAsia" w:eastAsia="黑体"/>
         </w:rPr>
         <w:t xml:space="preserve">的</w:t>
       </w:r>
       <w:r>
+        <w:rPr>
+          <w:rFonts w:eastAsia="黑体"/>
+        </w:rPr>
         <w:t xml:space="preserve"> </w:t>
       </w:r>
       <m:oMath>
@@ -678,13 +767,13 @@
       </m:oMath>
       <w:r>
         <w:rPr>
-          <w:rFonts w:hint="eastAsia"/>
+          <w:rFonts w:hint="eastAsia" w:eastAsia="黑体"/>
         </w:rPr>
         <w:t xml:space="preserve">、另一端接节点①，</w:t>
       </w:r>
       <w:r>
         <w:rPr>
-          <w:rFonts w:hint="eastAsia"/>
+          <w:rFonts w:hint="eastAsia" w:eastAsia="黑体"/>
           <w:b/>
           <w:bCs/>
         </w:rPr>
@@ -692,6 +781,7 @@
       </w:r>
       <w:r>
         <w:rPr>
+          <w:rFonts w:eastAsia="黑体"/>
           <w:b/>
           <w:bCs/>
         </w:rPr>
@@ -718,33 +808,45 @@
         </m:sSub>
       </m:oMath>
       <w:r>
+        <w:rPr>
+          <w:rFonts w:eastAsia="黑体"/>
+        </w:rPr>
         <w:t xml:space="preserve"> </w:t>
       </w:r>
       <w:r>
         <w:rPr>
-          <w:rFonts w:hint="eastAsia"/>
+          <w:rFonts w:hint="eastAsia" w:eastAsia="黑体"/>
         </w:rPr>
         <w:t xml:space="preserve">一端接节点①、另一端接节点⑤</w:t>
       </w:r>
       <w:r>
+        <w:rPr>
+          <w:rFonts w:eastAsia="黑体"/>
+        </w:rPr>
         <w:t xml:space="preserve"> </w:t>
       </w:r>
       <w:r>
         <w:rPr>
-          <w:rFonts w:hint="eastAsia"/>
+          <w:rFonts w:hint="eastAsia" w:eastAsia="黑体"/>
         </w:rPr>
         <w:t xml:space="preserve">的</w:t>
       </w:r>
       <w:r>
+        <w:rPr>
+          <w:rFonts w:eastAsia="黑体"/>
+        </w:rPr>
         <w:t xml:space="preserve"> </w:t>
       </w:r>
       <w:r>
         <w:rPr>
-          <w:rFonts w:hint="eastAsia"/>
+          <w:rFonts w:hint="eastAsia" w:eastAsia="黑体"/>
         </w:rPr>
         <w:t xml:space="preserve">GND，二者构成时间常数</w:t>
       </w:r>
       <w:r>
+        <w:rPr>
+          <w:rFonts w:eastAsia="黑体"/>
+        </w:rPr>
         <w:t xml:space="preserve"> </w:t>
       </w:r>
       <m:oMath>
@@ -795,35 +897,44 @@
         </m:sSub>
       </m:oMath>
       <w:r>
+        <w:rPr>
+          <w:rFonts w:eastAsia="黑体"/>
+        </w:rPr>
         <w:t xml:space="preserve"> </w:t>
       </w:r>
       <w:r>
         <w:rPr>
-          <w:rFonts w:hint="eastAsia"/>
+          <w:rFonts w:hint="eastAsia" w:eastAsia="黑体"/>
         </w:rPr>
         <w:t xml:space="preserve">的上电复位（可选复位按键跨接在节点①</w:t>
       </w:r>
       <w:r>
+        <w:rPr>
+          <w:rFonts w:eastAsia="黑体"/>
+        </w:rPr>
         <w:t xml:space="preserve"> </w:t>
       </w:r>
       <w:r>
         <w:rPr>
-          <w:rFonts w:hint="eastAsia"/>
+          <w:rFonts w:hint="eastAsia" w:eastAsia="黑体"/>
         </w:rPr>
         <w:t xml:space="preserve">与</w:t>
       </w:r>
       <w:r>
+        <w:rPr>
+          <w:rFonts w:eastAsia="黑体"/>
+        </w:rPr>
         <w:t xml:space="preserve"> GND </w:t>
       </w:r>
       <w:r>
         <w:rPr>
-          <w:rFonts w:hint="eastAsia"/>
+          <w:rFonts w:hint="eastAsia" w:eastAsia="黑体"/>
         </w:rPr>
         <w:t xml:space="preserve">之间手动复位）；</w:t>
       </w:r>
       <w:r>
         <w:rPr>
-          <w:rFonts w:hint="eastAsia"/>
+          <w:rFonts w:hint="eastAsia" w:eastAsia="黑体"/>
           <w:b/>
           <w:bCs/>
         </w:rPr>
@@ -831,23 +942,27 @@
       </w:r>
       <w:r>
         <w:rPr>
+          <w:rFonts w:eastAsia="黑体"/>
           <w:b/>
           <w:bCs/>
         </w:rPr>
         <w:t xml:space="preserve"> Y1</w:t>
       </w:r>
       <w:r>
+        <w:rPr>
+          <w:rFonts w:eastAsia="黑体"/>
+        </w:rPr>
         <w:t xml:space="preserve"> </w:t>
       </w:r>
       <w:r>
         <w:rPr>
-          <w:rFonts w:hint="eastAsia"/>
+          <w:rFonts w:hint="eastAsia" w:eastAsia="黑体"/>
         </w:rPr>
         <w:t xml:space="preserve">一脚接节点②、另一脚接节点③，</w:t>
       </w:r>
       <w:r>
         <w:rPr>
-          <w:rFonts w:hint="eastAsia"/>
+          <w:rFonts w:hint="eastAsia" w:eastAsia="黑体"/>
           <w:b/>
           <w:bCs/>
         </w:rPr>
@@ -855,23 +970,27 @@
       </w:r>
       <w:r>
         <w:rPr>
+          <w:rFonts w:eastAsia="黑体"/>
           <w:b/>
           <w:bCs/>
         </w:rPr>
         <w:t xml:space="preserve"> C1</w:t>
       </w:r>
       <w:r>
+        <w:rPr>
+          <w:rFonts w:eastAsia="黑体"/>
+        </w:rPr>
         <w:t xml:space="preserve"> </w:t>
       </w:r>
       <w:r>
         <w:rPr>
-          <w:rFonts w:hint="eastAsia"/>
+          <w:rFonts w:hint="eastAsia" w:eastAsia="黑体"/>
         </w:rPr>
         <w:t xml:space="preserve">一端接节点②、另一端接节点⑤，</w:t>
       </w:r>
       <w:r>
         <w:rPr>
-          <w:rFonts w:hint="eastAsia"/>
+          <w:rFonts w:hint="eastAsia" w:eastAsia="黑体"/>
           <w:b/>
           <w:bCs/>
         </w:rPr>
@@ -879,23 +998,27 @@
       </w:r>
       <w:r>
         <w:rPr>
+          <w:rFonts w:eastAsia="黑体"/>
           <w:b/>
           <w:bCs/>
         </w:rPr>
         <w:t xml:space="preserve"> C2</w:t>
       </w:r>
       <w:r>
+        <w:rPr>
+          <w:rFonts w:eastAsia="黑体"/>
+        </w:rPr>
         <w:t xml:space="preserve"> </w:t>
       </w:r>
       <w:r>
         <w:rPr>
-          <w:rFonts w:hint="eastAsia"/>
+          <w:rFonts w:hint="eastAsia" w:eastAsia="黑体"/>
         </w:rPr>
         <w:t xml:space="preserve">一端接节点③、另一端接节点⑤；</w:t>
       </w:r>
       <w:r>
         <w:rPr>
-          <w:rFonts w:hint="eastAsia"/>
+          <w:rFonts w:hint="eastAsia" w:eastAsia="黑体"/>
           <w:b/>
           <w:bCs/>
         </w:rPr>
@@ -903,25 +1026,31 @@
       </w:r>
       <w:r>
         <w:rPr>
-          <w:rFonts w:hint="eastAsia"/>
+          <w:rFonts w:hint="eastAsia" w:eastAsia="黑体"/>
         </w:rPr>
         <w:t xml:space="preserve">（每对</w:t>
       </w:r>
       <w:r>
+        <w:rPr>
+          <w:rFonts w:eastAsia="黑体"/>
+        </w:rPr>
         <w:t xml:space="preserve"> VDD/GND </w:t>
       </w:r>
       <w:r>
         <w:rPr>
-          <w:rFonts w:hint="eastAsia"/>
+          <w:rFonts w:hint="eastAsia" w:eastAsia="黑体"/>
         </w:rPr>
         <w:t xml:space="preserve">就近放</w:t>
       </w:r>
       <w:r>
+        <w:rPr>
+          <w:rFonts w:eastAsia="黑体"/>
+        </w:rPr>
         <w:t xml:space="preserve"> 100 </w:t>
       </w:r>
       <w:r>
         <w:rPr>
-          <w:rFonts w:hint="eastAsia"/>
+          <w:rFonts w:hint="eastAsia" w:eastAsia="黑体"/>
         </w:rPr>
         <w:t xml:space="preserve">nF，电源入口加更大容量电解）一端接节点④、另一端接节点⑤，就近旁路电源纹波。</w:t>
       </w:r>
@@ -930,25 +1059,31 @@
       <w:pPr/>
       <w:r>
         <w:rPr>
-          <w:rFonts w:hint="eastAsia"/>
+          <w:rFonts w:hint="eastAsia" w:eastAsia="黑体"/>
         </w:rPr>
         <w:t xml:space="preserve">由此构成”MCU</w:t>
       </w:r>
       <w:r>
+        <w:rPr>
+          <w:rFonts w:eastAsia="黑体"/>
+        </w:rPr>
         <w:t xml:space="preserve"> </w:t>
       </w:r>
       <w:r>
         <w:rPr>
-          <w:rFonts w:hint="eastAsia"/>
+          <w:rFonts w:hint="eastAsia" w:eastAsia="黑体"/>
         </w:rPr>
         <w:t xml:space="preserve">配去耦、晶振/时钟与</w:t>
       </w:r>
       <w:r>
+        <w:rPr>
+          <w:rFonts w:eastAsia="黑体"/>
+        </w:rPr>
         <w:t xml:space="preserve"> RC </w:t>
       </w:r>
       <w:r>
         <w:rPr>
-          <w:rFonts w:hint="eastAsia"/>
+          <w:rFonts w:hint="eastAsia" w:eastAsia="黑体"/>
         </w:rPr>
         <w:t xml:space="preserve">复位的最小可独立运行系统”组态，是所有单片机应用系统的核心骨架。</w:t>
       </w:r>
@@ -961,7 +1096,7 @@
       </w:pPr>
       <w:r>
         <w:rPr>
-          <w:rFonts w:hint="eastAsia"/>
+          <w:rFonts w:hint="eastAsia" w:eastAsia="黑体"/>
         </w:rPr>
         <w:t xml:space="preserve">工作原理</w:t>
       </w:r>
@@ -972,34 +1107,43 @@
       </w:pPr>
       <w:r>
         <w:rPr>
-          <w:rFonts w:hint="eastAsia"/>
+          <w:rFonts w:hint="eastAsia" w:eastAsia="黑体"/>
         </w:rPr>
         <w:t xml:space="preserve">上电后，复位电路保持</w:t>
       </w:r>
       <w:r>
+        <w:rPr>
+          <w:rFonts w:eastAsia="黑体"/>
+        </w:rPr>
         <w:t xml:space="preserve"> RESET </w:t>
       </w:r>
       <w:r>
         <w:rPr>
-          <w:rFonts w:hint="eastAsia"/>
+          <w:rFonts w:hint="eastAsia" w:eastAsia="黑体"/>
         </w:rPr>
         <w:t xml:space="preserve">引脚一段时间为低/高电平使</w:t>
       </w:r>
       <w:r>
+        <w:rPr>
+          <w:rFonts w:eastAsia="黑体"/>
+        </w:rPr>
         <w:t xml:space="preserve"> MCU </w:t>
       </w:r>
       <w:r>
         <w:rPr>
-          <w:rFonts w:hint="eastAsia"/>
+          <w:rFonts w:hint="eastAsia" w:eastAsia="黑体"/>
         </w:rPr>
         <w:t xml:space="preserve">完成复位，随后晶振起振提供稳定系统时钟，MCU</w:t>
       </w:r>
       <w:r>
+        <w:rPr>
+          <w:rFonts w:eastAsia="黑体"/>
+        </w:rPr>
         <w:t xml:space="preserve"> </w:t>
       </w:r>
       <w:r>
         <w:rPr>
-          <w:rFonts w:hint="eastAsia"/>
+          <w:rFonts w:hint="eastAsia" w:eastAsia="黑体"/>
         </w:rPr>
         <w:t xml:space="preserve">从复位向量开始取指执行程序；去耦电容就近旁路电源纹波，保证内核供电稳定。</w:t>
       </w:r>
@@ -1012,7 +1156,7 @@
       </w:pPr>
       <w:r>
         <w:rPr>
-          <w:rFonts w:hint="eastAsia"/>
+          <w:rFonts w:hint="eastAsia" w:eastAsia="黑体"/>
         </w:rPr>
         <w:t xml:space="preserve">关键计算公式</w:t>
       </w:r>
@@ -1026,7 +1170,7 @@
       </w:pPr>
       <w:r>
         <w:rPr>
-          <w:rFonts w:hint="eastAsia"/>
+          <w:rFonts w:hint="eastAsia" w:eastAsia="黑体"/>
         </w:rPr>
         <w:t xml:space="preserve">晶振负载电容（</w:t>
       </w:r>
@@ -1045,11 +1189,14 @@
         </m:sSub>
       </m:oMath>
       <w:r>
+        <w:rPr>
+          <w:rFonts w:eastAsia="黑体"/>
+        </w:rPr>
         <w:t xml:space="preserve"> </w:t>
       </w:r>
       <w:r>
         <w:rPr>
-          <w:rFonts w:hint="eastAsia"/>
+          <w:rFonts w:hint="eastAsia" w:eastAsia="黑体"/>
         </w:rPr>
         <w:t xml:space="preserve">由晶振手册给出）：</w:t>
       </w:r>
@@ -1175,7 +1322,7 @@
       </w:pPr>
       <w:r>
         <w:rPr>
-          <w:rFonts w:hint="eastAsia"/>
+          <w:rFonts w:hint="eastAsia" w:eastAsia="黑体"/>
         </w:rPr>
         <w:t xml:space="preserve">复位时间常数：</w:t>
       </w:r>
@@ -1217,16 +1364,19 @@
       </w:pPr>
       <w:r>
         <w:rPr>
-          <w:rFonts w:hint="eastAsia"/>
+          <w:rFonts w:hint="eastAsia" w:eastAsia="黑体"/>
         </w:rPr>
         <w:t xml:space="preserve">晶振频率与机器周期（以</w:t>
       </w:r>
       <w:r>
+        <w:rPr>
+          <w:rFonts w:eastAsia="黑体"/>
+        </w:rPr>
         <w:t xml:space="preserve"> 1T </w:t>
       </w:r>
       <w:r>
         <w:rPr>
-          <w:rFonts w:hint="eastAsia"/>
+          <w:rFonts w:hint="eastAsia" w:eastAsia="黑体"/>
         </w:rPr>
         <w:t xml:space="preserve">或分频为例）：</w:t>
       </w:r>
@@ -1314,7 +1464,7 @@
             </w:pPr>
             <w:r>
               <w:rPr>
-                <w:rFonts w:hint="eastAsia"/>
+                <w:rFonts w:hint="eastAsia" w:eastAsia="黑体"/>
               </w:rPr>
               <w:t xml:space="preserve">符号</w:t>
             </w:r>
@@ -1328,7 +1478,7 @@
             </w:pPr>
             <w:r>
               <w:rPr>
-                <w:rFonts w:hint="eastAsia"/>
+                <w:rFonts w:hint="eastAsia" w:eastAsia="黑体"/>
               </w:rPr>
               <w:t xml:space="preserve">含义</w:t>
             </w:r>
@@ -1342,7 +1492,7 @@
             </w:pPr>
             <w:r>
               <w:rPr>
-                <w:rFonts w:hint="eastAsia"/>
+                <w:rFonts w:hint="eastAsia" w:eastAsia="黑体"/>
               </w:rPr>
               <w:t xml:space="preserve">单位</w:t>
             </w:r>
@@ -1371,6 +1521,9 @@
               </m:sSub>
             </m:oMath>
             <w:r>
+              <w:rPr>
+                <w:rFonts w:eastAsia="黑体"/>
+              </w:rPr>
               <w:t xml:space="preserve">​</w:t>
             </w:r>
           </w:p>
@@ -1383,7 +1536,7 @@
             </w:pPr>
             <w:r>
               <w:rPr>
-                <w:rFonts w:hint="eastAsia"/>
+                <w:rFonts w:hint="eastAsia" w:eastAsia="黑体"/>
               </w:rPr>
               <w:t xml:space="preserve">晶振标称负载电容</w:t>
             </w:r>
@@ -1396,6 +1549,9 @@
               <w:pStyle w:val="Compact"/>
             </w:pPr>
             <w:r>
+              <w:rPr>
+                <w:rFonts w:eastAsia="黑体"/>
+              </w:rPr>
               <w:t xml:space="preserve">F</w:t>
             </w:r>
           </w:p>
@@ -1435,6 +1591,9 @@
               </m:sSub>
             </m:oMath>
             <w:r>
+              <w:rPr>
+                <w:rFonts w:eastAsia="黑体"/>
+              </w:rPr>
               <w:t xml:space="preserve">​</w:t>
             </w:r>
           </w:p>
@@ -1447,7 +1606,7 @@
             </w:pPr>
             <w:r>
               <w:rPr>
-                <w:rFonts w:hint="eastAsia"/>
+                <w:rFonts w:hint="eastAsia" w:eastAsia="黑体"/>
               </w:rPr>
               <w:t xml:space="preserve">走线寄生电容</w:t>
             </w:r>
@@ -1460,6 +1619,9 @@
               <w:pStyle w:val="Compact"/>
             </w:pPr>
             <w:r>
+              <w:rPr>
+                <w:rFonts w:eastAsia="黑体"/>
+              </w:rPr>
               <w:t xml:space="preserve">F</w:t>
             </w:r>
           </w:p>
@@ -1511,6 +1673,9 @@
               </m:sSub>
             </m:oMath>
             <w:r>
+              <w:rPr>
+                <w:rFonts w:eastAsia="黑体"/>
+              </w:rPr>
               <w:t xml:space="preserve">​</w:t>
             </w:r>
           </w:p>
@@ -1523,7 +1688,7 @@
             </w:pPr>
             <w:r>
               <w:rPr>
-                <w:rFonts w:hint="eastAsia"/>
+                <w:rFonts w:hint="eastAsia" w:eastAsia="黑体"/>
               </w:rPr>
               <w:t xml:space="preserve">外接负载电容</w:t>
             </w:r>
@@ -1536,6 +1701,9 @@
               <w:pStyle w:val="Compact"/>
             </w:pPr>
             <w:r>
+              <w:rPr>
+                <w:rFonts w:eastAsia="黑体"/>
+              </w:rPr>
               <w:t xml:space="preserve">F</w:t>
             </w:r>
           </w:p>
@@ -1554,6 +1722,9 @@
               </m:r>
             </m:oMath>
             <w:r>
+              <w:rPr>
+                <w:rFonts w:eastAsia="黑体"/>
+              </w:rPr>
               <w:t xml:space="preserve">​</w:t>
             </w:r>
           </w:p>
@@ -1566,7 +1737,7 @@
             </w:pPr>
             <w:r>
               <w:rPr>
-                <w:rFonts w:hint="eastAsia"/>
+                <w:rFonts w:hint="eastAsia" w:eastAsia="黑体"/>
               </w:rPr>
               <w:t xml:space="preserve">复位电阻</w:t>
             </w:r>
@@ -1579,6 +1750,9 @@
               <w:pStyle w:val="Compact"/>
             </w:pPr>
             <w:r>
+              <w:rPr>
+                <w:rFonts w:eastAsia="黑体"/>
+              </w:rPr>
               <w:t xml:space="preserve">Ω</w:t>
             </w:r>
           </w:p>
@@ -1597,6 +1771,9 @@
               </m:r>
             </m:oMath>
             <w:r>
+              <w:rPr>
+                <w:rFonts w:eastAsia="黑体"/>
+              </w:rPr>
               <w:t xml:space="preserve">​</w:t>
             </w:r>
           </w:p>
@@ -1609,7 +1786,7 @@
             </w:pPr>
             <w:r>
               <w:rPr>
-                <w:rFonts w:hint="eastAsia"/>
+                <w:rFonts w:hint="eastAsia" w:eastAsia="黑体"/>
               </w:rPr>
               <w:t xml:space="preserve">复位电容</w:t>
             </w:r>
@@ -1622,6 +1799,9 @@
               <w:pStyle w:val="Compact"/>
             </w:pPr>
             <w:r>
+              <w:rPr>
+                <w:rFonts w:eastAsia="黑体"/>
+              </w:rPr>
               <w:t xml:space="preserve">F</w:t>
             </w:r>
           </w:p>
@@ -1640,6 +1820,9 @@
               </m:r>
             </m:oMath>
             <w:r>
+              <w:rPr>
+                <w:rFonts w:eastAsia="黑体"/>
+              </w:rPr>
               <w:t xml:space="preserve">​</w:t>
             </w:r>
           </w:p>
@@ -1652,7 +1835,7 @@
             </w:pPr>
             <w:r>
               <w:rPr>
-                <w:rFonts w:hint="eastAsia"/>
+                <w:rFonts w:hint="eastAsia" w:eastAsia="黑体"/>
               </w:rPr>
               <w:t xml:space="preserve">复位时间常数</w:t>
             </w:r>
@@ -1665,6 +1848,9 @@
               <w:pStyle w:val="Compact"/>
             </w:pPr>
             <w:r>
+              <w:rPr>
+                <w:rFonts w:eastAsia="黑体"/>
+              </w:rPr>
               <w:t xml:space="preserve">s</w:t>
             </w:r>
           </w:p>
@@ -1698,6 +1884,9 @@
               </m:sSub>
             </m:oMath>
             <w:r>
+              <w:rPr>
+                <w:rFonts w:eastAsia="黑体"/>
+              </w:rPr>
               <w:t xml:space="preserve">​</w:t>
             </w:r>
           </w:p>
@@ -1710,7 +1899,7 @@
             </w:pPr>
             <w:r>
               <w:rPr>
-                <w:rFonts w:hint="eastAsia"/>
+                <w:rFonts w:hint="eastAsia" w:eastAsia="黑体"/>
               </w:rPr>
               <w:t xml:space="preserve">晶振频率</w:t>
             </w:r>
@@ -1723,6 +1912,9 @@
               <w:pStyle w:val="Compact"/>
             </w:pPr>
             <w:r>
+              <w:rPr>
+                <w:rFonts w:eastAsia="黑体"/>
+              </w:rPr>
               <w:t xml:space="preserve">Hz</w:t>
             </w:r>
           </w:p>
@@ -1737,7 +1929,7 @@
       </w:pPr>
       <w:r>
         <w:rPr>
-          <w:rFonts w:hint="eastAsia"/>
+          <w:rFonts w:hint="eastAsia" w:eastAsia="黑体"/>
         </w:rPr>
         <w:t xml:space="preserve">元件调整影响</w:t>
       </w:r>
@@ -1752,7 +1944,7 @@
       </w:pPr>
       <w:r>
         <w:rPr>
-          <w:rFonts w:hint="eastAsia"/>
+          <w:rFonts w:hint="eastAsia" w:eastAsia="黑体"/>
           <w:b/>
           <w:bCs/>
         </w:rPr>
@@ -1760,20 +1952,27 @@
       </w:r>
       <w:r>
         <w:rPr>
+          <w:rFonts w:eastAsia="黑体"/>
           <w:b/>
           <w:bCs/>
         </w:rPr>
         <w:t xml:space="preserve"> C↑</w:t>
       </w:r>
       <w:r>
+        <w:rPr>
+          <w:rFonts w:eastAsia="黑体"/>
+        </w:rPr>
         <w:t xml:space="preserve"> </w:t>
       </w:r>
       <w:r>
+        <w:rPr>
+          <w:rFonts w:eastAsia="黑体"/>
+        </w:rPr>
         <w:t xml:space="preserve">→ </w:t>
       </w:r>
       <w:r>
         <w:rPr>
-          <w:rFonts w:hint="eastAsia"/>
+          <w:rFonts w:hint="eastAsia" w:eastAsia="黑体"/>
         </w:rPr>
         <w:t xml:space="preserve">复位脉宽变长（</w:t>
       </w:r>
@@ -1783,11 +1982,14 @@
         </m:r>
       </m:oMath>
       <w:r>
+        <w:rPr>
+          <w:rFonts w:eastAsia="黑体"/>
+        </w:rPr>
         <w:t xml:space="preserve"> </w:t>
       </w:r>
       <w:r>
         <w:rPr>
-          <w:rFonts w:hint="eastAsia"/>
+          <w:rFonts w:hint="eastAsia" w:eastAsia="黑体"/>
         </w:rPr>
         <w:t xml:space="preserve">增大），上电复位更可靠，但过大会延迟启动。</w:t>
       </w:r>
@@ -1802,7 +2004,7 @@
       </w:pPr>
       <w:r>
         <w:rPr>
-          <w:rFonts w:hint="eastAsia"/>
+          <w:rFonts w:hint="eastAsia" w:eastAsia="黑体"/>
           <w:b/>
           <w:bCs/>
         </w:rPr>
@@ -1810,20 +2012,27 @@
       </w:r>
       <w:r>
         <w:rPr>
+          <w:rFonts w:eastAsia="黑体"/>
           <w:b/>
           <w:bCs/>
         </w:rPr>
         <w:t xml:space="preserve"> R↑</w:t>
       </w:r>
       <w:r>
+        <w:rPr>
+          <w:rFonts w:eastAsia="黑体"/>
+        </w:rPr>
         <w:t xml:space="preserve"> </w:t>
       </w:r>
       <w:r>
+        <w:rPr>
+          <w:rFonts w:eastAsia="黑体"/>
+        </w:rPr>
         <w:t xml:space="preserve">→ </w:t>
       </w:r>
       <w:r>
         <w:rPr>
-          <w:rFonts w:hint="eastAsia"/>
+          <w:rFonts w:hint="eastAsia" w:eastAsia="黑体"/>
         </w:rPr>
         <w:t xml:space="preserve">静态电流减小，但抗干扰能力下降。</w:t>
       </w:r>
@@ -1838,21 +2047,27 @@
       </w:pPr>
       <w:r>
         <w:rPr>
-          <w:rFonts w:hint="eastAsia"/>
+          <w:rFonts w:hint="eastAsia" w:eastAsia="黑体"/>
           <w:b/>
           <w:bCs/>
         </w:rPr>
         <w:t xml:space="preserve">晶振负载电容改变</w:t>
       </w:r>
       <w:r>
+        <w:rPr>
+          <w:rFonts w:eastAsia="黑体"/>
+        </w:rPr>
         <w:t xml:space="preserve"> </w:t>
       </w:r>
       <w:r>
+        <w:rPr>
+          <w:rFonts w:eastAsia="黑体"/>
+        </w:rPr>
         <w:t xml:space="preserve">→ </w:t>
       </w:r>
       <w:r>
         <w:rPr>
-          <w:rFonts w:hint="eastAsia"/>
+          <w:rFonts w:hint="eastAsia" w:eastAsia="黑体"/>
         </w:rPr>
         <w:t xml:space="preserve">影响起振频率精度，偏离匹配值会偏频或起振困难。</w:t>
       </w:r>
@@ -1867,21 +2082,27 @@
       </w:pPr>
       <w:r>
         <w:rPr>
-          <w:rFonts w:hint="eastAsia"/>
+          <w:rFonts w:hint="eastAsia" w:eastAsia="黑体"/>
           <w:b/>
           <w:bCs/>
         </w:rPr>
         <w:t xml:space="preserve">去耦电容靠近芯片程度/容值</w:t>
       </w:r>
       <w:r>
+        <w:rPr>
+          <w:rFonts w:eastAsia="黑体"/>
+        </w:rPr>
         <w:t xml:space="preserve"> </w:t>
       </w:r>
       <w:r>
+        <w:rPr>
+          <w:rFonts w:eastAsia="黑体"/>
+        </w:rPr>
         <w:t xml:space="preserve">→ </w:t>
       </w:r>
       <w:r>
         <w:rPr>
-          <w:rFonts w:hint="eastAsia"/>
+          <w:rFonts w:hint="eastAsia" w:eastAsia="黑体"/>
         </w:rPr>
         <w:t xml:space="preserve">影响电源纹波抑制，靠近引脚大容量小封装效果更好。</w:t>
       </w:r>
@@ -1894,7 +2115,7 @@
       </w:pPr>
       <w:r>
         <w:rPr>
-          <w:rFonts w:hint="eastAsia"/>
+          <w:rFonts w:hint="eastAsia" w:eastAsia="黑体"/>
         </w:rPr>
         <w:t xml:space="preserve">典型参数示例</w:t>
       </w:r>
@@ -1909,11 +2130,14 @@
       </w:pPr>
       <w:r>
         <w:rPr>
-          <w:rFonts w:hint="eastAsia"/>
+          <w:rFonts w:hint="eastAsia" w:eastAsia="黑体"/>
         </w:rPr>
         <w:t xml:space="preserve">取复位</w:t>
       </w:r>
       <w:r>
+        <w:rPr>
+          <w:rFonts w:eastAsia="黑体"/>
+        </w:rPr>
         <w:t xml:space="preserve"> </w:t>
       </w:r>
       <m:oMath>
@@ -1941,6 +2165,9 @@
         </m:r>
       </m:oMath>
       <w:r>
+        <w:rPr>
+          <w:rFonts w:eastAsia="黑体"/>
+        </w:rPr>
         <w:t xml:space="preserve">、</w:t>
       </w:r>
       <m:oMath>
@@ -1969,7 +2196,7 @@
       </m:oMath>
       <w:r>
         <w:rPr>
-          <w:rFonts w:hint="eastAsia"/>
+          <w:rFonts w:hint="eastAsia" w:eastAsia="黑体"/>
         </w:rPr>
         <w:t xml:space="preserve">：</w:t>
       </w:r>
@@ -2058,6 +2285,9 @@
         </m:r>
       </m:oMath>
       <w:r>
+        <w:rPr>
+          <w:rFonts w:eastAsia="黑体"/>
+        </w:rPr>
         <w:t xml:space="preserve">。</w:t>
       </w:r>
     </w:p>
@@ -2071,11 +2301,14 @@
       </w:pPr>
       <w:r>
         <w:rPr>
-          <w:rFonts w:hint="eastAsia"/>
+          <w:rFonts w:hint="eastAsia" w:eastAsia="黑体"/>
         </w:rPr>
         <w:t xml:space="preserve">晶振</w:t>
       </w:r>
       <w:r>
+        <w:rPr>
+          <w:rFonts w:eastAsia="黑体"/>
+        </w:rPr>
         <w:t xml:space="preserve"> </w:t>
       </w:r>
       <m:oMath>
@@ -2118,6 +2351,9 @@
         </m:r>
       </m:oMath>
       <w:r>
+        <w:rPr>
+          <w:rFonts w:eastAsia="黑体"/>
+        </w:rPr>
         <w:t xml:space="preserve">、</w:t>
       </w:r>
       <m:oMath>
@@ -2154,6 +2390,9 @@
         </m:r>
       </m:oMath>
       <w:r>
+        <w:rPr>
+          <w:rFonts w:eastAsia="黑体"/>
+        </w:rPr>
         <w:t xml:space="preserve">、</w:t>
       </w:r>
       <m:oMath>
@@ -2203,7 +2442,7 @@
       </m:oMath>
       <w:r>
         <w:rPr>
-          <w:rFonts w:hint="eastAsia"/>
+          <w:rFonts w:hint="eastAsia" w:eastAsia="黑体"/>
         </w:rPr>
         <w:t xml:space="preserve">：</w:t>
       </w:r>
@@ -2304,6 +2543,9 @@
         </m:r>
       </m:oMath>
       <w:r>
+        <w:rPr>
+          <w:rFonts w:eastAsia="黑体"/>
+        </w:rPr>
         <w:t xml:space="preserve">。</w:t>
       </w:r>
     </w:p>
@@ -2315,7 +2557,7 @@
       </w:pPr>
       <w:r>
         <w:rPr>
-          <w:rFonts w:hint="eastAsia"/>
+          <w:rFonts w:hint="eastAsia" w:eastAsia="黑体"/>
         </w:rPr>
         <w:t xml:space="preserve">常见器件型号</w:t>
       </w:r>
@@ -2330,7 +2572,7 @@
       </w:pPr>
       <w:r>
         <w:rPr>
-          <w:rFonts w:hint="eastAsia"/>
+          <w:rFonts w:hint="eastAsia" w:eastAsia="黑体"/>
         </w:rPr>
         <w:t xml:space="preserve">MCU：STM32F103、STC89C52、ATmega328P。</w:t>
       </w:r>
@@ -2345,16 +2587,19 @@
       </w:pPr>
       <w:r>
         <w:rPr>
-          <w:rFonts w:hint="eastAsia"/>
+          <w:rFonts w:hint="eastAsia" w:eastAsia="黑体"/>
         </w:rPr>
         <w:t xml:space="preserve">晶振：8</w:t>
       </w:r>
       <w:r>
+        <w:rPr>
+          <w:rFonts w:eastAsia="黑体"/>
+        </w:rPr>
         <w:t xml:space="preserve"> MHz、11.0592 MHz、32.768 kHz </w:t>
       </w:r>
       <w:r>
         <w:rPr>
-          <w:rFonts w:hint="eastAsia"/>
+          <w:rFonts w:hint="eastAsia" w:eastAsia="黑体"/>
         </w:rPr>
         <w:t xml:space="preserve">有源/无源晶振。</w:t>
       </w:r>
@@ -2369,34 +2614,43 @@
       </w:pPr>
       <w:r>
         <w:rPr>
-          <w:rFonts w:hint="eastAsia"/>
+          <w:rFonts w:hint="eastAsia" w:eastAsia="黑体"/>
         </w:rPr>
         <w:t xml:space="preserve">阻容：100</w:t>
       </w:r>
       <w:r>
+        <w:rPr>
+          <w:rFonts w:eastAsia="黑体"/>
+        </w:rPr>
         <w:t xml:space="preserve"> nF </w:t>
       </w:r>
       <w:r>
         <w:rPr>
-          <w:rFonts w:hint="eastAsia"/>
+          <w:rFonts w:hint="eastAsia" w:eastAsia="黑体"/>
         </w:rPr>
         <w:t xml:space="preserve">去耦电容、10</w:t>
       </w:r>
       <w:r>
+        <w:rPr>
+          <w:rFonts w:eastAsia="黑体"/>
+        </w:rPr>
         <w:t xml:space="preserve"> kΩ </w:t>
       </w:r>
       <w:r>
         <w:rPr>
-          <w:rFonts w:hint="eastAsia"/>
+          <w:rFonts w:hint="eastAsia" w:eastAsia="黑体"/>
         </w:rPr>
         <w:t xml:space="preserve">上拉电阻、100</w:t>
       </w:r>
       <w:r>
+        <w:rPr>
+          <w:rFonts w:eastAsia="黑体"/>
+        </w:rPr>
         <w:t xml:space="preserve"> nF </w:t>
       </w:r>
       <w:r>
         <w:rPr>
-          <w:rFonts w:hint="eastAsia"/>
+          <w:rFonts w:hint="eastAsia" w:eastAsia="黑体"/>
         </w:rPr>
         <w:t xml:space="preserve">复位电容。</w:t>
       </w:r>
@@ -2409,7 +2663,7 @@
       </w:pPr>
       <w:r>
         <w:rPr>
-          <w:rFonts w:hint="eastAsia"/>
+          <w:rFonts w:hint="eastAsia" w:eastAsia="黑体"/>
         </w:rPr>
         <w:t xml:space="preserve">注意事项</w:t>
       </w:r>
@@ -2424,25 +2678,31 @@
       </w:pPr>
       <w:r>
         <w:rPr>
-          <w:rFonts w:hint="eastAsia"/>
+          <w:rFonts w:hint="eastAsia" w:eastAsia="黑体"/>
         </w:rPr>
         <w:t xml:space="preserve">每对</w:t>
       </w:r>
       <w:r>
+        <w:rPr>
+          <w:rFonts w:eastAsia="黑体"/>
+        </w:rPr>
         <w:t xml:space="preserve"> VDD/GND </w:t>
       </w:r>
       <w:r>
         <w:rPr>
-          <w:rFonts w:hint="eastAsia"/>
+          <w:rFonts w:hint="eastAsia" w:eastAsia="黑体"/>
         </w:rPr>
         <w:t xml:space="preserve">就近放</w:t>
       </w:r>
       <w:r>
+        <w:rPr>
+          <w:rFonts w:eastAsia="黑体"/>
+        </w:rPr>
         <w:t xml:space="preserve"> 100 nF </w:t>
       </w:r>
       <w:r>
         <w:rPr>
-          <w:rFonts w:hint="eastAsia"/>
+          <w:rFonts w:hint="eastAsia" w:eastAsia="黑体"/>
         </w:rPr>
         <w:t xml:space="preserve">去耦电容，电源入口加更大容量电解。</w:t>
       </w:r>
@@ -2457,16 +2717,19 @@
       </w:pPr>
       <w:r>
         <w:rPr>
-          <w:rFonts w:hint="eastAsia"/>
+          <w:rFonts w:hint="eastAsia" w:eastAsia="黑体"/>
         </w:rPr>
         <w:t xml:space="preserve">无源晶振必须配匹配的负载电容，并靠近</w:t>
       </w:r>
       <w:r>
+        <w:rPr>
+          <w:rFonts w:eastAsia="黑体"/>
+        </w:rPr>
         <w:t xml:space="preserve"> MCU </w:t>
       </w:r>
       <w:r>
         <w:rPr>
-          <w:rFonts w:hint="eastAsia"/>
+          <w:rFonts w:hint="eastAsia" w:eastAsia="黑体"/>
         </w:rPr>
         <w:t xml:space="preserve">布线。</w:t>
       </w:r>
@@ -2481,7 +2744,7 @@
       </w:pPr>
       <w:r>
         <w:rPr>
-          <w:rFonts w:hint="eastAsia"/>
+          <w:rFonts w:hint="eastAsia" w:eastAsia="黑体"/>
         </w:rPr>
         <w:t xml:space="preserve">复位引脚需按芯片要求的上电时序设计，避免启动跑飞。</w:t>
       </w:r>
@@ -2496,7 +2759,7 @@
       </w:pPr>
       <w:r>
         <w:rPr>
-          <w:rFonts w:hint="eastAsia"/>
+          <w:rFonts w:hint="eastAsia" w:eastAsia="黑体"/>
         </w:rPr>
         <w:t xml:space="preserve">走线尽量短，晶振下方避免走高速信号与过孔。</w:t>
       </w:r>
@@ -2509,7 +2772,7 @@
       </w:pPr>
       <w:r>
         <w:rPr>
-          <w:rFonts w:hint="eastAsia"/>
+          <w:rFonts w:hint="eastAsia" w:eastAsia="黑体"/>
         </w:rPr>
         <w:t xml:space="preserve">参考资料</w:t>
       </w:r>
@@ -2524,7 +2787,7 @@
       </w:pPr>
       <w:r>
         <w:rPr>
-          <w:rFonts w:hint="eastAsia"/>
+          <w:rFonts w:hint="eastAsia" w:eastAsia="黑体"/>
         </w:rPr>
         <w:t xml:space="preserve">《模拟电子技术基础》（电源去耦章节）。</w:t>
       </w:r>
@@ -2538,11 +2801,14 @@
         </w:numPr>
       </w:pPr>
       <w:r>
+        <w:rPr>
+          <w:rFonts w:eastAsia="黑体"/>
+        </w:rPr>
         <w:t xml:space="preserve">STM32 </w:t>
       </w:r>
       <w:r>
         <w:rPr>
-          <w:rFonts w:hint="eastAsia"/>
+          <w:rFonts w:hint="eastAsia" w:eastAsia="黑体"/>
         </w:rPr>
         <w:t xml:space="preserve">数据手册（时钟与复位章节）。</w:t>
       </w:r>
@@ -2556,6 +2822,9 @@
         </w:numPr>
       </w:pPr>
       <w:r>
+        <w:rPr>
+          <w:rFonts w:eastAsia="黑体"/>
+        </w:rPr>
         <w:t xml:space="preserve">Wikipedia: Reset (computing)。</w:t>
       </w:r>
     </w:p>
@@ -2568,11 +2837,11 @@
       </w:pPr>
       <w:r>
         <w:rPr>
-          <w:rFonts w:ascii="Times New Roman" w:hAnsi="Times New Roman"/>
+          <w:rFonts w:ascii="Times New Roman" w:hAnsi="Times New Roman" w:eastAsia="黑体"/>
           <w:color w:val="555555"/>
           <w:sz w:val="21"/>
         </w:rPr>
-        <w:t>材料收集者：杜文杰</w:t>
+        <w:t>材料收集者：杜文杰，WX手机：19519196569，QQ:3478827729</w:t>
       </w:r>
     </w:p>
     <w:sectPr>
@@ -2592,7 +2861,7 @@
 </file>
 
 <file path=word/footer1.xml><?xml version="1.0" encoding="utf-8"?>
-<w:ftr xmlns:m="http://schemas.openxmlformats.org/officeDocument/2006/math" xmlns:mc="http://schemas.openxmlformats.org/markup-compatibility/2006" xmlns:mo="http://schemas.microsoft.com/office/mac/office/2008/main" xmlns:mv="urn:schemas-microsoft-com:mac:vml" xmlns:o="urn:schemas-microsoft-com:office:office" xmlns:r="http://schemas.openxmlformats.org/officeDocument/2006/relationships" xmlns:v="urn:schemas-microsoft-com:vml" xmlns:w10="urn:schemas-microsoft-com:office:word" xmlns:w14="http://schemas.microsoft.com/office/word/2010/wordml" xmlns:w="http://schemas.openxmlformats.org/wordprocessingml/2006/main" xmlns:wne="http://schemas.microsoft.com/office/word/2006/wordml" xmlns:wp14="http://schemas.microsoft.com/office/word/2010/wordprocessingDrawing" xmlns:wp="http://schemas.openxmlformats.org/drawingml/2006/wordprocessingDrawing" xmlns:wpc="http://schemas.microsoft.com/office/word/2010/wordprocessingCanvas" xmlns:wpg="http://schemas.microsoft.com/office/word/2010/wordprocessingGroup" xmlns:wpi="http://schemas.microsoft.com/office/word/2010/wordprocessingInk" xmlns:wps="http://schemas.microsoft.com/office/word/2010/wordprocessingShape" mc:Ignorable="w14 wp14">
+<w:ftr xmlns:mc="http://schemas.openxmlformats.org/markup-compatibility/2006" xmlns:w="http://schemas.openxmlformats.org/wordprocessingml/2006/main" xmlns:m="http://schemas.openxmlformats.org/officeDocument/2006/math" xmlns:mo="http://schemas.microsoft.com/office/mac/office/2008/main" xmlns:mv="urn:schemas-microsoft-com:mac:vml" xmlns:o="urn:schemas-microsoft-com:office:office" xmlns:r="http://schemas.openxmlformats.org/officeDocument/2006/relationships" xmlns:v="urn:schemas-microsoft-com:vml" xmlns:w10="urn:schemas-microsoft-com:office:word" xmlns:w14="http://schemas.microsoft.com/office/word/2010/wordml" xmlns:wne="http://schemas.microsoft.com/office/word/2006/wordml" xmlns:wp14="http://schemas.microsoft.com/office/word/2010/wordprocessingDrawing" xmlns:wp="http://schemas.openxmlformats.org/drawingml/2006/wordprocessingDrawing" xmlns:wpc="http://schemas.microsoft.com/office/word/2010/wordprocessingCanvas" xmlns:wpg="http://schemas.microsoft.com/office/word/2010/wordprocessingGroup" xmlns:wpi="http://schemas.microsoft.com/office/word/2010/wordprocessingInk" xmlns:wps="http://schemas.microsoft.com/office/word/2010/wordprocessingShape" mc:Ignorable="w14 wp14">
   <w:p>
     <w:pPr>
       <w:pStyle w:val="Footer"/>
@@ -2600,12 +2869,14 @@
     </w:pPr>
     <w:r>
       <w:rPr>
+        <w:rFonts w:eastAsia="黑体"/>
         <w:sz w:val="18"/>
       </w:rPr>
       <w:t xml:space="preserve">第 </w:t>
     </w:r>
     <w:r>
       <w:rPr>
+        <w:rFonts w:eastAsia="黑体"/>
         <w:sz w:val="18"/>
       </w:rPr>
       <w:fldChar w:fldCharType="begin"/>
@@ -2614,6 +2885,7 @@
     </w:r>
     <w:r>
       <w:rPr>
+        <w:rFonts w:eastAsia="黑体"/>
         <w:sz w:val="18"/>
       </w:rPr>
       <w:t xml:space="preserve"> 页</w:t>
@@ -2627,6 +2899,9 @@
   <w:footnote w:type="continuationSeparator" w:id="0">
     <w:p>
       <w:r>
+        <w:rPr>
+          <w:rFonts w:eastAsia="黑体"/>
+        </w:rPr>
         <w:continuationSeparator/>
       </w:r>
     </w:p>
@@ -2634,6 +2909,9 @@
   <w:footnote w:type="separator" w:id="-1">
     <w:p>
       <w:r>
+        <w:rPr>
+          <w:rFonts w:eastAsia="黑体"/>
+        </w:rPr>
         <w:separator/>
       </w:r>
     </w:p>
@@ -2642,7 +2920,7 @@
 </file>
 
 <file path=word/header1.xml><?xml version="1.0" encoding="utf-8"?>
-<w:hdr xmlns:m="http://schemas.openxmlformats.org/officeDocument/2006/math" xmlns:mc="http://schemas.openxmlformats.org/markup-compatibility/2006" xmlns:mo="http://schemas.microsoft.com/office/mac/office/2008/main" xmlns:mv="urn:schemas-microsoft-com:mac:vml" xmlns:o="urn:schemas-microsoft-com:office:office" xmlns:r="http://schemas.openxmlformats.org/officeDocument/2006/relationships" xmlns:v="urn:schemas-microsoft-com:vml" xmlns:w10="urn:schemas-microsoft-com:office:word" xmlns:w14="http://schemas.microsoft.com/office/word/2010/wordml" xmlns:w="http://schemas.openxmlformats.org/wordprocessingml/2006/main" xmlns:wne="http://schemas.microsoft.com/office/word/2006/wordml" xmlns:wp14="http://schemas.microsoft.com/office/word/2010/wordprocessingDrawing" xmlns:wp="http://schemas.openxmlformats.org/drawingml/2006/wordprocessingDrawing" xmlns:wpc="http://schemas.microsoft.com/office/word/2010/wordprocessingCanvas" xmlns:wpg="http://schemas.microsoft.com/office/word/2010/wordprocessingGroup" xmlns:wpi="http://schemas.microsoft.com/office/word/2010/wordprocessingInk" xmlns:wps="http://schemas.microsoft.com/office/word/2010/wordprocessingShape" mc:Ignorable="w14 wp14">
+<w:hdr xmlns:mc="http://schemas.openxmlformats.org/markup-compatibility/2006" xmlns:w="http://schemas.openxmlformats.org/wordprocessingml/2006/main" xmlns:m="http://schemas.openxmlformats.org/officeDocument/2006/math" xmlns:mo="http://schemas.microsoft.com/office/mac/office/2008/main" xmlns:mv="urn:schemas-microsoft-com:mac:vml" xmlns:o="urn:schemas-microsoft-com:office:office" xmlns:r="http://schemas.openxmlformats.org/officeDocument/2006/relationships" xmlns:v="urn:schemas-microsoft-com:vml" xmlns:w10="urn:schemas-microsoft-com:office:word" xmlns:w14="http://schemas.microsoft.com/office/word/2010/wordml" xmlns:wne="http://schemas.microsoft.com/office/word/2006/wordml" xmlns:wp14="http://schemas.microsoft.com/office/word/2010/wordprocessingDrawing" xmlns:wp="http://schemas.openxmlformats.org/drawingml/2006/wordprocessingDrawing" xmlns:wpc="http://schemas.microsoft.com/office/word/2010/wordprocessingCanvas" xmlns:wpg="http://schemas.microsoft.com/office/word/2010/wordprocessingGroup" xmlns:wpi="http://schemas.microsoft.com/office/word/2010/wordprocessingInk" xmlns:wps="http://schemas.microsoft.com/office/word/2010/wordprocessingShape" mc:Ignorable="w14 wp14">
   <w:p>
     <w:pPr>
       <w:pStyle w:val="Header"/>
@@ -2650,7 +2928,7 @@
     </w:pPr>
     <w:r>
       <w:rPr>
-        <w:rFonts w:ascii="Times New Roman" w:hAnsi="Times New Roman"/>
+        <w:rFonts w:ascii="Times New Roman" w:hAnsi="Times New Roman" w:eastAsia="黑体"/>
         <w:sz w:val="18"/>
         <w:rFonts w:eastAsia="黑体"/>
         <w:rFonts w:eastAsia="黑体"/>
@@ -2662,7 +2940,7 @@
 </file>
 
 <file path=word/numbering.xml><?xml version="1.0" encoding="utf-8"?>
-<w:numbering xmlns:m="http://schemas.openxmlformats.org/officeDocument/2006/math" xmlns:mc="http://schemas.openxmlformats.org/markup-compatibility/2006" xmlns:mo="http://schemas.microsoft.com/office/mac/office/2008/main" xmlns:mv="urn:schemas-microsoft-com:mac:vml" xmlns:o="urn:schemas-microsoft-com:office:office" xmlns:r="http://schemas.openxmlformats.org/officeDocument/2006/relationships" xmlns:v="urn:schemas-microsoft-com:vml" xmlns:w="http://schemas.openxmlformats.org/wordprocessingml/2006/main" xmlns:w10="urn:schemas-microsoft-com:office:word" xmlns:w14="http://schemas.microsoft.com/office/word/2010/wordml" xmlns:wne="http://schemas.microsoft.com/office/word/2006/wordml" xmlns:wp="http://schemas.openxmlformats.org/drawingml/2006/wordprocessingDrawing" xmlns:wp14="http://schemas.microsoft.com/office/word/2010/wordprocessingDrawing" xmlns:wpc="http://schemas.microsoft.com/office/word/2010/wordprocessingCanvas" xmlns:wpg="http://schemas.microsoft.com/office/word/2010/wordprocessingGroup" xmlns:wpi="http://schemas.microsoft.com/office/word/2010/wordprocessingInk" xmlns:wps="http://schemas.microsoft.com/office/word/2010/wordprocessingShape" mc:Ignorable="w14 wp14">
+<w:numbering xmlns:mc="http://schemas.openxmlformats.org/markup-compatibility/2006" xmlns:w="http://schemas.openxmlformats.org/wordprocessingml/2006/main" xmlns:m="http://schemas.openxmlformats.org/officeDocument/2006/math" xmlns:mo="http://schemas.microsoft.com/office/mac/office/2008/main" xmlns:mv="urn:schemas-microsoft-com:mac:vml" xmlns:o="urn:schemas-microsoft-com:office:office" xmlns:r="http://schemas.openxmlformats.org/officeDocument/2006/relationships" xmlns:v="urn:schemas-microsoft-com:vml" xmlns:w10="urn:schemas-microsoft-com:office:word" xmlns:w14="http://schemas.microsoft.com/office/word/2010/wordml" xmlns:wne="http://schemas.microsoft.com/office/word/2006/wordml" xmlns:wp="http://schemas.openxmlformats.org/drawingml/2006/wordprocessingDrawing" xmlns:wp14="http://schemas.microsoft.com/office/word/2010/wordprocessingDrawing" xmlns:wpc="http://schemas.microsoft.com/office/word/2010/wordprocessingCanvas" xmlns:wpg="http://schemas.microsoft.com/office/word/2010/wordprocessingGroup" xmlns:wpi="http://schemas.microsoft.com/office/word/2010/wordprocessingInk" xmlns:wps="http://schemas.microsoft.com/office/word/2010/wordprocessingShape" mc:Ignorable="w14 wp14">
   <w:abstractNum w:abstractNumId="0">
     <w:nsid w:val="FFFFFF7C"/>
     <w:multiLevelType w:val="singleLevel"/>
@@ -2749,7 +3027,7 @@
         <w:ind w:hanging="360" w:left="1440"/>
       </w:pPr>
       <w:rPr>
-        <w:rFonts w:ascii="Symbol" w:hAnsi="Symbol" w:hint="default"/>
+        <w:rFonts w:ascii="Symbol" w:hAnsi="Symbol" w:hint="default" w:eastAsia="黑体"/>
       </w:rPr>
     </w:lvl>
   </w:abstractNum>
@@ -2770,7 +3048,7 @@
         <w:ind w:hanging="360" w:left="1080"/>
       </w:pPr>
       <w:rPr>
-        <w:rFonts w:ascii="Symbol" w:hAnsi="Symbol" w:hint="default"/>
+        <w:rFonts w:ascii="Symbol" w:hAnsi="Symbol" w:hint="default" w:eastAsia="黑体"/>
       </w:rPr>
     </w:lvl>
   </w:abstractNum>
@@ -2791,7 +3069,7 @@
         <w:ind w:hanging="360" w:left="720"/>
       </w:pPr>
       <w:rPr>
-        <w:rFonts w:ascii="Symbol" w:hAnsi="Symbol" w:hint="default"/>
+        <w:rFonts w:ascii="Symbol" w:hAnsi="Symbol" w:hint="default" w:eastAsia="黑体"/>
       </w:rPr>
     </w:lvl>
   </w:abstractNum>
@@ -2830,7 +3108,7 @@
         <w:ind w:hanging="360" w:left="360"/>
       </w:pPr>
       <w:rPr>
-        <w:rFonts w:ascii="Symbol" w:hAnsi="Symbol" w:hint="default"/>
+        <w:rFonts w:ascii="Symbol" w:hAnsi="Symbol" w:hint="default" w:eastAsia="黑体"/>
       </w:rPr>
     </w:lvl>
   </w:abstractNum>
@@ -2921,7 +3199,7 @@
         <w:ind w:left="720" w:hanging="360"/>
       </w:pPr>
       <w:rPr>
-        <w:rFonts w:ascii="Symbol" w:hAnsi="Symbol" w:cs="Symbol" w:hint="default"/>
+        <w:rFonts w:ascii="Symbol" w:hAnsi="Symbol" w:cs="Symbol" w:hint="default" w:eastAsia="黑体"/>
       </w:rPr>
     </w:lvl>
     <w:lvl w:ilvl="1">
@@ -2932,7 +3210,7 @@
         <w:ind w:left="1440" w:hanging="360"/>
       </w:pPr>
       <w:rPr>
-        <w:rFonts w:ascii="Courier New" w:hAnsi="Courier New" w:cs="Courier New" w:hint="default"/>
+        <w:rFonts w:ascii="Courier New" w:hAnsi="Courier New" w:cs="Courier New" w:hint="default" w:eastAsia="黑体"/>
       </w:rPr>
     </w:lvl>
     <w:lvl w:ilvl="2">
@@ -2943,7 +3221,7 @@
         <w:ind w:left="2160" w:hanging="360"/>
       </w:pPr>
       <w:rPr>
-        <w:rFonts w:ascii="Wingdings" w:hAnsi="Wingdings" w:cs="Wingdings" w:hint="default"/>
+        <w:rFonts w:ascii="Wingdings" w:hAnsi="Wingdings" w:cs="Wingdings" w:hint="default" w:eastAsia="黑体"/>
       </w:rPr>
     </w:lvl>
     <w:lvl w:ilvl="3">
@@ -2954,7 +3232,7 @@
         <w:ind w:left="2880" w:hanging="360"/>
       </w:pPr>
       <w:rPr>
-        <w:rFonts w:ascii="Symbol" w:hAnsi="Symbol" w:cs="Symbol" w:hint="default"/>
+        <w:rFonts w:ascii="Symbol" w:hAnsi="Symbol" w:cs="Symbol" w:hint="default" w:eastAsia="黑体"/>
       </w:rPr>
     </w:lvl>
     <w:lvl w:ilvl="4">
@@ -2965,7 +3243,7 @@
         <w:ind w:left="3600" w:hanging="360"/>
       </w:pPr>
       <w:rPr>
-        <w:rFonts w:ascii="Courier New" w:hAnsi="Courier New" w:cs="Courier New" w:hint="default"/>
+        <w:rFonts w:ascii="Courier New" w:hAnsi="Courier New" w:cs="Courier New" w:hint="default" w:eastAsia="黑体"/>
       </w:rPr>
     </w:lvl>
     <w:lvl w:ilvl="5">
@@ -2976,7 +3254,7 @@
         <w:ind w:left="4320" w:hanging="360"/>
       </w:pPr>
       <w:rPr>
-        <w:rFonts w:ascii="Wingdings" w:hAnsi="Wingdings" w:cs="Wingdings" w:hint="default"/>
+        <w:rFonts w:ascii="Wingdings" w:hAnsi="Wingdings" w:cs="Wingdings" w:hint="default" w:eastAsia="黑体"/>
       </w:rPr>
     </w:lvl>
     <w:lvl w:ilvl="6">
@@ -2987,7 +3265,7 @@
         <w:ind w:left="5040" w:hanging="360"/>
       </w:pPr>
       <w:rPr>
-        <w:rFonts w:ascii="Symbol" w:hAnsi="Symbol" w:cs="Symbol" w:hint="default"/>
+        <w:rFonts w:ascii="Symbol" w:hAnsi="Symbol" w:cs="Symbol" w:hint="default" w:eastAsia="黑体"/>
       </w:rPr>
     </w:lvl>
     <w:lvl w:ilvl="7">
@@ -2998,7 +3276,7 @@
         <w:ind w:left="5760" w:hanging="360"/>
       </w:pPr>
       <w:rPr>
-        <w:rFonts w:ascii="Courier New" w:hAnsi="Courier New" w:cs="Courier New" w:hint="default"/>
+        <w:rFonts w:ascii="Courier New" w:hAnsi="Courier New" w:cs="Courier New" w:hint="default" w:eastAsia="黑体"/>
       </w:rPr>
     </w:lvl>
     <w:lvl w:ilvl="8">
@@ -3009,7 +3287,7 @@
         <w:ind w:left="6480" w:hanging="360"/>
       </w:pPr>
       <w:rPr>
-        <w:rFonts w:ascii="Wingdings" w:hAnsi="Wingdings" w:cs="Wingdings" w:hint="default"/>
+        <w:rFonts w:ascii="Wingdings" w:hAnsi="Wingdings" w:cs="Wingdings" w:hint="default" w:eastAsia="黑体"/>
       </w:rPr>
     </w:lvl>
   </w:abstractNum>
@@ -3065,11 +3343,11 @@
 </file>
 
 <file path=word/styles.xml><?xml version="1.0" encoding="utf-8"?>
-<w:styles xmlns:mc="http://schemas.openxmlformats.org/markup-compatibility/2006" xmlns:r="http://schemas.openxmlformats.org/officeDocument/2006/relationships" xmlns:w="http://schemas.openxmlformats.org/wordprocessingml/2006/main" xmlns:w14="http://schemas.microsoft.com/office/word/2010/wordml" mc:Ignorable="w14">
+<w:styles xmlns:mc="http://schemas.openxmlformats.org/markup-compatibility/2006" xmlns:w="http://schemas.openxmlformats.org/wordprocessingml/2006/main" xmlns:r="http://schemas.openxmlformats.org/officeDocument/2006/relationships" xmlns:w14="http://schemas.microsoft.com/office/word/2010/wordml" mc:Ignorable="w14">
   <w:docDefaults>
     <w:rPrDefault>
       <w:rPr>
-        <w:rFonts w:asciiTheme="minorHAnsi" w:cstheme="minorBidi" w:eastAsiaTheme="minorEastAsia" w:hAnsiTheme="minorHAnsi"/>
+        <w:rFonts w:asciiTheme="minorHAnsi" w:cstheme="minorBidi" w:hAnsiTheme="minorHAnsi" w:eastAsia="黑体"/>
         <w:sz w:val="22"/>
         <w:szCs w:val="22"/>
         <w:lang w:bidi="ar-SA" w:eastAsia="en-US" w:val="en-US"/>
@@ -3291,7 +3569,7 @@
       <w:outlineLvl w:val="0"/>
     </w:pPr>
     <w:rPr>
-      <w:rFonts w:ascii="Times New Roman" w:asciiTheme="majorHAnsi" w:cstheme="majorBidi" w:eastAsia="黑体" w:eastAsiaTheme="majorEastAsia" w:hAnsi="Times New Roman" w:hAnsiTheme="majorHAnsi"/>
+      <w:rFonts w:ascii="Times New Roman" w:asciiTheme="majorHAnsi" w:cstheme="majorBidi" w:eastAsia="黑体" w:hAnsi="Times New Roman" w:hAnsiTheme="majorHAnsi"/>
       <w:b/>
       <w:bCs/>
       <w:color w:val="1F3864"/>
@@ -3315,7 +3593,7 @@
       <w:outlineLvl w:val="1"/>
     </w:pPr>
     <w:rPr>
-      <w:rFonts w:ascii="Times New Roman" w:asciiTheme="majorHAnsi" w:cstheme="majorBidi" w:eastAsia="黑体" w:eastAsiaTheme="majorEastAsia" w:hAnsi="Times New Roman" w:hAnsiTheme="majorHAnsi"/>
+      <w:rFonts w:ascii="Times New Roman" w:asciiTheme="majorHAnsi" w:cstheme="majorBidi" w:eastAsia="黑体" w:hAnsi="Times New Roman" w:hAnsiTheme="majorHAnsi"/>
       <w:b/>
       <w:bCs/>
       <w:color w:val="2E4E7E"/>
@@ -3339,7 +3617,7 @@
       <w:outlineLvl w:val="2"/>
     </w:pPr>
     <w:rPr>
-      <w:rFonts w:ascii="Times New Roman" w:asciiTheme="majorHAnsi" w:cstheme="majorBidi" w:eastAsia="黑体" w:eastAsiaTheme="majorEastAsia" w:hAnsi="Times New Roman" w:hAnsiTheme="majorHAnsi"/>
+      <w:rFonts w:ascii="Times New Roman" w:asciiTheme="majorHAnsi" w:cstheme="majorBidi" w:eastAsia="黑体" w:hAnsi="Times New Roman" w:hAnsiTheme="majorHAnsi"/>
       <w:b/>
       <w:bCs/>
       <w:color w:val="2E4E7E"/>
@@ -3363,7 +3641,7 @@
       <w:outlineLvl w:val="3"/>
     </w:pPr>
     <w:rPr>
-      <w:rFonts w:ascii="Times New Roman" w:asciiTheme="majorHAnsi" w:cstheme="majorBidi" w:eastAsia="黑体" w:eastAsiaTheme="majorEastAsia" w:hAnsi="Times New Roman" w:hAnsiTheme="majorHAnsi"/>
+      <w:rFonts w:ascii="Times New Roman" w:asciiTheme="majorHAnsi" w:cstheme="majorBidi" w:eastAsia="黑体" w:hAnsi="Times New Roman" w:hAnsiTheme="majorHAnsi"/>
       <w:b/>
       <w:bCs/>
       <w:i/>
@@ -3389,7 +3667,7 @@
       <w:outlineLvl w:val="4"/>
     </w:pPr>
     <w:rPr>
-      <w:rFonts w:ascii="Times New Roman" w:asciiTheme="majorHAnsi" w:cstheme="majorBidi" w:eastAsia="黑体" w:eastAsiaTheme="majorEastAsia" w:hAnsi="Times New Roman" w:hAnsiTheme="majorHAnsi"/>
+      <w:rFonts w:ascii="Times New Roman" w:asciiTheme="majorHAnsi" w:cstheme="majorBidi" w:eastAsia="黑体" w:hAnsi="Times New Roman" w:hAnsiTheme="majorHAnsi"/>
       <w:b/>
       <w:color w:val="333333"/>
       <w:sz w:val="22"/>
@@ -3412,7 +3690,7 @@
       <w:outlineLvl w:val="5"/>
     </w:pPr>
     <w:rPr>
-      <w:rFonts w:asciiTheme="majorHAnsi" w:cstheme="majorBidi" w:eastAsiaTheme="majorEastAsia" w:hAnsiTheme="majorHAnsi"/>
+      <w:rFonts w:asciiTheme="majorHAnsi" w:cstheme="majorBidi" w:hAnsiTheme="majorHAnsi" w:eastAsia="黑体"/>
       <w:i/>
       <w:iCs/>
       <w:color w:themeColor="accent1" w:themeShade="7F" w:val="243F60"/>
@@ -3435,7 +3713,7 @@
       <w:outlineLvl w:val="6"/>
     </w:pPr>
     <w:rPr>
-      <w:rFonts w:asciiTheme="majorHAnsi" w:cstheme="majorBidi" w:eastAsiaTheme="majorEastAsia" w:hAnsiTheme="majorHAnsi"/>
+      <w:rFonts w:asciiTheme="majorHAnsi" w:cstheme="majorBidi" w:hAnsiTheme="majorHAnsi" w:eastAsia="黑体"/>
       <w:i/>
       <w:iCs/>
       <w:color w:themeColor="text1" w:themeTint="BF" w:val="404040"/>
@@ -3458,7 +3736,7 @@
       <w:outlineLvl w:val="7"/>
     </w:pPr>
     <w:rPr>
-      <w:rFonts w:asciiTheme="majorHAnsi" w:cstheme="majorBidi" w:eastAsiaTheme="majorEastAsia" w:hAnsiTheme="majorHAnsi"/>
+      <w:rFonts w:asciiTheme="majorHAnsi" w:cstheme="majorBidi" w:hAnsiTheme="majorHAnsi" w:eastAsia="黑体"/>
       <w:color w:themeColor="accent1" w:val="4F81BD"/>
       <w:sz w:val="20"/>
       <w:szCs w:val="20"/>
@@ -3481,7 +3759,7 @@
       <w:outlineLvl w:val="8"/>
     </w:pPr>
     <w:rPr>
-      <w:rFonts w:asciiTheme="majorHAnsi" w:cstheme="majorBidi" w:eastAsiaTheme="majorEastAsia" w:hAnsiTheme="majorHAnsi"/>
+      <w:rFonts w:asciiTheme="majorHAnsi" w:cstheme="majorBidi" w:hAnsiTheme="majorHAnsi" w:eastAsia="黑体"/>
       <w:i/>
       <w:iCs/>
       <w:color w:themeColor="text1" w:themeTint="BF" w:val="404040"/>
@@ -3532,7 +3810,7 @@
     <w:uiPriority w:val="9"/>
     <w:rsid w:val="00FC693F"/>
     <w:rPr>
-      <w:rFonts w:asciiTheme="majorHAnsi" w:cstheme="majorBidi" w:eastAsiaTheme="majorEastAsia" w:hAnsiTheme="majorHAnsi"/>
+      <w:rFonts w:asciiTheme="majorHAnsi" w:cstheme="majorBidi" w:hAnsiTheme="majorHAnsi" w:eastAsia="黑体"/>
       <w:b/>
       <w:bCs/>
       <w:color w:themeColor="accent1" w:themeShade="BF" w:val="365F91"/>
@@ -3547,7 +3825,7 @@
     <w:uiPriority w:val="9"/>
     <w:rsid w:val="00FC693F"/>
     <w:rPr>
-      <w:rFonts w:asciiTheme="majorHAnsi" w:cstheme="majorBidi" w:eastAsiaTheme="majorEastAsia" w:hAnsiTheme="majorHAnsi"/>
+      <w:rFonts w:asciiTheme="majorHAnsi" w:cstheme="majorBidi" w:hAnsiTheme="majorHAnsi" w:eastAsia="黑体"/>
       <w:b/>
       <w:bCs/>
       <w:color w:themeColor="accent1" w:val="4F81BD"/>
@@ -3562,7 +3840,7 @@
     <w:uiPriority w:val="9"/>
     <w:rsid w:val="00FC693F"/>
     <w:rPr>
-      <w:rFonts w:asciiTheme="majorHAnsi" w:cstheme="majorBidi" w:eastAsiaTheme="majorEastAsia" w:hAnsiTheme="majorHAnsi"/>
+      <w:rFonts w:asciiTheme="majorHAnsi" w:cstheme="majorBidi" w:hAnsiTheme="majorHAnsi" w:eastAsia="黑体"/>
       <w:b/>
       <w:bCs/>
       <w:color w:themeColor="accent1" w:val="4F81BD"/>
@@ -3585,7 +3863,7 @@
       <w:contextualSpacing/>
     </w:pPr>
     <w:rPr>
-      <w:rFonts w:ascii="Times New Roman" w:asciiTheme="majorHAnsi" w:cstheme="majorBidi" w:eastAsia="黑体" w:eastAsiaTheme="majorEastAsia" w:hAnsi="Times New Roman" w:hAnsiTheme="majorHAnsi"/>
+      <w:rFonts w:ascii="Times New Roman" w:asciiTheme="majorHAnsi" w:cstheme="majorBidi" w:eastAsia="黑体" w:hAnsi="Times New Roman" w:hAnsiTheme="majorHAnsi"/>
       <w:b/>
       <w:color w:val="1F3864"/>
       <w:spacing w:val="5"/>
@@ -3601,7 +3879,7 @@
     <w:uiPriority w:val="10"/>
     <w:rsid w:val="00FC693F"/>
     <w:rPr>
-      <w:rFonts w:asciiTheme="majorHAnsi" w:cstheme="majorBidi" w:eastAsiaTheme="majorEastAsia" w:hAnsiTheme="majorHAnsi"/>
+      <w:rFonts w:asciiTheme="majorHAnsi" w:cstheme="majorBidi" w:hAnsiTheme="majorHAnsi" w:eastAsia="黑体"/>
       <w:color w:themeColor="text2" w:themeShade="BF" w:val="17365D"/>
       <w:spacing w:val="5"/>
       <w:kern w:val="28"/>
@@ -3623,7 +3901,7 @@
       </w:numPr>
     </w:pPr>
     <w:rPr>
-      <w:rFonts w:asciiTheme="majorHAnsi" w:cstheme="majorBidi" w:eastAsiaTheme="majorEastAsia" w:hAnsiTheme="majorHAnsi"/>
+      <w:rFonts w:asciiTheme="majorHAnsi" w:cstheme="majorBidi" w:hAnsiTheme="majorHAnsi" w:eastAsia="黑体"/>
       <w:i/>
       <w:iCs/>
       <w:color w:themeColor="accent1" w:val="4F81BD"/>
@@ -3639,7 +3917,7 @@
     <w:uiPriority w:val="11"/>
     <w:rsid w:val="00FC693F"/>
     <w:rPr>
-      <w:rFonts w:asciiTheme="majorHAnsi" w:cstheme="majorBidi" w:eastAsiaTheme="majorEastAsia" w:hAnsiTheme="majorHAnsi"/>
+      <w:rFonts w:asciiTheme="majorHAnsi" w:cstheme="majorBidi" w:hAnsiTheme="majorHAnsi" w:eastAsia="黑体"/>
       <w:i/>
       <w:iCs/>
       <w:color w:themeColor="accent1" w:val="4F81BD"/>
@@ -3706,6 +3984,7 @@
       <w:spacing w:after="120"/>
     </w:pPr>
     <w:rPr>
+      <w:rFonts w:eastAsia="黑体"/>
       <w:sz w:val="16"/>
       <w:szCs w:val="16"/>
     </w:rPr>
@@ -3717,6 +3996,7 @@
     <w:uiPriority w:val="99"/>
     <w:rsid w:val="00AA1D8D"/>
     <w:rPr>
+      <w:rFonts w:eastAsia="黑体"/>
       <w:sz w:val="16"/>
       <w:szCs w:val="16"/>
     </w:rPr>
@@ -3886,7 +4166,7 @@
       </w:tabs>
     </w:pPr>
     <w:rPr>
-      <w:rFonts w:ascii="Courier" w:hAnsi="Courier"/>
+      <w:rFonts w:ascii="Courier" w:hAnsi="Courier" w:eastAsia="黑体"/>
       <w:sz w:val="20"/>
       <w:szCs w:val="20"/>
     </w:rPr>
@@ -3898,7 +4178,7 @@
     <w:uiPriority w:val="99"/>
     <w:rsid w:val="0029639D"/>
     <w:rPr>
-      <w:rFonts w:ascii="Courier" w:hAnsi="Courier"/>
+      <w:rFonts w:ascii="Courier" w:hAnsi="Courier" w:eastAsia="黑体"/>
       <w:sz w:val="20"/>
       <w:szCs w:val="20"/>
     </w:rPr>
@@ -3934,6 +4214,7 @@
     <w:uiPriority w:val="29"/>
     <w:rsid w:val="00FC693F"/>
     <w:rPr>
+      <w:rFonts w:eastAsia="黑体"/>
       <w:i/>
       <w:iCs/>
       <w:color w:themeColor="text1" w:val="000000"/>
@@ -3947,7 +4228,7 @@
     <w:semiHidden/>
     <w:rsid w:val="00FC693F"/>
     <w:rPr>
-      <w:rFonts w:asciiTheme="majorHAnsi" w:cstheme="majorBidi" w:eastAsiaTheme="majorEastAsia" w:hAnsiTheme="majorHAnsi"/>
+      <w:rFonts w:asciiTheme="majorHAnsi" w:cstheme="majorBidi" w:hAnsiTheme="majorHAnsi" w:eastAsia="黑体"/>
       <w:b/>
       <w:bCs/>
       <w:i/>
@@ -3963,7 +4244,7 @@
     <w:semiHidden/>
     <w:rsid w:val="00FC693F"/>
     <w:rPr>
-      <w:rFonts w:asciiTheme="majorHAnsi" w:cstheme="majorBidi" w:eastAsiaTheme="majorEastAsia" w:hAnsiTheme="majorHAnsi"/>
+      <w:rFonts w:asciiTheme="majorHAnsi" w:cstheme="majorBidi" w:hAnsiTheme="majorHAnsi" w:eastAsia="黑体"/>
       <w:color w:themeColor="accent1" w:themeShade="7F" w:val="243F60"/>
     </w:rPr>
   </w:style>
@@ -3975,7 +4256,7 @@
     <w:semiHidden/>
     <w:rsid w:val="00FC693F"/>
     <w:rPr>
-      <w:rFonts w:asciiTheme="majorHAnsi" w:cstheme="majorBidi" w:eastAsiaTheme="majorEastAsia" w:hAnsiTheme="majorHAnsi"/>
+      <w:rFonts w:asciiTheme="majorHAnsi" w:cstheme="majorBidi" w:hAnsiTheme="majorHAnsi" w:eastAsia="黑体"/>
       <w:i/>
       <w:iCs/>
       <w:color w:themeColor="accent1" w:themeShade="7F" w:val="243F60"/>
@@ -3989,7 +4270,7 @@
     <w:semiHidden/>
     <w:rsid w:val="00FC693F"/>
     <w:rPr>
-      <w:rFonts w:asciiTheme="majorHAnsi" w:cstheme="majorBidi" w:eastAsiaTheme="majorEastAsia" w:hAnsiTheme="majorHAnsi"/>
+      <w:rFonts w:asciiTheme="majorHAnsi" w:cstheme="majorBidi" w:hAnsiTheme="majorHAnsi" w:eastAsia="黑体"/>
       <w:i/>
       <w:iCs/>
       <w:color w:themeColor="text1" w:themeTint="BF" w:val="404040"/>
@@ -4003,7 +4284,7 @@
     <w:semiHidden/>
     <w:rsid w:val="00FC693F"/>
     <w:rPr>
-      <w:rFonts w:asciiTheme="majorHAnsi" w:cstheme="majorBidi" w:eastAsiaTheme="majorEastAsia" w:hAnsiTheme="majorHAnsi"/>
+      <w:rFonts w:asciiTheme="majorHAnsi" w:cstheme="majorBidi" w:hAnsiTheme="majorHAnsi" w:eastAsia="黑体"/>
       <w:color w:themeColor="accent1" w:val="4F81BD"/>
       <w:sz w:val="20"/>
       <w:szCs w:val="20"/>
@@ -4017,7 +4298,7 @@
     <w:semiHidden/>
     <w:rsid w:val="00FC693F"/>
     <w:rPr>
-      <w:rFonts w:asciiTheme="majorHAnsi" w:cstheme="majorBidi" w:eastAsiaTheme="majorEastAsia" w:hAnsiTheme="majorHAnsi"/>
+      <w:rFonts w:asciiTheme="majorHAnsi" w:cstheme="majorBidi" w:hAnsiTheme="majorHAnsi" w:eastAsia="黑体"/>
       <w:i/>
       <w:iCs/>
       <w:color w:themeColor="text1" w:themeTint="BF" w:val="404040"/>
@@ -4038,6 +4319,7 @@
       <w:spacing w:line="240" w:lineRule="auto"/>
     </w:pPr>
     <w:rPr>
+      <w:rFonts w:eastAsia="黑体"/>
       <w:b/>
       <w:bCs/>
       <w:color w:themeColor="accent1" w:val="4F81BD"/>
@@ -4052,6 +4334,7 @@
     <w:qFormat/>
     <w:rsid w:val="00FC693F"/>
     <w:rPr>
+      <w:rFonts w:eastAsia="黑体"/>
       <w:b/>
       <w:bCs/>
     </w:rPr>
@@ -4063,6 +4346,7 @@
     <w:qFormat/>
     <w:rsid w:val="00FC693F"/>
     <w:rPr>
+      <w:rFonts w:eastAsia="黑体"/>
       <w:i/>
       <w:iCs/>
     </w:rPr>
@@ -4083,6 +4367,7 @@
       <w:ind w:left="936" w:right="936"/>
     </w:pPr>
     <w:rPr>
+      <w:rFonts w:eastAsia="黑体"/>
       <w:b/>
       <w:bCs/>
       <w:i/>
@@ -4097,6 +4382,7 @@
     <w:uiPriority w:val="30"/>
     <w:rsid w:val="00FC693F"/>
     <w:rPr>
+      <w:rFonts w:eastAsia="黑体"/>
       <w:b/>
       <w:bCs/>
       <w:i/>
@@ -4111,6 +4397,7 @@
     <w:qFormat/>
     <w:rsid w:val="00FC693F"/>
     <w:rPr>
+      <w:rFonts w:eastAsia="黑体"/>
       <w:i/>
       <w:iCs/>
       <w:color w:themeColor="text1" w:themeTint="7F" w:val="808080"/>
@@ -4123,6 +4410,7 @@
     <w:qFormat/>
     <w:rsid w:val="00FC693F"/>
     <w:rPr>
+      <w:rFonts w:eastAsia="黑体"/>
       <w:b/>
       <w:bCs/>
       <w:i/>
@@ -4137,6 +4425,7 @@
     <w:qFormat/>
     <w:rsid w:val="00FC693F"/>
     <w:rPr>
+      <w:rFonts w:eastAsia="黑体"/>
       <w:smallCaps/>
       <w:color w:themeColor="accent2" w:val="C0504D"/>
       <w:u w:val="single"/>
@@ -4149,6 +4438,7 @@
     <w:qFormat/>
     <w:rsid w:val="00FC693F"/>
     <w:rPr>
+      <w:rFonts w:eastAsia="黑体"/>
       <w:b/>
       <w:bCs/>
       <w:smallCaps/>
@@ -4164,6 +4454,7 @@
     <w:qFormat/>
     <w:rsid w:val="00FC693F"/>
     <w:rPr>
+      <w:rFonts w:eastAsia="黑体"/>
       <w:b/>
       <w:bCs/>
       <w:smallCaps/>
@@ -4218,6 +4509,7 @@
       <w:spacing w:after="0" w:line="240" w:lineRule="auto"/>
     </w:pPr>
     <w:rPr>
+      <w:rFonts w:eastAsia="黑体"/>
       <w:color w:themeColor="text1" w:themeShade="BF" w:val="000000"/>
     </w:rPr>
     <w:tblPr>
@@ -4240,6 +4532,7 @@
         <w:spacing w:after="0" w:before="0" w:line="240" w:lineRule="auto"/>
       </w:pPr>
       <w:rPr>
+        <w:rFonts w:eastAsia="黑体"/>
         <w:b/>
         <w:bCs/>
       </w:rPr>
@@ -4260,6 +4553,7 @@
         <w:spacing w:after="0" w:before="0" w:line="240" w:lineRule="auto"/>
       </w:pPr>
       <w:rPr>
+        <w:rFonts w:eastAsia="黑体"/>
         <w:b/>
         <w:bCs/>
       </w:rPr>
@@ -4277,12 +4571,14 @@
     </w:tblStylePr>
     <w:tblStylePr w:type="firstCol">
       <w:rPr>
+        <w:rFonts w:eastAsia="黑体"/>
         <w:b/>
         <w:bCs/>
       </w:rPr>
     </w:tblStylePr>
     <w:tblStylePr w:type="lastCol">
       <w:rPr>
+        <w:rFonts w:eastAsia="黑体"/>
         <w:b/>
         <w:bCs/>
       </w:rPr>
@@ -4321,6 +4617,7 @@
       <w:spacing w:after="0" w:line="240" w:lineRule="auto"/>
     </w:pPr>
     <w:rPr>
+      <w:rFonts w:eastAsia="黑体"/>
       <w:color w:themeColor="accent1" w:themeShade="BF" w:val="365F91"/>
     </w:rPr>
     <w:tblPr>
@@ -4343,6 +4640,7 @@
         <w:spacing w:after="0" w:before="0" w:line="240" w:lineRule="auto"/>
       </w:pPr>
       <w:rPr>
+        <w:rFonts w:eastAsia="黑体"/>
         <w:b/>
         <w:bCs/>
       </w:rPr>
@@ -4363,6 +4661,7 @@
         <w:spacing w:after="0" w:before="0" w:line="240" w:lineRule="auto"/>
       </w:pPr>
       <w:rPr>
+        <w:rFonts w:eastAsia="黑体"/>
         <w:b/>
         <w:bCs/>
       </w:rPr>
@@ -4380,12 +4679,14 @@
     </w:tblStylePr>
     <w:tblStylePr w:type="firstCol">
       <w:rPr>
+        <w:rFonts w:eastAsia="黑体"/>
         <w:b/>
         <w:bCs/>
       </w:rPr>
     </w:tblStylePr>
     <w:tblStylePr w:type="lastCol">
       <w:rPr>
+        <w:rFonts w:eastAsia="黑体"/>
         <w:b/>
         <w:bCs/>
       </w:rPr>
@@ -4424,6 +4725,7 @@
       <w:spacing w:after="0" w:line="240" w:lineRule="auto"/>
     </w:pPr>
     <w:rPr>
+      <w:rFonts w:eastAsia="黑体"/>
       <w:color w:themeColor="accent2" w:themeShade="BF" w:val="943634"/>
     </w:rPr>
     <w:tblPr>
@@ -4446,6 +4748,7 @@
         <w:spacing w:after="0" w:before="0" w:line="240" w:lineRule="auto"/>
       </w:pPr>
       <w:rPr>
+        <w:rFonts w:eastAsia="黑体"/>
         <w:b/>
         <w:bCs/>
       </w:rPr>
@@ -4466,6 +4769,7 @@
         <w:spacing w:after="0" w:before="0" w:line="240" w:lineRule="auto"/>
       </w:pPr>
       <w:rPr>
+        <w:rFonts w:eastAsia="黑体"/>
         <w:b/>
         <w:bCs/>
       </w:rPr>
@@ -4483,12 +4787,14 @@
     </w:tblStylePr>
     <w:tblStylePr w:type="firstCol">
       <w:rPr>
+        <w:rFonts w:eastAsia="黑体"/>
         <w:b/>
         <w:bCs/>
       </w:rPr>
     </w:tblStylePr>
     <w:tblStylePr w:type="lastCol">
       <w:rPr>
+        <w:rFonts w:eastAsia="黑体"/>
         <w:b/>
         <w:bCs/>
       </w:rPr>
@@ -4527,6 +4833,7 @@
       <w:spacing w:after="0" w:line="240" w:lineRule="auto"/>
     </w:pPr>
     <w:rPr>
+      <w:rFonts w:eastAsia="黑体"/>
       <w:color w:themeColor="accent3" w:themeShade="BF" w:val="76923C"/>
     </w:rPr>
     <w:tblPr>
@@ -4549,6 +4856,7 @@
         <w:spacing w:after="0" w:before="0" w:line="240" w:lineRule="auto"/>
       </w:pPr>
       <w:rPr>
+        <w:rFonts w:eastAsia="黑体"/>
         <w:b/>
         <w:bCs/>
       </w:rPr>
@@ -4569,6 +4877,7 @@
         <w:spacing w:after="0" w:before="0" w:line="240" w:lineRule="auto"/>
       </w:pPr>
       <w:rPr>
+        <w:rFonts w:eastAsia="黑体"/>
         <w:b/>
         <w:bCs/>
       </w:rPr>
@@ -4586,12 +4895,14 @@
     </w:tblStylePr>
     <w:tblStylePr w:type="firstCol">
       <w:rPr>
+        <w:rFonts w:eastAsia="黑体"/>
         <w:b/>
         <w:bCs/>
       </w:rPr>
     </w:tblStylePr>
     <w:tblStylePr w:type="lastCol">
       <w:rPr>
+        <w:rFonts w:eastAsia="黑体"/>
         <w:b/>
         <w:bCs/>
       </w:rPr>
@@ -4630,6 +4941,7 @@
       <w:spacing w:after="0" w:line="240" w:lineRule="auto"/>
     </w:pPr>
     <w:rPr>
+      <w:rFonts w:eastAsia="黑体"/>
       <w:color w:themeColor="accent4" w:themeShade="BF" w:val="5F497A"/>
     </w:rPr>
     <w:tblPr>
@@ -4652,6 +4964,7 @@
         <w:spacing w:after="0" w:before="0" w:line="240" w:lineRule="auto"/>
       </w:pPr>
       <w:rPr>
+        <w:rFonts w:eastAsia="黑体"/>
         <w:b/>
         <w:bCs/>
       </w:rPr>
@@ -4672,6 +4985,7 @@
         <w:spacing w:after="0" w:before="0" w:line="240" w:lineRule="auto"/>
       </w:pPr>
       <w:rPr>
+        <w:rFonts w:eastAsia="黑体"/>
         <w:b/>
         <w:bCs/>
       </w:rPr>
@@ -4689,12 +5003,14 @@
     </w:tblStylePr>
     <w:tblStylePr w:type="firstCol">
       <w:rPr>
+        <w:rFonts w:eastAsia="黑体"/>
         <w:b/>
         <w:bCs/>
       </w:rPr>
     </w:tblStylePr>
     <w:tblStylePr w:type="lastCol">
       <w:rPr>
+        <w:rFonts w:eastAsia="黑体"/>
         <w:b/>
         <w:bCs/>
       </w:rPr>
@@ -4733,6 +5049,7 @@
       <w:spacing w:after="0" w:line="240" w:lineRule="auto"/>
     </w:pPr>
     <w:rPr>
+      <w:rFonts w:eastAsia="黑体"/>
       <w:color w:themeColor="accent5" w:themeShade="BF" w:val="31849B"/>
     </w:rPr>
     <w:tblPr>
@@ -4755,6 +5072,7 @@
         <w:spacing w:after="0" w:before="0" w:line="240" w:lineRule="auto"/>
       </w:pPr>
       <w:rPr>
+        <w:rFonts w:eastAsia="黑体"/>
         <w:b/>
         <w:bCs/>
       </w:rPr>
@@ -4775,6 +5093,7 @@
         <w:spacing w:after="0" w:before="0" w:line="240" w:lineRule="auto"/>
       </w:pPr>
       <w:rPr>
+        <w:rFonts w:eastAsia="黑体"/>
         <w:b/>
         <w:bCs/>
       </w:rPr>
@@ -4792,12 +5111,14 @@
     </w:tblStylePr>
     <w:tblStylePr w:type="firstCol">
       <w:rPr>
+        <w:rFonts w:eastAsia="黑体"/>
         <w:b/>
         <w:bCs/>
       </w:rPr>
     </w:tblStylePr>
     <w:tblStylePr w:type="lastCol">
       <w:rPr>
+        <w:rFonts w:eastAsia="黑体"/>
         <w:b/>
         <w:bCs/>
       </w:rPr>
@@ -4836,6 +5157,7 @@
       <w:spacing w:after="0" w:line="240" w:lineRule="auto"/>
     </w:pPr>
     <w:rPr>
+      <w:rFonts w:eastAsia="黑体"/>
       <w:color w:themeColor="accent6" w:themeShade="BF" w:val="E36C0A"/>
     </w:rPr>
     <w:tblPr>
@@ -4858,6 +5180,7 @@
         <w:spacing w:after="0" w:before="0" w:line="240" w:lineRule="auto"/>
       </w:pPr>
       <w:rPr>
+        <w:rFonts w:eastAsia="黑体"/>
         <w:b/>
         <w:bCs/>
       </w:rPr>
@@ -4878,6 +5201,7 @@
         <w:spacing w:after="0" w:before="0" w:line="240" w:lineRule="auto"/>
       </w:pPr>
       <w:rPr>
+        <w:rFonts w:eastAsia="黑体"/>
         <w:b/>
         <w:bCs/>
       </w:rPr>
@@ -4895,12 +5219,14 @@
     </w:tblStylePr>
     <w:tblStylePr w:type="firstCol">
       <w:rPr>
+        <w:rFonts w:eastAsia="黑体"/>
         <w:b/>
         <w:bCs/>
       </w:rPr>
     </w:tblStylePr>
     <w:tblStylePr w:type="lastCol">
       <w:rPr>
+        <w:rFonts w:eastAsia="黑体"/>
         <w:b/>
         <w:bCs/>
       </w:rPr>
@@ -4960,6 +5286,7 @@
         <w:spacing w:after="0" w:before="0" w:line="240" w:lineRule="auto"/>
       </w:pPr>
       <w:rPr>
+        <w:rFonts w:eastAsia="黑体"/>
         <w:b/>
         <w:bCs/>
         <w:color w:themeColor="background1" w:val="FFFFFF"/>
@@ -4974,6 +5301,7 @@
         <w:spacing w:after="0" w:before="0" w:line="240" w:lineRule="auto"/>
       </w:pPr>
       <w:rPr>
+        <w:rFonts w:eastAsia="黑体"/>
         <w:b/>
         <w:bCs/>
       </w:rPr>
@@ -4989,12 +5317,14 @@
     </w:tblStylePr>
     <w:tblStylePr w:type="firstCol">
       <w:rPr>
+        <w:rFonts w:eastAsia="黑体"/>
         <w:b/>
         <w:bCs/>
       </w:rPr>
     </w:tblStylePr>
     <w:tblStylePr w:type="lastCol">
       <w:rPr>
+        <w:rFonts w:eastAsia="黑体"/>
         <w:b/>
         <w:bCs/>
       </w:rPr>
@@ -5052,6 +5382,7 @@
         <w:spacing w:after="0" w:before="0" w:line="240" w:lineRule="auto"/>
       </w:pPr>
       <w:rPr>
+        <w:rFonts w:eastAsia="黑体"/>
         <w:b/>
         <w:bCs/>
         <w:color w:themeColor="background1" w:val="FFFFFF"/>
@@ -5066,6 +5397,7 @@
         <w:spacing w:after="0" w:before="0" w:line="240" w:lineRule="auto"/>
       </w:pPr>
       <w:rPr>
+        <w:rFonts w:eastAsia="黑体"/>
         <w:b/>
         <w:bCs/>
       </w:rPr>
@@ -5081,12 +5413,14 @@
     </w:tblStylePr>
     <w:tblStylePr w:type="firstCol">
       <w:rPr>
+        <w:rFonts w:eastAsia="黑体"/>
         <w:b/>
         <w:bCs/>
       </w:rPr>
     </w:tblStylePr>
     <w:tblStylePr w:type="lastCol">
       <w:rPr>
+        <w:rFonts w:eastAsia="黑体"/>
         <w:b/>
         <w:bCs/>
       </w:rPr>
@@ -5144,6 +5478,7 @@
         <w:spacing w:after="0" w:before="0" w:line="240" w:lineRule="auto"/>
       </w:pPr>
       <w:rPr>
+        <w:rFonts w:eastAsia="黑体"/>
         <w:b/>
         <w:bCs/>
         <w:color w:themeColor="background1" w:val="FFFFFF"/>
@@ -5158,6 +5493,7 @@
         <w:spacing w:after="0" w:before="0" w:line="240" w:lineRule="auto"/>
       </w:pPr>
       <w:rPr>
+        <w:rFonts w:eastAsia="黑体"/>
         <w:b/>
         <w:bCs/>
       </w:rPr>
@@ -5173,12 +5509,14 @@
     </w:tblStylePr>
     <w:tblStylePr w:type="firstCol">
       <w:rPr>
+        <w:rFonts w:eastAsia="黑体"/>
         <w:b/>
         <w:bCs/>
       </w:rPr>
     </w:tblStylePr>
     <w:tblStylePr w:type="lastCol">
       <w:rPr>
+        <w:rFonts w:eastAsia="黑体"/>
         <w:b/>
         <w:bCs/>
       </w:rPr>
@@ -5236,6 +5574,7 @@
         <w:spacing w:after="0" w:before="0" w:line="240" w:lineRule="auto"/>
       </w:pPr>
       <w:rPr>
+        <w:rFonts w:eastAsia="黑体"/>
         <w:b/>
         <w:bCs/>
         <w:color w:themeColor="background1" w:val="FFFFFF"/>
@@ -5250,6 +5589,7 @@
         <w:spacing w:after="0" w:before="0" w:line="240" w:lineRule="auto"/>
       </w:pPr>
       <w:rPr>
+        <w:rFonts w:eastAsia="黑体"/>
         <w:b/>
         <w:bCs/>
       </w:rPr>
@@ -5265,12 +5605,14 @@
     </w:tblStylePr>
     <w:tblStylePr w:type="firstCol">
       <w:rPr>
+        <w:rFonts w:eastAsia="黑体"/>
         <w:b/>
         <w:bCs/>
       </w:rPr>
     </w:tblStylePr>
     <w:tblStylePr w:type="lastCol">
       <w:rPr>
+        <w:rFonts w:eastAsia="黑体"/>
         <w:b/>
         <w:bCs/>
       </w:rPr>
@@ -5328,6 +5670,7 @@
         <w:spacing w:after="0" w:before="0" w:line="240" w:lineRule="auto"/>
       </w:pPr>
       <w:rPr>
+        <w:rFonts w:eastAsia="黑体"/>
         <w:b/>
         <w:bCs/>
         <w:color w:themeColor="background1" w:val="FFFFFF"/>
@@ -5342,6 +5685,7 @@
         <w:spacing w:after="0" w:before="0" w:line="240" w:lineRule="auto"/>
       </w:pPr>
       <w:rPr>
+        <w:rFonts w:eastAsia="黑体"/>
         <w:b/>
         <w:bCs/>
       </w:rPr>
@@ -5357,12 +5701,14 @@
     </w:tblStylePr>
     <w:tblStylePr w:type="firstCol">
       <w:rPr>
+        <w:rFonts w:eastAsia="黑体"/>
         <w:b/>
         <w:bCs/>
       </w:rPr>
     </w:tblStylePr>
     <w:tblStylePr w:type="lastCol">
       <w:rPr>
+        <w:rFonts w:eastAsia="黑体"/>
         <w:b/>
         <w:bCs/>
       </w:rPr>
@@ -5420,6 +5766,7 @@
         <w:spacing w:after="0" w:before="0" w:line="240" w:lineRule="auto"/>
       </w:pPr>
       <w:rPr>
+        <w:rFonts w:eastAsia="黑体"/>
         <w:b/>
         <w:bCs/>
         <w:color w:themeColor="background1" w:val="FFFFFF"/>
@@ -5434,6 +5781,7 @@
         <w:spacing w:after="0" w:before="0" w:line="240" w:lineRule="auto"/>
       </w:pPr>
       <w:rPr>
+        <w:rFonts w:eastAsia="黑体"/>
         <w:b/>
         <w:bCs/>
       </w:rPr>
@@ -5449,12 +5797,14 @@
     </w:tblStylePr>
     <w:tblStylePr w:type="firstCol">
       <w:rPr>
+        <w:rFonts w:eastAsia="黑体"/>
         <w:b/>
         <w:bCs/>
       </w:rPr>
     </w:tblStylePr>
     <w:tblStylePr w:type="lastCol">
       <w:rPr>
+        <w:rFonts w:eastAsia="黑体"/>
         <w:b/>
         <w:bCs/>
       </w:rPr>
@@ -5512,6 +5862,7 @@
         <w:spacing w:after="0" w:before="0" w:line="240" w:lineRule="auto"/>
       </w:pPr>
       <w:rPr>
+        <w:rFonts w:eastAsia="黑体"/>
         <w:b/>
         <w:bCs/>
         <w:color w:themeColor="background1" w:val="FFFFFF"/>
@@ -5526,6 +5877,7 @@
         <w:spacing w:after="0" w:before="0" w:line="240" w:lineRule="auto"/>
       </w:pPr>
       <w:rPr>
+        <w:rFonts w:eastAsia="黑体"/>
         <w:b/>
         <w:bCs/>
       </w:rPr>
@@ -5541,12 +5893,14 @@
     </w:tblStylePr>
     <w:tblStylePr w:type="firstCol">
       <w:rPr>
+        <w:rFonts w:eastAsia="黑体"/>
         <w:b/>
         <w:bCs/>
       </w:rPr>
     </w:tblStylePr>
     <w:tblStylePr w:type="lastCol">
       <w:rPr>
+        <w:rFonts w:eastAsia="黑体"/>
         <w:b/>
         <w:bCs/>
       </w:rPr>
@@ -5606,7 +5960,7 @@
         <w:spacing w:after="0" w:before="0" w:line="240" w:lineRule="auto"/>
       </w:pPr>
       <w:rPr>
-        <w:rFonts w:asciiTheme="majorHAnsi" w:cstheme="majorBidi" w:eastAsiaTheme="majorEastAsia" w:hAnsiTheme="majorHAnsi"/>
+        <w:rFonts w:asciiTheme="majorHAnsi" w:cstheme="majorBidi" w:hAnsiTheme="majorHAnsi" w:eastAsia="黑体"/>
         <w:b/>
         <w:bCs/>
       </w:rPr>
@@ -5627,7 +5981,7 @@
         <w:spacing w:after="0" w:before="0" w:line="240" w:lineRule="auto"/>
       </w:pPr>
       <w:rPr>
-        <w:rFonts w:asciiTheme="majorHAnsi" w:cstheme="majorBidi" w:eastAsiaTheme="majorEastAsia" w:hAnsiTheme="majorHAnsi"/>
+        <w:rFonts w:asciiTheme="majorHAnsi" w:cstheme="majorBidi" w:hAnsiTheme="majorHAnsi" w:eastAsia="黑体"/>
         <w:b/>
         <w:bCs/>
       </w:rPr>
@@ -5645,14 +5999,14 @@
     </w:tblStylePr>
     <w:tblStylePr w:type="firstCol">
       <w:rPr>
-        <w:rFonts w:asciiTheme="majorHAnsi" w:cstheme="majorBidi" w:eastAsiaTheme="majorEastAsia" w:hAnsiTheme="majorHAnsi"/>
+        <w:rFonts w:asciiTheme="majorHAnsi" w:cstheme="majorBidi" w:hAnsiTheme="majorHAnsi" w:eastAsia="黑体"/>
         <w:b/>
         <w:bCs/>
       </w:rPr>
     </w:tblStylePr>
     <w:tblStylePr w:type="lastCol">
       <w:rPr>
-        <w:rFonts w:asciiTheme="majorHAnsi" w:cstheme="majorBidi" w:eastAsiaTheme="majorEastAsia" w:hAnsiTheme="majorHAnsi"/>
+        <w:rFonts w:asciiTheme="majorHAnsi" w:cstheme="majorBidi" w:hAnsiTheme="majorHAnsi" w:eastAsia="黑体"/>
         <w:b/>
         <w:bCs/>
       </w:rPr>
@@ -5736,7 +6090,7 @@
         <w:spacing w:after="0" w:before="0" w:line="240" w:lineRule="auto"/>
       </w:pPr>
       <w:rPr>
-        <w:rFonts w:asciiTheme="majorHAnsi" w:cstheme="majorBidi" w:eastAsiaTheme="majorEastAsia" w:hAnsiTheme="majorHAnsi"/>
+        <w:rFonts w:asciiTheme="majorHAnsi" w:cstheme="majorBidi" w:hAnsiTheme="majorHAnsi" w:eastAsia="黑体"/>
         <w:b/>
         <w:bCs/>
       </w:rPr>
@@ -5757,7 +6111,7 @@
         <w:spacing w:after="0" w:before="0" w:line="240" w:lineRule="auto"/>
       </w:pPr>
       <w:rPr>
-        <w:rFonts w:asciiTheme="majorHAnsi" w:cstheme="majorBidi" w:eastAsiaTheme="majorEastAsia" w:hAnsiTheme="majorHAnsi"/>
+        <w:rFonts w:asciiTheme="majorHAnsi" w:cstheme="majorBidi" w:hAnsiTheme="majorHAnsi" w:eastAsia="黑体"/>
         <w:b/>
         <w:bCs/>
       </w:rPr>
@@ -5775,14 +6129,14 @@
     </w:tblStylePr>
     <w:tblStylePr w:type="firstCol">
       <w:rPr>
-        <w:rFonts w:asciiTheme="majorHAnsi" w:cstheme="majorBidi" w:eastAsiaTheme="majorEastAsia" w:hAnsiTheme="majorHAnsi"/>
+        <w:rFonts w:asciiTheme="majorHAnsi" w:cstheme="majorBidi" w:hAnsiTheme="majorHAnsi" w:eastAsia="黑体"/>
         <w:b/>
         <w:bCs/>
       </w:rPr>
     </w:tblStylePr>
     <w:tblStylePr w:type="lastCol">
       <w:rPr>
-        <w:rFonts w:asciiTheme="majorHAnsi" w:cstheme="majorBidi" w:eastAsiaTheme="majorEastAsia" w:hAnsiTheme="majorHAnsi"/>
+        <w:rFonts w:asciiTheme="majorHAnsi" w:cstheme="majorBidi" w:hAnsiTheme="majorHAnsi" w:eastAsia="黑体"/>
         <w:b/>
         <w:bCs/>
       </w:rPr>
@@ -5866,7 +6220,7 @@
         <w:spacing w:after="0" w:before="0" w:line="240" w:lineRule="auto"/>
       </w:pPr>
       <w:rPr>
-        <w:rFonts w:asciiTheme="majorHAnsi" w:cstheme="majorBidi" w:eastAsiaTheme="majorEastAsia" w:hAnsiTheme="majorHAnsi"/>
+        <w:rFonts w:asciiTheme="majorHAnsi" w:cstheme="majorBidi" w:hAnsiTheme="majorHAnsi" w:eastAsia="黑体"/>
         <w:b/>
         <w:bCs/>
       </w:rPr>
@@ -5887,7 +6241,7 @@
         <w:spacing w:after="0" w:before="0" w:line="240" w:lineRule="auto"/>
       </w:pPr>
       <w:rPr>
-        <w:rFonts w:asciiTheme="majorHAnsi" w:cstheme="majorBidi" w:eastAsiaTheme="majorEastAsia" w:hAnsiTheme="majorHAnsi"/>
+        <w:rFonts w:asciiTheme="majorHAnsi" w:cstheme="majorBidi" w:hAnsiTheme="majorHAnsi" w:eastAsia="黑体"/>
         <w:b/>
         <w:bCs/>
       </w:rPr>
@@ -5905,14 +6259,14 @@
     </w:tblStylePr>
     <w:tblStylePr w:type="firstCol">
       <w:rPr>
-        <w:rFonts w:asciiTheme="majorHAnsi" w:cstheme="majorBidi" w:eastAsiaTheme="majorEastAsia" w:hAnsiTheme="majorHAnsi"/>
+        <w:rFonts w:asciiTheme="majorHAnsi" w:cstheme="majorBidi" w:hAnsiTheme="majorHAnsi" w:eastAsia="黑体"/>
         <w:b/>
         <w:bCs/>
       </w:rPr>
     </w:tblStylePr>
     <w:tblStylePr w:type="lastCol">
       <w:rPr>
-        <w:rFonts w:asciiTheme="majorHAnsi" w:cstheme="majorBidi" w:eastAsiaTheme="majorEastAsia" w:hAnsiTheme="majorHAnsi"/>
+        <w:rFonts w:asciiTheme="majorHAnsi" w:cstheme="majorBidi" w:hAnsiTheme="majorHAnsi" w:eastAsia="黑体"/>
         <w:b/>
         <w:bCs/>
       </w:rPr>
@@ -5996,7 +6350,7 @@
         <w:spacing w:after="0" w:before="0" w:line="240" w:lineRule="auto"/>
       </w:pPr>
       <w:rPr>
-        <w:rFonts w:asciiTheme="majorHAnsi" w:cstheme="majorBidi" w:eastAsiaTheme="majorEastAsia" w:hAnsiTheme="majorHAnsi"/>
+        <w:rFonts w:asciiTheme="majorHAnsi" w:cstheme="majorBidi" w:hAnsiTheme="majorHAnsi" w:eastAsia="黑体"/>
         <w:b/>
         <w:bCs/>
       </w:rPr>
@@ -6017,7 +6371,7 @@
         <w:spacing w:after="0" w:before="0" w:line="240" w:lineRule="auto"/>
       </w:pPr>
       <w:rPr>
-        <w:rFonts w:asciiTheme="majorHAnsi" w:cstheme="majorBidi" w:eastAsiaTheme="majorEastAsia" w:hAnsiTheme="majorHAnsi"/>
+        <w:rFonts w:asciiTheme="majorHAnsi" w:cstheme="majorBidi" w:hAnsiTheme="majorHAnsi" w:eastAsia="黑体"/>
         <w:b/>
         <w:bCs/>
       </w:rPr>
@@ -6035,14 +6389,14 @@
     </w:tblStylePr>
     <w:tblStylePr w:type="firstCol">
       <w:rPr>
-        <w:rFonts w:asciiTheme="majorHAnsi" w:cstheme="majorBidi" w:eastAsiaTheme="majorEastAsia" w:hAnsiTheme="majorHAnsi"/>
+        <w:rFonts w:asciiTheme="majorHAnsi" w:cstheme="majorBidi" w:hAnsiTheme="majorHAnsi" w:eastAsia="黑体"/>
         <w:b/>
         <w:bCs/>
       </w:rPr>
     </w:tblStylePr>
     <w:tblStylePr w:type="lastCol">
       <w:rPr>
-        <w:rFonts w:asciiTheme="majorHAnsi" w:cstheme="majorBidi" w:eastAsiaTheme="majorEastAsia" w:hAnsiTheme="majorHAnsi"/>
+        <w:rFonts w:asciiTheme="majorHAnsi" w:cstheme="majorBidi" w:hAnsiTheme="majorHAnsi" w:eastAsia="黑体"/>
         <w:b/>
         <w:bCs/>
       </w:rPr>
@@ -6126,7 +6480,7 @@
         <w:spacing w:after="0" w:before="0" w:line="240" w:lineRule="auto"/>
       </w:pPr>
       <w:rPr>
-        <w:rFonts w:asciiTheme="majorHAnsi" w:cstheme="majorBidi" w:eastAsiaTheme="majorEastAsia" w:hAnsiTheme="majorHAnsi"/>
+        <w:rFonts w:asciiTheme="majorHAnsi" w:cstheme="majorBidi" w:hAnsiTheme="majorHAnsi" w:eastAsia="黑体"/>
         <w:b/>
         <w:bCs/>
       </w:rPr>
@@ -6147,7 +6501,7 @@
         <w:spacing w:after="0" w:before="0" w:line="240" w:lineRule="auto"/>
       </w:pPr>
       <w:rPr>
-        <w:rFonts w:asciiTheme="majorHAnsi" w:cstheme="majorBidi" w:eastAsiaTheme="majorEastAsia" w:hAnsiTheme="majorHAnsi"/>
+        <w:rFonts w:asciiTheme="majorHAnsi" w:cstheme="majorBidi" w:hAnsiTheme="majorHAnsi" w:eastAsia="黑体"/>
         <w:b/>
         <w:bCs/>
       </w:rPr>
@@ -6165,14 +6519,14 @@
     </w:tblStylePr>
     <w:tblStylePr w:type="firstCol">
       <w:rPr>
-        <w:rFonts w:asciiTheme="majorHAnsi" w:cstheme="majorBidi" w:eastAsiaTheme="majorEastAsia" w:hAnsiTheme="majorHAnsi"/>
+        <w:rFonts w:asciiTheme="majorHAnsi" w:cstheme="majorBidi" w:hAnsiTheme="majorHAnsi" w:eastAsia="黑体"/>
         <w:b/>
         <w:bCs/>
       </w:rPr>
     </w:tblStylePr>
     <w:tblStylePr w:type="lastCol">
       <w:rPr>
-        <w:rFonts w:asciiTheme="majorHAnsi" w:cstheme="majorBidi" w:eastAsiaTheme="majorEastAsia" w:hAnsiTheme="majorHAnsi"/>
+        <w:rFonts w:asciiTheme="majorHAnsi" w:cstheme="majorBidi" w:hAnsiTheme="majorHAnsi" w:eastAsia="黑体"/>
         <w:b/>
         <w:bCs/>
       </w:rPr>
@@ -6256,7 +6610,7 @@
         <w:spacing w:after="0" w:before="0" w:line="240" w:lineRule="auto"/>
       </w:pPr>
       <w:rPr>
-        <w:rFonts w:asciiTheme="majorHAnsi" w:cstheme="majorBidi" w:eastAsiaTheme="majorEastAsia" w:hAnsiTheme="majorHAnsi"/>
+        <w:rFonts w:asciiTheme="majorHAnsi" w:cstheme="majorBidi" w:hAnsiTheme="majorHAnsi" w:eastAsia="黑体"/>
         <w:b/>
         <w:bCs/>
       </w:rPr>
@@ -6277,7 +6631,7 @@
         <w:spacing w:after="0" w:before="0" w:line="240" w:lineRule="auto"/>
       </w:pPr>
       <w:rPr>
-        <w:rFonts w:asciiTheme="majorHAnsi" w:cstheme="majorBidi" w:eastAsiaTheme="majorEastAsia" w:hAnsiTheme="majorHAnsi"/>
+        <w:rFonts w:asciiTheme="majorHAnsi" w:cstheme="majorBidi" w:hAnsiTheme="majorHAnsi" w:eastAsia="黑体"/>
         <w:b/>
         <w:bCs/>
       </w:rPr>
@@ -6295,14 +6649,14 @@
     </w:tblStylePr>
     <w:tblStylePr w:type="firstCol">
       <w:rPr>
-        <w:rFonts w:asciiTheme="majorHAnsi" w:cstheme="majorBidi" w:eastAsiaTheme="majorEastAsia" w:hAnsiTheme="majorHAnsi"/>
+        <w:rFonts w:asciiTheme="majorHAnsi" w:cstheme="majorBidi" w:hAnsiTheme="majorHAnsi" w:eastAsia="黑体"/>
         <w:b/>
         <w:bCs/>
       </w:rPr>
     </w:tblStylePr>
     <w:tblStylePr w:type="lastCol">
       <w:rPr>
-        <w:rFonts w:asciiTheme="majorHAnsi" w:cstheme="majorBidi" w:eastAsiaTheme="majorEastAsia" w:hAnsiTheme="majorHAnsi"/>
+        <w:rFonts w:asciiTheme="majorHAnsi" w:cstheme="majorBidi" w:hAnsiTheme="majorHAnsi" w:eastAsia="黑体"/>
         <w:b/>
         <w:bCs/>
       </w:rPr>
@@ -6386,7 +6740,7 @@
         <w:spacing w:after="0" w:before="0" w:line="240" w:lineRule="auto"/>
       </w:pPr>
       <w:rPr>
-        <w:rFonts w:asciiTheme="majorHAnsi" w:cstheme="majorBidi" w:eastAsiaTheme="majorEastAsia" w:hAnsiTheme="majorHAnsi"/>
+        <w:rFonts w:asciiTheme="majorHAnsi" w:cstheme="majorBidi" w:hAnsiTheme="majorHAnsi" w:eastAsia="黑体"/>
         <w:b/>
         <w:bCs/>
       </w:rPr>
@@ -6407,7 +6761,7 @@
         <w:spacing w:after="0" w:before="0" w:line="240" w:lineRule="auto"/>
       </w:pPr>
       <w:rPr>
-        <w:rFonts w:asciiTheme="majorHAnsi" w:cstheme="majorBidi" w:eastAsiaTheme="majorEastAsia" w:hAnsiTheme="majorHAnsi"/>
+        <w:rFonts w:asciiTheme="majorHAnsi" w:cstheme="majorBidi" w:hAnsiTheme="majorHAnsi" w:eastAsia="黑体"/>
         <w:b/>
         <w:bCs/>
       </w:rPr>
@@ -6425,14 +6779,14 @@
     </w:tblStylePr>
     <w:tblStylePr w:type="firstCol">
       <w:rPr>
-        <w:rFonts w:asciiTheme="majorHAnsi" w:cstheme="majorBidi" w:eastAsiaTheme="majorEastAsia" w:hAnsiTheme="majorHAnsi"/>
+        <w:rFonts w:asciiTheme="majorHAnsi" w:cstheme="majorBidi" w:hAnsiTheme="majorHAnsi" w:eastAsia="黑体"/>
         <w:b/>
         <w:bCs/>
       </w:rPr>
     </w:tblStylePr>
     <w:tblStylePr w:type="lastCol">
       <w:rPr>
-        <w:rFonts w:asciiTheme="majorHAnsi" w:cstheme="majorBidi" w:eastAsiaTheme="majorEastAsia" w:hAnsiTheme="majorHAnsi"/>
+        <w:rFonts w:asciiTheme="majorHAnsi" w:cstheme="majorBidi" w:hAnsiTheme="majorHAnsi" w:eastAsia="黑体"/>
         <w:b/>
         <w:bCs/>
       </w:rPr>
@@ -6515,6 +6869,7 @@
         <w:spacing w:after="0" w:before="0" w:line="240" w:lineRule="auto"/>
       </w:pPr>
       <w:rPr>
+        <w:rFonts w:eastAsia="黑体"/>
         <w:b/>
         <w:bCs/>
         <w:color w:themeColor="background1" w:val="FFFFFF"/>
@@ -6537,6 +6892,7 @@
         <w:spacing w:after="0" w:before="0" w:line="240" w:lineRule="auto"/>
       </w:pPr>
       <w:rPr>
+        <w:rFonts w:eastAsia="黑体"/>
         <w:b/>
         <w:bCs/>
       </w:rPr>
@@ -6554,12 +6910,14 @@
     </w:tblStylePr>
     <w:tblStylePr w:type="firstCol">
       <w:rPr>
+        <w:rFonts w:eastAsia="黑体"/>
         <w:b/>
         <w:bCs/>
       </w:rPr>
     </w:tblStylePr>
     <w:tblStylePr w:type="lastCol">
       <w:rPr>
+        <w:rFonts w:eastAsia="黑体"/>
         <w:b/>
         <w:bCs/>
       </w:rPr>
@@ -6621,6 +6979,7 @@
         <w:spacing w:after="0" w:before="0" w:line="240" w:lineRule="auto"/>
       </w:pPr>
       <w:rPr>
+        <w:rFonts w:eastAsia="黑体"/>
         <w:b/>
         <w:bCs/>
         <w:color w:themeColor="background1" w:val="FFFFFF"/>
@@ -6643,6 +7002,7 @@
         <w:spacing w:after="0" w:before="0" w:line="240" w:lineRule="auto"/>
       </w:pPr>
       <w:rPr>
+        <w:rFonts w:eastAsia="黑体"/>
         <w:b/>
         <w:bCs/>
       </w:rPr>
@@ -6660,12 +7020,14 @@
     </w:tblStylePr>
     <w:tblStylePr w:type="firstCol">
       <w:rPr>
+        <w:rFonts w:eastAsia="黑体"/>
         <w:b/>
         <w:bCs/>
       </w:rPr>
     </w:tblStylePr>
     <w:tblStylePr w:type="lastCol">
       <w:rPr>
+        <w:rFonts w:eastAsia="黑体"/>
         <w:b/>
         <w:bCs/>
       </w:rPr>
@@ -6727,6 +7089,7 @@
         <w:spacing w:after="0" w:before="0" w:line="240" w:lineRule="auto"/>
       </w:pPr>
       <w:rPr>
+        <w:rFonts w:eastAsia="黑体"/>
         <w:b/>
         <w:bCs/>
         <w:color w:themeColor="background1" w:val="FFFFFF"/>
@@ -6749,6 +7112,7 @@
         <w:spacing w:after="0" w:before="0" w:line="240" w:lineRule="auto"/>
       </w:pPr>
       <w:rPr>
+        <w:rFonts w:eastAsia="黑体"/>
         <w:b/>
         <w:bCs/>
       </w:rPr>
@@ -6766,12 +7130,14 @@
     </w:tblStylePr>
     <w:tblStylePr w:type="firstCol">
       <w:rPr>
+        <w:rFonts w:eastAsia="黑体"/>
         <w:b/>
         <w:bCs/>
       </w:rPr>
     </w:tblStylePr>
     <w:tblStylePr w:type="lastCol">
       <w:rPr>
+        <w:rFonts w:eastAsia="黑体"/>
         <w:b/>
         <w:bCs/>
       </w:rPr>
@@ -6833,6 +7199,7 @@
         <w:spacing w:after="0" w:before="0" w:line="240" w:lineRule="auto"/>
       </w:pPr>
       <w:rPr>
+        <w:rFonts w:eastAsia="黑体"/>
         <w:b/>
         <w:bCs/>
         <w:color w:themeColor="background1" w:val="FFFFFF"/>
@@ -6855,6 +7222,7 @@
         <w:spacing w:after="0" w:before="0" w:line="240" w:lineRule="auto"/>
       </w:pPr>
       <w:rPr>
+        <w:rFonts w:eastAsia="黑体"/>
         <w:b/>
         <w:bCs/>
       </w:rPr>
@@ -6872,12 +7240,14 @@
     </w:tblStylePr>
     <w:tblStylePr w:type="firstCol">
       <w:rPr>
+        <w:rFonts w:eastAsia="黑体"/>
         <w:b/>
         <w:bCs/>
       </w:rPr>
     </w:tblStylePr>
     <w:tblStylePr w:type="lastCol">
       <w:rPr>
+        <w:rFonts w:eastAsia="黑体"/>
         <w:b/>
         <w:bCs/>
       </w:rPr>
@@ -6939,6 +7309,7 @@
         <w:spacing w:after="0" w:before="0" w:line="240" w:lineRule="auto"/>
       </w:pPr>
       <w:rPr>
+        <w:rFonts w:eastAsia="黑体"/>
         <w:b/>
         <w:bCs/>
         <w:color w:themeColor="background1" w:val="FFFFFF"/>
@@ -6961,6 +7332,7 @@
         <w:spacing w:after="0" w:before="0" w:line="240" w:lineRule="auto"/>
       </w:pPr>
       <w:rPr>
+        <w:rFonts w:eastAsia="黑体"/>
         <w:b/>
         <w:bCs/>
       </w:rPr>
@@ -6978,12 +7350,14 @@
     </w:tblStylePr>
     <w:tblStylePr w:type="firstCol">
       <w:rPr>
+        <w:rFonts w:eastAsia="黑体"/>
         <w:b/>
         <w:bCs/>
       </w:rPr>
     </w:tblStylePr>
     <w:tblStylePr w:type="lastCol">
       <w:rPr>
+        <w:rFonts w:eastAsia="黑体"/>
         <w:b/>
         <w:bCs/>
       </w:rPr>
@@ -7045,6 +7419,7 @@
         <w:spacing w:after="0" w:before="0" w:line="240" w:lineRule="auto"/>
       </w:pPr>
       <w:rPr>
+        <w:rFonts w:eastAsia="黑体"/>
         <w:b/>
         <w:bCs/>
         <w:color w:themeColor="background1" w:val="FFFFFF"/>
@@ -7067,6 +7442,7 @@
         <w:spacing w:after="0" w:before="0" w:line="240" w:lineRule="auto"/>
       </w:pPr>
       <w:rPr>
+        <w:rFonts w:eastAsia="黑体"/>
         <w:b/>
         <w:bCs/>
       </w:rPr>
@@ -7084,12 +7460,14 @@
     </w:tblStylePr>
     <w:tblStylePr w:type="firstCol">
       <w:rPr>
+        <w:rFonts w:eastAsia="黑体"/>
         <w:b/>
         <w:bCs/>
       </w:rPr>
     </w:tblStylePr>
     <w:tblStylePr w:type="lastCol">
       <w:rPr>
+        <w:rFonts w:eastAsia="黑体"/>
         <w:b/>
         <w:bCs/>
       </w:rPr>
@@ -7151,6 +7529,7 @@
         <w:spacing w:after="0" w:before="0" w:line="240" w:lineRule="auto"/>
       </w:pPr>
       <w:rPr>
+        <w:rFonts w:eastAsia="黑体"/>
         <w:b/>
         <w:bCs/>
         <w:color w:themeColor="background1" w:val="FFFFFF"/>
@@ -7173,6 +7552,7 @@
         <w:spacing w:after="0" w:before="0" w:line="240" w:lineRule="auto"/>
       </w:pPr>
       <w:rPr>
+        <w:rFonts w:eastAsia="黑体"/>
         <w:b/>
         <w:bCs/>
       </w:rPr>
@@ -7190,12 +7570,14 @@
     </w:tblStylePr>
     <w:tblStylePr w:type="firstCol">
       <w:rPr>
+        <w:rFonts w:eastAsia="黑体"/>
         <w:b/>
         <w:bCs/>
       </w:rPr>
     </w:tblStylePr>
     <w:tblStylePr w:type="lastCol">
       <w:rPr>
+        <w:rFonts w:eastAsia="黑体"/>
         <w:b/>
         <w:bCs/>
       </w:rPr>
@@ -7254,6 +7636,7 @@
         <w:spacing w:after="0" w:before="0" w:line="240" w:lineRule="auto"/>
       </w:pPr>
       <w:rPr>
+        <w:rFonts w:eastAsia="黑体"/>
         <w:b/>
         <w:bCs/>
         <w:color w:themeColor="background1" w:val="FFFFFF"/>
@@ -7276,6 +7659,7 @@
         <w:spacing w:after="0" w:before="0" w:line="240" w:lineRule="auto"/>
       </w:pPr>
       <w:rPr>
+        <w:rFonts w:eastAsia="黑体"/>
         <w:color w:val="auto"/>
       </w:rPr>
       <w:tblPr/>
@@ -7293,6 +7677,7 @@
     </w:tblStylePr>
     <w:tblStylePr w:type="firstCol">
       <w:rPr>
+        <w:rFonts w:eastAsia="黑体"/>
         <w:b/>
         <w:bCs/>
         <w:color w:themeColor="background1" w:val="FFFFFF"/>
@@ -7312,6 +7697,7 @@
     </w:tblStylePr>
     <w:tblStylePr w:type="lastCol">
       <w:rPr>
+        <w:rFonts w:eastAsia="黑体"/>
         <w:b/>
         <w:bCs/>
         <w:color w:themeColor="background1" w:val="FFFFFF"/>
@@ -7360,6 +7746,7 @@
     </w:tblStylePr>
     <w:tblStylePr w:type="nwCell">
       <w:rPr>
+        <w:rFonts w:eastAsia="黑体"/>
         <w:color w:themeColor="background1" w:val="FFFFFF"/>
       </w:rPr>
       <w:tblPr/>
@@ -7403,6 +7790,7 @@
         <w:spacing w:after="0" w:before="0" w:line="240" w:lineRule="auto"/>
       </w:pPr>
       <w:rPr>
+        <w:rFonts w:eastAsia="黑体"/>
         <w:b/>
         <w:bCs/>
         <w:color w:themeColor="background1" w:val="FFFFFF"/>
@@ -7425,6 +7813,7 @@
         <w:spacing w:after="0" w:before="0" w:line="240" w:lineRule="auto"/>
       </w:pPr>
       <w:rPr>
+        <w:rFonts w:eastAsia="黑体"/>
         <w:color w:val="auto"/>
       </w:rPr>
       <w:tblPr/>
@@ -7442,6 +7831,7 @@
     </w:tblStylePr>
     <w:tblStylePr w:type="firstCol">
       <w:rPr>
+        <w:rFonts w:eastAsia="黑体"/>
         <w:b/>
         <w:bCs/>
         <w:color w:themeColor="background1" w:val="FFFFFF"/>
@@ -7461,6 +7851,7 @@
     </w:tblStylePr>
     <w:tblStylePr w:type="lastCol">
       <w:rPr>
+        <w:rFonts w:eastAsia="黑体"/>
         <w:b/>
         <w:bCs/>
         <w:color w:themeColor="background1" w:val="FFFFFF"/>
@@ -7509,6 +7900,7 @@
     </w:tblStylePr>
     <w:tblStylePr w:type="nwCell">
       <w:rPr>
+        <w:rFonts w:eastAsia="黑体"/>
         <w:color w:themeColor="background1" w:val="FFFFFF"/>
       </w:rPr>
       <w:tblPr/>
@@ -7552,6 +7944,7 @@
         <w:spacing w:after="0" w:before="0" w:line="240" w:lineRule="auto"/>
       </w:pPr>
       <w:rPr>
+        <w:rFonts w:eastAsia="黑体"/>
         <w:b/>
         <w:bCs/>
         <w:color w:themeColor="background1" w:val="FFFFFF"/>
@@ -7574,6 +7967,7 @@
         <w:spacing w:after="0" w:before="0" w:line="240" w:lineRule="auto"/>
       </w:pPr>
       <w:rPr>
+        <w:rFonts w:eastAsia="黑体"/>
         <w:color w:val="auto"/>
       </w:rPr>
       <w:tblPr/>
@@ -7591,6 +7985,7 @@
     </w:tblStylePr>
     <w:tblStylePr w:type="firstCol">
       <w:rPr>
+        <w:rFonts w:eastAsia="黑体"/>
         <w:b/>
         <w:bCs/>
         <w:color w:themeColor="background1" w:val="FFFFFF"/>
@@ -7610,6 +8005,7 @@
     </w:tblStylePr>
     <w:tblStylePr w:type="lastCol">
       <w:rPr>
+        <w:rFonts w:eastAsia="黑体"/>
         <w:b/>
         <w:bCs/>
         <w:color w:themeColor="background1" w:val="FFFFFF"/>
@@ -7658,6 +8054,7 @@
     </w:tblStylePr>
     <w:tblStylePr w:type="nwCell">
       <w:rPr>
+        <w:rFonts w:eastAsia="黑体"/>
         <w:color w:themeColor="background1" w:val="FFFFFF"/>
       </w:rPr>
       <w:tblPr/>
@@ -7701,6 +8098,7 @@
         <w:spacing w:after="0" w:before="0" w:line="240" w:lineRule="auto"/>
       </w:pPr>
       <w:rPr>
+        <w:rFonts w:eastAsia="黑体"/>
         <w:b/>
         <w:bCs/>
         <w:color w:themeColor="background1" w:val="FFFFFF"/>
@@ -7723,6 +8121,7 @@
         <w:spacing w:after="0" w:before="0" w:line="240" w:lineRule="auto"/>
       </w:pPr>
       <w:rPr>
+        <w:rFonts w:eastAsia="黑体"/>
         <w:color w:val="auto"/>
       </w:rPr>
       <w:tblPr/>
@@ -7740,6 +8139,7 @@
     </w:tblStylePr>
     <w:tblStylePr w:type="firstCol">
       <w:rPr>
+        <w:rFonts w:eastAsia="黑体"/>
         <w:b/>
         <w:bCs/>
         <w:color w:themeColor="background1" w:val="FFFFFF"/>
@@ -7759,6 +8159,7 @@
     </w:tblStylePr>
     <w:tblStylePr w:type="lastCol">
       <w:rPr>
+        <w:rFonts w:eastAsia="黑体"/>
         <w:b/>
         <w:bCs/>
         <w:color w:themeColor="background1" w:val="FFFFFF"/>
@@ -7807,6 +8208,7 @@
     </w:tblStylePr>
     <w:tblStylePr w:type="nwCell">
       <w:rPr>
+        <w:rFonts w:eastAsia="黑体"/>
         <w:color w:themeColor="background1" w:val="FFFFFF"/>
       </w:rPr>
       <w:tblPr/>
@@ -7850,6 +8252,7 @@
         <w:spacing w:after="0" w:before="0" w:line="240" w:lineRule="auto"/>
       </w:pPr>
       <w:rPr>
+        <w:rFonts w:eastAsia="黑体"/>
         <w:b/>
         <w:bCs/>
         <w:color w:themeColor="background1" w:val="FFFFFF"/>
@@ -7872,6 +8275,7 @@
         <w:spacing w:after="0" w:before="0" w:line="240" w:lineRule="auto"/>
       </w:pPr>
       <w:rPr>
+        <w:rFonts w:eastAsia="黑体"/>
         <w:color w:val="auto"/>
       </w:rPr>
       <w:tblPr/>
@@ -7889,6 +8293,7 @@
     </w:tblStylePr>
     <w:tblStylePr w:type="firstCol">
       <w:rPr>
+        <w:rFonts w:eastAsia="黑体"/>
         <w:b/>
         <w:bCs/>
         <w:color w:themeColor="background1" w:val="FFFFFF"/>
@@ -7908,6 +8313,7 @@
     </w:tblStylePr>
     <w:tblStylePr w:type="lastCol">
       <w:rPr>
+        <w:rFonts w:eastAsia="黑体"/>
         <w:b/>
         <w:bCs/>
         <w:color w:themeColor="background1" w:val="FFFFFF"/>
@@ -7956,6 +8362,7 @@
     </w:tblStylePr>
     <w:tblStylePr w:type="nwCell">
       <w:rPr>
+        <w:rFonts w:eastAsia="黑体"/>
         <w:color w:themeColor="background1" w:val="FFFFFF"/>
       </w:rPr>
       <w:tblPr/>
@@ -7999,6 +8406,7 @@
         <w:spacing w:after="0" w:before="0" w:line="240" w:lineRule="auto"/>
       </w:pPr>
       <w:rPr>
+        <w:rFonts w:eastAsia="黑体"/>
         <w:b/>
         <w:bCs/>
         <w:color w:themeColor="background1" w:val="FFFFFF"/>
@@ -8021,6 +8429,7 @@
         <w:spacing w:after="0" w:before="0" w:line="240" w:lineRule="auto"/>
       </w:pPr>
       <w:rPr>
+        <w:rFonts w:eastAsia="黑体"/>
         <w:color w:val="auto"/>
       </w:rPr>
       <w:tblPr/>
@@ -8038,6 +8447,7 @@
     </w:tblStylePr>
     <w:tblStylePr w:type="firstCol">
       <w:rPr>
+        <w:rFonts w:eastAsia="黑体"/>
         <w:b/>
         <w:bCs/>
         <w:color w:themeColor="background1" w:val="FFFFFF"/>
@@ -8057,6 +8467,7 @@
     </w:tblStylePr>
     <w:tblStylePr w:type="lastCol">
       <w:rPr>
+        <w:rFonts w:eastAsia="黑体"/>
         <w:b/>
         <w:bCs/>
         <w:color w:themeColor="background1" w:val="FFFFFF"/>
@@ -8105,6 +8516,7 @@
     </w:tblStylePr>
     <w:tblStylePr w:type="nwCell">
       <w:rPr>
+        <w:rFonts w:eastAsia="黑体"/>
         <w:color w:themeColor="background1" w:val="FFFFFF"/>
       </w:rPr>
       <w:tblPr/>
@@ -8148,6 +8560,7 @@
         <w:spacing w:after="0" w:before="0" w:line="240" w:lineRule="auto"/>
       </w:pPr>
       <w:rPr>
+        <w:rFonts w:eastAsia="黑体"/>
         <w:b/>
         <w:bCs/>
         <w:color w:themeColor="background1" w:val="FFFFFF"/>
@@ -8170,6 +8583,7 @@
         <w:spacing w:after="0" w:before="0" w:line="240" w:lineRule="auto"/>
       </w:pPr>
       <w:rPr>
+        <w:rFonts w:eastAsia="黑体"/>
         <w:color w:val="auto"/>
       </w:rPr>
       <w:tblPr/>
@@ -8187,6 +8601,7 @@
     </w:tblStylePr>
     <w:tblStylePr w:type="firstCol">
       <w:rPr>
+        <w:rFonts w:eastAsia="黑体"/>
         <w:b/>
         <w:bCs/>
         <w:color w:themeColor="background1" w:val="FFFFFF"/>
@@ -8206,6 +8621,7 @@
     </w:tblStylePr>
     <w:tblStylePr w:type="lastCol">
       <w:rPr>
+        <w:rFonts w:eastAsia="黑体"/>
         <w:b/>
         <w:bCs/>
         <w:color w:themeColor="background1" w:val="FFFFFF"/>
@@ -8254,6 +8670,7 @@
     </w:tblStylePr>
     <w:tblStylePr w:type="nwCell">
       <w:rPr>
+        <w:rFonts w:eastAsia="黑体"/>
         <w:color w:themeColor="background1" w:val="FFFFFF"/>
       </w:rPr>
       <w:tblPr/>
@@ -8278,6 +8695,7 @@
       <w:spacing w:after="0" w:line="240" w:lineRule="auto"/>
     </w:pPr>
     <w:rPr>
+      <w:rFonts w:eastAsia="黑体"/>
       <w:color w:themeColor="text1" w:val="000000"/>
     </w:rPr>
     <w:tblPr>
@@ -8297,7 +8715,7 @@
     </w:tblPr>
     <w:tblStylePr w:type="firstRow">
       <w:rPr>
-        <w:rFonts w:asciiTheme="majorHAnsi" w:cstheme="majorBidi" w:eastAsiaTheme="majorEastAsia" w:hAnsiTheme="majorHAnsi"/>
+        <w:rFonts w:asciiTheme="majorHAnsi" w:cstheme="majorBidi" w:hAnsiTheme="majorHAnsi" w:eastAsia="黑体"/>
       </w:rPr>
       <w:tblPr/>
       <w:tcPr>
@@ -8309,6 +8727,7 @@
     </w:tblStylePr>
     <w:tblStylePr w:type="lastRow">
       <w:rPr>
+        <w:rFonts w:eastAsia="黑体"/>
         <w:b/>
         <w:bCs/>
         <w:color w:themeColor="text2" w:val="1F497D"/>
@@ -8323,12 +8742,14 @@
     </w:tblStylePr>
     <w:tblStylePr w:type="firstCol">
       <w:rPr>
+        <w:rFonts w:eastAsia="黑体"/>
         <w:b/>
         <w:bCs/>
       </w:rPr>
     </w:tblStylePr>
     <w:tblStylePr w:type="lastCol">
       <w:rPr>
+        <w:rFonts w:eastAsia="黑体"/>
         <w:b/>
         <w:bCs/>
       </w:rPr>
@@ -8362,6 +8783,7 @@
       <w:spacing w:after="0" w:line="240" w:lineRule="auto"/>
     </w:pPr>
     <w:rPr>
+      <w:rFonts w:eastAsia="黑体"/>
       <w:color w:themeColor="text1" w:val="000000"/>
     </w:rPr>
     <w:tblPr>
@@ -8381,7 +8803,7 @@
     </w:tblPr>
     <w:tblStylePr w:type="firstRow">
       <w:rPr>
-        <w:rFonts w:asciiTheme="majorHAnsi" w:cstheme="majorBidi" w:eastAsiaTheme="majorEastAsia" w:hAnsiTheme="majorHAnsi"/>
+        <w:rFonts w:asciiTheme="majorHAnsi" w:cstheme="majorBidi" w:hAnsiTheme="majorHAnsi" w:eastAsia="黑体"/>
       </w:rPr>
       <w:tblPr/>
       <w:tcPr>
@@ -8393,6 +8815,7 @@
     </w:tblStylePr>
     <w:tblStylePr w:type="lastRow">
       <w:rPr>
+        <w:rFonts w:eastAsia="黑体"/>
         <w:b/>
         <w:bCs/>
         <w:color w:themeColor="text2" w:val="1F497D"/>
@@ -8407,12 +8830,14 @@
     </w:tblStylePr>
     <w:tblStylePr w:type="firstCol">
       <w:rPr>
+        <w:rFonts w:eastAsia="黑体"/>
         <w:b/>
         <w:bCs/>
       </w:rPr>
     </w:tblStylePr>
     <w:tblStylePr w:type="lastCol">
       <w:rPr>
+        <w:rFonts w:eastAsia="黑体"/>
         <w:b/>
         <w:bCs/>
       </w:rPr>
@@ -8446,6 +8871,7 @@
       <w:spacing w:after="0" w:line="240" w:lineRule="auto"/>
     </w:pPr>
     <w:rPr>
+      <w:rFonts w:eastAsia="黑体"/>
       <w:color w:themeColor="text1" w:val="000000"/>
     </w:rPr>
     <w:tblPr>
@@ -8465,7 +8891,7 @@
     </w:tblPr>
     <w:tblStylePr w:type="firstRow">
       <w:rPr>
-        <w:rFonts w:asciiTheme="majorHAnsi" w:cstheme="majorBidi" w:eastAsiaTheme="majorEastAsia" w:hAnsiTheme="majorHAnsi"/>
+        <w:rFonts w:asciiTheme="majorHAnsi" w:cstheme="majorBidi" w:hAnsiTheme="majorHAnsi" w:eastAsia="黑体"/>
       </w:rPr>
       <w:tblPr/>
       <w:tcPr>
@@ -8477,6 +8903,7 @@
     </w:tblStylePr>
     <w:tblStylePr w:type="lastRow">
       <w:rPr>
+        <w:rFonts w:eastAsia="黑体"/>
         <w:b/>
         <w:bCs/>
         <w:color w:themeColor="text2" w:val="1F497D"/>
@@ -8491,12 +8918,14 @@
     </w:tblStylePr>
     <w:tblStylePr w:type="firstCol">
       <w:rPr>
+        <w:rFonts w:eastAsia="黑体"/>
         <w:b/>
         <w:bCs/>
       </w:rPr>
     </w:tblStylePr>
     <w:tblStylePr w:type="lastCol">
       <w:rPr>
+        <w:rFonts w:eastAsia="黑体"/>
         <w:b/>
         <w:bCs/>
       </w:rPr>
@@ -8530,6 +8959,7 @@
       <w:spacing w:after="0" w:line="240" w:lineRule="auto"/>
     </w:pPr>
     <w:rPr>
+      <w:rFonts w:eastAsia="黑体"/>
       <w:color w:themeColor="text1" w:val="000000"/>
     </w:rPr>
     <w:tblPr>
@@ -8549,7 +8979,7 @@
     </w:tblPr>
     <w:tblStylePr w:type="firstRow">
       <w:rPr>
-        <w:rFonts w:asciiTheme="majorHAnsi" w:cstheme="majorBidi" w:eastAsiaTheme="majorEastAsia" w:hAnsiTheme="majorHAnsi"/>
+        <w:rFonts w:asciiTheme="majorHAnsi" w:cstheme="majorBidi" w:hAnsiTheme="majorHAnsi" w:eastAsia="黑体"/>
       </w:rPr>
       <w:tblPr/>
       <w:tcPr>
@@ -8561,6 +8991,7 @@
     </w:tblStylePr>
     <w:tblStylePr w:type="lastRow">
       <w:rPr>
+        <w:rFonts w:eastAsia="黑体"/>
         <w:b/>
         <w:bCs/>
         <w:color w:themeColor="text2" w:val="1F497D"/>
@@ -8575,12 +9006,14 @@
     </w:tblStylePr>
     <w:tblStylePr w:type="firstCol">
       <w:rPr>
+        <w:rFonts w:eastAsia="黑体"/>
         <w:b/>
         <w:bCs/>
       </w:rPr>
     </w:tblStylePr>
     <w:tblStylePr w:type="lastCol">
       <w:rPr>
+        <w:rFonts w:eastAsia="黑体"/>
         <w:b/>
         <w:bCs/>
       </w:rPr>
@@ -8614,6 +9047,7 @@
       <w:spacing w:after="0" w:line="240" w:lineRule="auto"/>
     </w:pPr>
     <w:rPr>
+      <w:rFonts w:eastAsia="黑体"/>
       <w:color w:themeColor="text1" w:val="000000"/>
     </w:rPr>
     <w:tblPr>
@@ -8633,7 +9067,7 @@
     </w:tblPr>
     <w:tblStylePr w:type="firstRow">
       <w:rPr>
-        <w:rFonts w:asciiTheme="majorHAnsi" w:cstheme="majorBidi" w:eastAsiaTheme="majorEastAsia" w:hAnsiTheme="majorHAnsi"/>
+        <w:rFonts w:asciiTheme="majorHAnsi" w:cstheme="majorBidi" w:hAnsiTheme="majorHAnsi" w:eastAsia="黑体"/>
       </w:rPr>
       <w:tblPr/>
       <w:tcPr>
@@ -8645,6 +9079,7 @@
     </w:tblStylePr>
     <w:tblStylePr w:type="lastRow">
       <w:rPr>
+        <w:rFonts w:eastAsia="黑体"/>
         <w:b/>
         <w:bCs/>
         <w:color w:themeColor="text2" w:val="1F497D"/>
@@ -8659,12 +9094,14 @@
     </w:tblStylePr>
     <w:tblStylePr w:type="firstCol">
       <w:rPr>
+        <w:rFonts w:eastAsia="黑体"/>
         <w:b/>
         <w:bCs/>
       </w:rPr>
     </w:tblStylePr>
     <w:tblStylePr w:type="lastCol">
       <w:rPr>
+        <w:rFonts w:eastAsia="黑体"/>
         <w:b/>
         <w:bCs/>
       </w:rPr>
@@ -8698,6 +9135,7 @@
       <w:spacing w:after="0" w:line="240" w:lineRule="auto"/>
     </w:pPr>
     <w:rPr>
+      <w:rFonts w:eastAsia="黑体"/>
       <w:color w:themeColor="text1" w:val="000000"/>
     </w:rPr>
     <w:tblPr>
@@ -8717,7 +9155,7 @@
     </w:tblPr>
     <w:tblStylePr w:type="firstRow">
       <w:rPr>
-        <w:rFonts w:asciiTheme="majorHAnsi" w:cstheme="majorBidi" w:eastAsiaTheme="majorEastAsia" w:hAnsiTheme="majorHAnsi"/>
+        <w:rFonts w:asciiTheme="majorHAnsi" w:cstheme="majorBidi" w:hAnsiTheme="majorHAnsi" w:eastAsia="黑体"/>
       </w:rPr>
       <w:tblPr/>
       <w:tcPr>
@@ -8729,6 +9167,7 @@
     </w:tblStylePr>
     <w:tblStylePr w:type="lastRow">
       <w:rPr>
+        <w:rFonts w:eastAsia="黑体"/>
         <w:b/>
         <w:bCs/>
         <w:color w:themeColor="text2" w:val="1F497D"/>
@@ -8743,12 +9182,14 @@
     </w:tblStylePr>
     <w:tblStylePr w:type="firstCol">
       <w:rPr>
+        <w:rFonts w:eastAsia="黑体"/>
         <w:b/>
         <w:bCs/>
       </w:rPr>
     </w:tblStylePr>
     <w:tblStylePr w:type="lastCol">
       <w:rPr>
+        <w:rFonts w:eastAsia="黑体"/>
         <w:b/>
         <w:bCs/>
       </w:rPr>
@@ -8782,6 +9223,7 @@
       <w:spacing w:after="0" w:line="240" w:lineRule="auto"/>
     </w:pPr>
     <w:rPr>
+      <w:rFonts w:eastAsia="黑体"/>
       <w:color w:themeColor="text1" w:val="000000"/>
     </w:rPr>
     <w:tblPr>
@@ -8801,7 +9243,7 @@
     </w:tblPr>
     <w:tblStylePr w:type="firstRow">
       <w:rPr>
-        <w:rFonts w:asciiTheme="majorHAnsi" w:cstheme="majorBidi" w:eastAsiaTheme="majorEastAsia" w:hAnsiTheme="majorHAnsi"/>
+        <w:rFonts w:asciiTheme="majorHAnsi" w:cstheme="majorBidi" w:hAnsiTheme="majorHAnsi" w:eastAsia="黑体"/>
       </w:rPr>
       <w:tblPr/>
       <w:tcPr>
@@ -8813,6 +9255,7 @@
     </w:tblStylePr>
     <w:tblStylePr w:type="lastRow">
       <w:rPr>
+        <w:rFonts w:eastAsia="黑体"/>
         <w:b/>
         <w:bCs/>
         <w:color w:themeColor="text2" w:val="1F497D"/>
@@ -8827,12 +9270,14 @@
     </w:tblStylePr>
     <w:tblStylePr w:type="firstCol">
       <w:rPr>
+        <w:rFonts w:eastAsia="黑体"/>
         <w:b/>
         <w:bCs/>
       </w:rPr>
     </w:tblStylePr>
     <w:tblStylePr w:type="lastCol">
       <w:rPr>
+        <w:rFonts w:eastAsia="黑体"/>
         <w:b/>
         <w:bCs/>
       </w:rPr>
@@ -8866,7 +9311,7 @@
       <w:spacing w:after="0" w:line="240" w:lineRule="auto"/>
     </w:pPr>
     <w:rPr>
-      <w:rFonts w:asciiTheme="majorHAnsi" w:cstheme="majorBidi" w:eastAsiaTheme="majorEastAsia" w:hAnsiTheme="majorHAnsi"/>
+      <w:rFonts w:asciiTheme="majorHAnsi" w:cstheme="majorBidi" w:hAnsiTheme="majorHAnsi" w:eastAsia="黑体"/>
       <w:color w:themeColor="text1" w:val="000000"/>
     </w:rPr>
     <w:tblPr>
@@ -8888,6 +9333,7 @@
     </w:tblPr>
     <w:tblStylePr w:type="firstRow">
       <w:rPr>
+        <w:rFonts w:eastAsia="黑体"/>
         <w:sz w:val="24"/>
         <w:szCs w:val="24"/>
       </w:rPr>
@@ -8994,7 +9440,7 @@
       <w:spacing w:after="0" w:line="240" w:lineRule="auto"/>
     </w:pPr>
     <w:rPr>
-      <w:rFonts w:asciiTheme="majorHAnsi" w:cstheme="majorBidi" w:eastAsiaTheme="majorEastAsia" w:hAnsiTheme="majorHAnsi"/>
+      <w:rFonts w:asciiTheme="majorHAnsi" w:cstheme="majorBidi" w:hAnsiTheme="majorHAnsi" w:eastAsia="黑体"/>
       <w:color w:themeColor="text1" w:val="000000"/>
     </w:rPr>
     <w:tblPr>
@@ -9016,6 +9462,7 @@
     </w:tblPr>
     <w:tblStylePr w:type="firstRow">
       <w:rPr>
+        <w:rFonts w:eastAsia="黑体"/>
         <w:sz w:val="24"/>
         <w:szCs w:val="24"/>
       </w:rPr>
@@ -9122,7 +9569,7 @@
       <w:spacing w:after="0" w:line="240" w:lineRule="auto"/>
     </w:pPr>
     <w:rPr>
-      <w:rFonts w:asciiTheme="majorHAnsi" w:cstheme="majorBidi" w:eastAsiaTheme="majorEastAsia" w:hAnsiTheme="majorHAnsi"/>
+      <w:rFonts w:asciiTheme="majorHAnsi" w:cstheme="majorBidi" w:hAnsiTheme="majorHAnsi" w:eastAsia="黑体"/>
       <w:color w:themeColor="text1" w:val="000000"/>
     </w:rPr>
     <w:tblPr>
@@ -9144,6 +9591,7 @@
     </w:tblPr>
     <w:tblStylePr w:type="firstRow">
       <w:rPr>
+        <w:rFonts w:eastAsia="黑体"/>
         <w:sz w:val="24"/>
         <w:szCs w:val="24"/>
       </w:rPr>
@@ -9250,7 +9698,7 @@
       <w:spacing w:after="0" w:line="240" w:lineRule="auto"/>
     </w:pPr>
     <w:rPr>
-      <w:rFonts w:asciiTheme="majorHAnsi" w:cstheme="majorBidi" w:eastAsiaTheme="majorEastAsia" w:hAnsiTheme="majorHAnsi"/>
+      <w:rFonts w:asciiTheme="majorHAnsi" w:cstheme="majorBidi" w:hAnsiTheme="majorHAnsi" w:eastAsia="黑体"/>
       <w:color w:themeColor="text1" w:val="000000"/>
     </w:rPr>
     <w:tblPr>
@@ -9272,6 +9720,7 @@
     </w:tblPr>
     <w:tblStylePr w:type="firstRow">
       <w:rPr>
+        <w:rFonts w:eastAsia="黑体"/>
         <w:sz w:val="24"/>
         <w:szCs w:val="24"/>
       </w:rPr>
@@ -9378,7 +9827,7 @@
       <w:spacing w:after="0" w:line="240" w:lineRule="auto"/>
     </w:pPr>
     <w:rPr>
-      <w:rFonts w:asciiTheme="majorHAnsi" w:cstheme="majorBidi" w:eastAsiaTheme="majorEastAsia" w:hAnsiTheme="majorHAnsi"/>
+      <w:rFonts w:asciiTheme="majorHAnsi" w:cstheme="majorBidi" w:hAnsiTheme="majorHAnsi" w:eastAsia="黑体"/>
       <w:color w:themeColor="text1" w:val="000000"/>
     </w:rPr>
     <w:tblPr>
@@ -9400,6 +9849,7 @@
     </w:tblPr>
     <w:tblStylePr w:type="firstRow">
       <w:rPr>
+        <w:rFonts w:eastAsia="黑体"/>
         <w:sz w:val="24"/>
         <w:szCs w:val="24"/>
       </w:rPr>
@@ -9506,7 +9956,7 @@
       <w:spacing w:after="0" w:line="240" w:lineRule="auto"/>
     </w:pPr>
     <w:rPr>
-      <w:rFonts w:asciiTheme="majorHAnsi" w:cstheme="majorBidi" w:eastAsiaTheme="majorEastAsia" w:hAnsiTheme="majorHAnsi"/>
+      <w:rFonts w:asciiTheme="majorHAnsi" w:cstheme="majorBidi" w:hAnsiTheme="majorHAnsi" w:eastAsia="黑体"/>
       <w:color w:themeColor="text1" w:val="000000"/>
     </w:rPr>
     <w:tblPr>
@@ -9528,6 +9978,7 @@
     </w:tblPr>
     <w:tblStylePr w:type="firstRow">
       <w:rPr>
+        <w:rFonts w:eastAsia="黑体"/>
         <w:sz w:val="24"/>
         <w:szCs w:val="24"/>
       </w:rPr>
@@ -9634,7 +10085,7 @@
       <w:spacing w:after="0" w:line="240" w:lineRule="auto"/>
     </w:pPr>
     <w:rPr>
-      <w:rFonts w:asciiTheme="majorHAnsi" w:cstheme="majorBidi" w:eastAsiaTheme="majorEastAsia" w:hAnsiTheme="majorHAnsi"/>
+      <w:rFonts w:asciiTheme="majorHAnsi" w:cstheme="majorBidi" w:hAnsiTheme="majorHAnsi" w:eastAsia="黑体"/>
       <w:color w:themeColor="text1" w:val="000000"/>
     </w:rPr>
     <w:tblPr>
@@ -9656,6 +10107,7 @@
     </w:tblPr>
     <w:tblStylePr w:type="firstRow">
       <w:rPr>
+        <w:rFonts w:eastAsia="黑体"/>
         <w:sz w:val="24"/>
         <w:szCs w:val="24"/>
       </w:rPr>
@@ -9785,12 +10237,14 @@
     </w:tcPr>
     <w:tblStylePr w:type="firstRow">
       <w:rPr>
+        <w:rFonts w:eastAsia="黑体"/>
         <w:b/>
         <w:bCs/>
       </w:rPr>
     </w:tblStylePr>
     <w:tblStylePr w:type="lastRow">
       <w:rPr>
+        <w:rFonts w:eastAsia="黑体"/>
         <w:b/>
         <w:bCs/>
       </w:rPr>
@@ -9803,12 +10257,14 @@
     </w:tblStylePr>
     <w:tblStylePr w:type="firstCol">
       <w:rPr>
+        <w:rFonts w:eastAsia="黑体"/>
         <w:b/>
         <w:bCs/>
       </w:rPr>
     </w:tblStylePr>
     <w:tblStylePr w:type="lastCol">
       <w:rPr>
+        <w:rFonts w:eastAsia="黑体"/>
         <w:b/>
         <w:bCs/>
       </w:rPr>
@@ -9858,12 +10314,14 @@
     </w:tcPr>
     <w:tblStylePr w:type="firstRow">
       <w:rPr>
+        <w:rFonts w:eastAsia="黑体"/>
         <w:b/>
         <w:bCs/>
       </w:rPr>
     </w:tblStylePr>
     <w:tblStylePr w:type="lastRow">
       <w:rPr>
+        <w:rFonts w:eastAsia="黑体"/>
         <w:b/>
         <w:bCs/>
       </w:rPr>
@@ -9876,12 +10334,14 @@
     </w:tblStylePr>
     <w:tblStylePr w:type="firstCol">
       <w:rPr>
+        <w:rFonts w:eastAsia="黑体"/>
         <w:b/>
         <w:bCs/>
       </w:rPr>
     </w:tblStylePr>
     <w:tblStylePr w:type="lastCol">
       <w:rPr>
+        <w:rFonts w:eastAsia="黑体"/>
         <w:b/>
         <w:bCs/>
       </w:rPr>
@@ -9931,12 +10391,14 @@
     </w:tcPr>
     <w:tblStylePr w:type="firstRow">
       <w:rPr>
+        <w:rFonts w:eastAsia="黑体"/>
         <w:b/>
         <w:bCs/>
       </w:rPr>
     </w:tblStylePr>
     <w:tblStylePr w:type="lastRow">
       <w:rPr>
+        <w:rFonts w:eastAsia="黑体"/>
         <w:b/>
         <w:bCs/>
       </w:rPr>
@@ -9949,12 +10411,14 @@
     </w:tblStylePr>
     <w:tblStylePr w:type="firstCol">
       <w:rPr>
+        <w:rFonts w:eastAsia="黑体"/>
         <w:b/>
         <w:bCs/>
       </w:rPr>
     </w:tblStylePr>
     <w:tblStylePr w:type="lastCol">
       <w:rPr>
+        <w:rFonts w:eastAsia="黑体"/>
         <w:b/>
         <w:bCs/>
       </w:rPr>
@@ -10004,12 +10468,14 @@
     </w:tcPr>
     <w:tblStylePr w:type="firstRow">
       <w:rPr>
+        <w:rFonts w:eastAsia="黑体"/>
         <w:b/>
         <w:bCs/>
       </w:rPr>
     </w:tblStylePr>
     <w:tblStylePr w:type="lastRow">
       <w:rPr>
+        <w:rFonts w:eastAsia="黑体"/>
         <w:b/>
         <w:bCs/>
       </w:rPr>
@@ -10022,12 +10488,14 @@
     </w:tblStylePr>
     <w:tblStylePr w:type="firstCol">
       <w:rPr>
+        <w:rFonts w:eastAsia="黑体"/>
         <w:b/>
         <w:bCs/>
       </w:rPr>
     </w:tblStylePr>
     <w:tblStylePr w:type="lastCol">
       <w:rPr>
+        <w:rFonts w:eastAsia="黑体"/>
         <w:b/>
         <w:bCs/>
       </w:rPr>
@@ -10077,12 +10545,14 @@
     </w:tcPr>
     <w:tblStylePr w:type="firstRow">
       <w:rPr>
+        <w:rFonts w:eastAsia="黑体"/>
         <w:b/>
         <w:bCs/>
       </w:rPr>
     </w:tblStylePr>
     <w:tblStylePr w:type="lastRow">
       <w:rPr>
+        <w:rFonts w:eastAsia="黑体"/>
         <w:b/>
         <w:bCs/>
       </w:rPr>
@@ -10095,12 +10565,14 @@
     </w:tblStylePr>
     <w:tblStylePr w:type="firstCol">
       <w:rPr>
+        <w:rFonts w:eastAsia="黑体"/>
         <w:b/>
         <w:bCs/>
       </w:rPr>
     </w:tblStylePr>
     <w:tblStylePr w:type="lastCol">
       <w:rPr>
+        <w:rFonts w:eastAsia="黑体"/>
         <w:b/>
         <w:bCs/>
       </w:rPr>
@@ -10150,12 +10622,14 @@
     </w:tcPr>
     <w:tblStylePr w:type="firstRow">
       <w:rPr>
+        <w:rFonts w:eastAsia="黑体"/>
         <w:b/>
         <w:bCs/>
       </w:rPr>
     </w:tblStylePr>
     <w:tblStylePr w:type="lastRow">
       <w:rPr>
+        <w:rFonts w:eastAsia="黑体"/>
         <w:b/>
         <w:bCs/>
       </w:rPr>
@@ -10168,12 +10642,14 @@
     </w:tblStylePr>
     <w:tblStylePr w:type="firstCol">
       <w:rPr>
+        <w:rFonts w:eastAsia="黑体"/>
         <w:b/>
         <w:bCs/>
       </w:rPr>
     </w:tblStylePr>
     <w:tblStylePr w:type="lastCol">
       <w:rPr>
+        <w:rFonts w:eastAsia="黑体"/>
         <w:b/>
         <w:bCs/>
       </w:rPr>
@@ -10223,12 +10699,14 @@
     </w:tcPr>
     <w:tblStylePr w:type="firstRow">
       <w:rPr>
+        <w:rFonts w:eastAsia="黑体"/>
         <w:b/>
         <w:bCs/>
       </w:rPr>
     </w:tblStylePr>
     <w:tblStylePr w:type="lastRow">
       <w:rPr>
+        <w:rFonts w:eastAsia="黑体"/>
         <w:b/>
         <w:bCs/>
       </w:rPr>
@@ -10241,12 +10719,14 @@
     </w:tblStylePr>
     <w:tblStylePr w:type="firstCol">
       <w:rPr>
+        <w:rFonts w:eastAsia="黑体"/>
         <w:b/>
         <w:bCs/>
       </w:rPr>
     </w:tblStylePr>
     <w:tblStylePr w:type="lastCol">
       <w:rPr>
+        <w:rFonts w:eastAsia="黑体"/>
         <w:b/>
         <w:bCs/>
       </w:rPr>
@@ -10273,7 +10753,7 @@
       <w:spacing w:after="0" w:line="240" w:lineRule="auto"/>
     </w:pPr>
     <w:rPr>
-      <w:rFonts w:asciiTheme="majorHAnsi" w:cstheme="majorBidi" w:eastAsiaTheme="majorEastAsia" w:hAnsiTheme="majorHAnsi"/>
+      <w:rFonts w:asciiTheme="majorHAnsi" w:cstheme="majorBidi" w:hAnsiTheme="majorHAnsi" w:eastAsia="黑体"/>
       <w:color w:themeColor="text1" w:val="000000"/>
     </w:rPr>
     <w:tblPr>
@@ -10300,6 +10780,7 @@
     </w:tcPr>
     <w:tblStylePr w:type="firstRow">
       <w:rPr>
+        <w:rFonts w:eastAsia="黑体"/>
         <w:b/>
         <w:bCs/>
         <w:color w:themeColor="text1" w:val="000000"/>
@@ -10311,6 +10792,7 @@
     </w:tblStylePr>
     <w:tblStylePr w:type="lastRow">
       <w:rPr>
+        <w:rFonts w:eastAsia="黑体"/>
         <w:b/>
         <w:bCs/>
         <w:color w:themeColor="text1" w:val="000000"/>
@@ -10330,6 +10812,7 @@
     </w:tblStylePr>
     <w:tblStylePr w:type="firstCol">
       <w:rPr>
+        <w:rFonts w:eastAsia="黑体"/>
         <w:b/>
         <w:bCs/>
         <w:color w:themeColor="text1" w:val="000000"/>
@@ -10349,6 +10832,7 @@
     </w:tblStylePr>
     <w:tblStylePr w:type="lastCol">
       <w:rPr>
+        <w:rFonts w:eastAsia="黑体"/>
         <w:b w:val="0"/>
         <w:bCs w:val="0"/>
         <w:color w:themeColor="text1" w:val="000000"/>
@@ -10398,7 +10882,7 @@
       <w:spacing w:after="0" w:line="240" w:lineRule="auto"/>
     </w:pPr>
     <w:rPr>
-      <w:rFonts w:asciiTheme="majorHAnsi" w:cstheme="majorBidi" w:eastAsiaTheme="majorEastAsia" w:hAnsiTheme="majorHAnsi"/>
+      <w:rFonts w:asciiTheme="majorHAnsi" w:cstheme="majorBidi" w:hAnsiTheme="majorHAnsi" w:eastAsia="黑体"/>
       <w:color w:themeColor="text1" w:val="000000"/>
     </w:rPr>
     <w:tblPr>
@@ -10425,6 +10909,7 @@
     </w:tcPr>
     <w:tblStylePr w:type="firstRow">
       <w:rPr>
+        <w:rFonts w:eastAsia="黑体"/>
         <w:b/>
         <w:bCs/>
         <w:color w:themeColor="text1" w:val="000000"/>
@@ -10436,6 +10921,7 @@
     </w:tblStylePr>
     <w:tblStylePr w:type="lastRow">
       <w:rPr>
+        <w:rFonts w:eastAsia="黑体"/>
         <w:b/>
         <w:bCs/>
         <w:color w:themeColor="text1" w:val="000000"/>
@@ -10455,6 +10941,7 @@
     </w:tblStylePr>
     <w:tblStylePr w:type="firstCol">
       <w:rPr>
+        <w:rFonts w:eastAsia="黑体"/>
         <w:b/>
         <w:bCs/>
         <w:color w:themeColor="text1" w:val="000000"/>
@@ -10474,6 +10961,7 @@
     </w:tblStylePr>
     <w:tblStylePr w:type="lastCol">
       <w:rPr>
+        <w:rFonts w:eastAsia="黑体"/>
         <w:b w:val="0"/>
         <w:bCs w:val="0"/>
         <w:color w:themeColor="text1" w:val="000000"/>
@@ -10523,7 +11011,7 @@
       <w:spacing w:after="0" w:line="240" w:lineRule="auto"/>
     </w:pPr>
     <w:rPr>
-      <w:rFonts w:asciiTheme="majorHAnsi" w:cstheme="majorBidi" w:eastAsiaTheme="majorEastAsia" w:hAnsiTheme="majorHAnsi"/>
+      <w:rFonts w:asciiTheme="majorHAnsi" w:cstheme="majorBidi" w:hAnsiTheme="majorHAnsi" w:eastAsia="黑体"/>
       <w:color w:themeColor="text1" w:val="000000"/>
     </w:rPr>
     <w:tblPr>
@@ -10550,6 +11038,7 @@
     </w:tcPr>
     <w:tblStylePr w:type="firstRow">
       <w:rPr>
+        <w:rFonts w:eastAsia="黑体"/>
         <w:b/>
         <w:bCs/>
         <w:color w:themeColor="text1" w:val="000000"/>
@@ -10561,6 +11050,7 @@
     </w:tblStylePr>
     <w:tblStylePr w:type="lastRow">
       <w:rPr>
+        <w:rFonts w:eastAsia="黑体"/>
         <w:b/>
         <w:bCs/>
         <w:color w:themeColor="text1" w:val="000000"/>
@@ -10580,6 +11070,7 @@
     </w:tblStylePr>
     <w:tblStylePr w:type="firstCol">
       <w:rPr>
+        <w:rFonts w:eastAsia="黑体"/>
         <w:b/>
         <w:bCs/>
         <w:color w:themeColor="text1" w:val="000000"/>
@@ -10599,6 +11090,7 @@
     </w:tblStylePr>
     <w:tblStylePr w:type="lastCol">
       <w:rPr>
+        <w:rFonts w:eastAsia="黑体"/>
         <w:b w:val="0"/>
         <w:bCs w:val="0"/>
         <w:color w:themeColor="text1" w:val="000000"/>
@@ -10648,7 +11140,7 @@
       <w:spacing w:after="0" w:line="240" w:lineRule="auto"/>
     </w:pPr>
     <w:rPr>
-      <w:rFonts w:asciiTheme="majorHAnsi" w:cstheme="majorBidi" w:eastAsiaTheme="majorEastAsia" w:hAnsiTheme="majorHAnsi"/>
+      <w:rFonts w:asciiTheme="majorHAnsi" w:cstheme="majorBidi" w:hAnsiTheme="majorHAnsi" w:eastAsia="黑体"/>
       <w:color w:themeColor="text1" w:val="000000"/>
     </w:rPr>
     <w:tblPr>
@@ -10675,6 +11167,7 @@
     </w:tcPr>
     <w:tblStylePr w:type="firstRow">
       <w:rPr>
+        <w:rFonts w:eastAsia="黑体"/>
         <w:b/>
         <w:bCs/>
         <w:color w:themeColor="text1" w:val="000000"/>
@@ -10686,6 +11179,7 @@
     </w:tblStylePr>
     <w:tblStylePr w:type="lastRow">
       <w:rPr>
+        <w:rFonts w:eastAsia="黑体"/>
         <w:b/>
         <w:bCs/>
         <w:color w:themeColor="text1" w:val="000000"/>
@@ -10705,6 +11199,7 @@
     </w:tblStylePr>
     <w:tblStylePr w:type="firstCol">
       <w:rPr>
+        <w:rFonts w:eastAsia="黑体"/>
         <w:b/>
         <w:bCs/>
         <w:color w:themeColor="text1" w:val="000000"/>
@@ -10724,6 +11219,7 @@
     </w:tblStylePr>
     <w:tblStylePr w:type="lastCol">
       <w:rPr>
+        <w:rFonts w:eastAsia="黑体"/>
         <w:b w:val="0"/>
         <w:bCs w:val="0"/>
         <w:color w:themeColor="text1" w:val="000000"/>
@@ -10773,7 +11269,7 @@
       <w:spacing w:after="0" w:line="240" w:lineRule="auto"/>
     </w:pPr>
     <w:rPr>
-      <w:rFonts w:asciiTheme="majorHAnsi" w:cstheme="majorBidi" w:eastAsiaTheme="majorEastAsia" w:hAnsiTheme="majorHAnsi"/>
+      <w:rFonts w:asciiTheme="majorHAnsi" w:cstheme="majorBidi" w:hAnsiTheme="majorHAnsi" w:eastAsia="黑体"/>
       <w:color w:themeColor="text1" w:val="000000"/>
     </w:rPr>
     <w:tblPr>
@@ -10800,6 +11296,7 @@
     </w:tcPr>
     <w:tblStylePr w:type="firstRow">
       <w:rPr>
+        <w:rFonts w:eastAsia="黑体"/>
         <w:b/>
         <w:bCs/>
         <w:color w:themeColor="text1" w:val="000000"/>
@@ -10811,6 +11308,7 @@
     </w:tblStylePr>
     <w:tblStylePr w:type="lastRow">
       <w:rPr>
+        <w:rFonts w:eastAsia="黑体"/>
         <w:b/>
         <w:bCs/>
         <w:color w:themeColor="text1" w:val="000000"/>
@@ -10830,6 +11328,7 @@
     </w:tblStylePr>
     <w:tblStylePr w:type="firstCol">
       <w:rPr>
+        <w:rFonts w:eastAsia="黑体"/>
         <w:b/>
         <w:bCs/>
         <w:color w:themeColor="text1" w:val="000000"/>
@@ -10849,6 +11348,7 @@
     </w:tblStylePr>
     <w:tblStylePr w:type="lastCol">
       <w:rPr>
+        <w:rFonts w:eastAsia="黑体"/>
         <w:b w:val="0"/>
         <w:bCs w:val="0"/>
         <w:color w:themeColor="text1" w:val="000000"/>
@@ -10898,7 +11398,7 @@
       <w:spacing w:after="0" w:line="240" w:lineRule="auto"/>
     </w:pPr>
     <w:rPr>
-      <w:rFonts w:asciiTheme="majorHAnsi" w:cstheme="majorBidi" w:eastAsiaTheme="majorEastAsia" w:hAnsiTheme="majorHAnsi"/>
+      <w:rFonts w:asciiTheme="majorHAnsi" w:cstheme="majorBidi" w:hAnsiTheme="majorHAnsi" w:eastAsia="黑体"/>
       <w:color w:themeColor="text1" w:val="000000"/>
     </w:rPr>
     <w:tblPr>
@@ -10925,6 +11425,7 @@
     </w:tcPr>
     <w:tblStylePr w:type="firstRow">
       <w:rPr>
+        <w:rFonts w:eastAsia="黑体"/>
         <w:b/>
         <w:bCs/>
         <w:color w:themeColor="text1" w:val="000000"/>
@@ -10936,6 +11437,7 @@
     </w:tblStylePr>
     <w:tblStylePr w:type="lastRow">
       <w:rPr>
+        <w:rFonts w:eastAsia="黑体"/>
         <w:b/>
         <w:bCs/>
         <w:color w:themeColor="text1" w:val="000000"/>
@@ -10955,6 +11457,7 @@
     </w:tblStylePr>
     <w:tblStylePr w:type="firstCol">
       <w:rPr>
+        <w:rFonts w:eastAsia="黑体"/>
         <w:b/>
         <w:bCs/>
         <w:color w:themeColor="text1" w:val="000000"/>
@@ -10974,6 +11477,7 @@
     </w:tblStylePr>
     <w:tblStylePr w:type="lastCol">
       <w:rPr>
+        <w:rFonts w:eastAsia="黑体"/>
         <w:b w:val="0"/>
         <w:bCs w:val="0"/>
         <w:color w:themeColor="text1" w:val="000000"/>
@@ -11023,7 +11527,7 @@
       <w:spacing w:after="0" w:line="240" w:lineRule="auto"/>
     </w:pPr>
     <w:rPr>
-      <w:rFonts w:asciiTheme="majorHAnsi" w:cstheme="majorBidi" w:eastAsiaTheme="majorEastAsia" w:hAnsiTheme="majorHAnsi"/>
+      <w:rFonts w:asciiTheme="majorHAnsi" w:cstheme="majorBidi" w:hAnsiTheme="majorHAnsi" w:eastAsia="黑体"/>
       <w:color w:themeColor="text1" w:val="000000"/>
     </w:rPr>
     <w:tblPr>
@@ -11050,6 +11554,7 @@
     </w:tcPr>
     <w:tblStylePr w:type="firstRow">
       <w:rPr>
+        <w:rFonts w:eastAsia="黑体"/>
         <w:b/>
         <w:bCs/>
         <w:color w:themeColor="text1" w:val="000000"/>
@@ -11061,6 +11566,7 @@
     </w:tblStylePr>
     <w:tblStylePr w:type="lastRow">
       <w:rPr>
+        <w:rFonts w:eastAsia="黑体"/>
         <w:b/>
         <w:bCs/>
         <w:color w:themeColor="text1" w:val="000000"/>
@@ -11080,6 +11586,7 @@
     </w:tblStylePr>
     <w:tblStylePr w:type="firstCol">
       <w:rPr>
+        <w:rFonts w:eastAsia="黑体"/>
         <w:b/>
         <w:bCs/>
         <w:color w:themeColor="text1" w:val="000000"/>
@@ -11099,6 +11606,7 @@
     </w:tblStylePr>
     <w:tblStylePr w:type="lastCol">
       <w:rPr>
+        <w:rFonts w:eastAsia="黑体"/>
         <w:b w:val="0"/>
         <w:bCs w:val="0"/>
         <w:color w:themeColor="text1" w:val="000000"/>
@@ -11171,6 +11679,7 @@
     </w:tcPr>
     <w:tblStylePr w:type="firstRow">
       <w:rPr>
+        <w:rFonts w:eastAsia="黑体"/>
         <w:b/>
         <w:bCs/>
         <w:i w:val="0"/>
@@ -11192,6 +11701,7 @@
     </w:tblStylePr>
     <w:tblStylePr w:type="lastRow">
       <w:rPr>
+        <w:rFonts w:eastAsia="黑体"/>
         <w:b/>
         <w:bCs/>
         <w:i w:val="0"/>
@@ -11213,6 +11723,7 @@
     </w:tblStylePr>
     <w:tblStylePr w:type="firstCol">
       <w:rPr>
+        <w:rFonts w:eastAsia="黑体"/>
         <w:b/>
         <w:bCs/>
         <w:i w:val="0"/>
@@ -11232,6 +11743,7 @@
     </w:tblStylePr>
     <w:tblStylePr w:type="lastCol">
       <w:rPr>
+        <w:rFonts w:eastAsia="黑体"/>
         <w:b/>
         <w:bCs/>
         <w:i w:val="0"/>
@@ -11312,6 +11824,7 @@
     </w:tcPr>
     <w:tblStylePr w:type="firstRow">
       <w:rPr>
+        <w:rFonts w:eastAsia="黑体"/>
         <w:b/>
         <w:bCs/>
         <w:i w:val="0"/>
@@ -11333,6 +11846,7 @@
     </w:tblStylePr>
     <w:tblStylePr w:type="lastRow">
       <w:rPr>
+        <w:rFonts w:eastAsia="黑体"/>
         <w:b/>
         <w:bCs/>
         <w:i w:val="0"/>
@@ -11354,6 +11868,7 @@
     </w:tblStylePr>
     <w:tblStylePr w:type="firstCol">
       <w:rPr>
+        <w:rFonts w:eastAsia="黑体"/>
         <w:b/>
         <w:bCs/>
         <w:i w:val="0"/>
@@ -11373,6 +11888,7 @@
     </w:tblStylePr>
     <w:tblStylePr w:type="lastCol">
       <w:rPr>
+        <w:rFonts w:eastAsia="黑体"/>
         <w:b/>
         <w:bCs/>
         <w:i w:val="0"/>
@@ -11453,6 +11969,7 @@
     </w:tcPr>
     <w:tblStylePr w:type="firstRow">
       <w:rPr>
+        <w:rFonts w:eastAsia="黑体"/>
         <w:b/>
         <w:bCs/>
         <w:i w:val="0"/>
@@ -11474,6 +11991,7 @@
     </w:tblStylePr>
     <w:tblStylePr w:type="lastRow">
       <w:rPr>
+        <w:rFonts w:eastAsia="黑体"/>
         <w:b/>
         <w:bCs/>
         <w:i w:val="0"/>
@@ -11495,6 +12013,7 @@
     </w:tblStylePr>
     <w:tblStylePr w:type="firstCol">
       <w:rPr>
+        <w:rFonts w:eastAsia="黑体"/>
         <w:b/>
         <w:bCs/>
         <w:i w:val="0"/>
@@ -11514,6 +12033,7 @@
     </w:tblStylePr>
     <w:tblStylePr w:type="lastCol">
       <w:rPr>
+        <w:rFonts w:eastAsia="黑体"/>
         <w:b/>
         <w:bCs/>
         <w:i w:val="0"/>
@@ -11594,6 +12114,7 @@
     </w:tcPr>
     <w:tblStylePr w:type="firstRow">
       <w:rPr>
+        <w:rFonts w:eastAsia="黑体"/>
         <w:b/>
         <w:bCs/>
         <w:i w:val="0"/>
@@ -11615,6 +12136,7 @@
     </w:tblStylePr>
     <w:tblStylePr w:type="lastRow">
       <w:rPr>
+        <w:rFonts w:eastAsia="黑体"/>
         <w:b/>
         <w:bCs/>
         <w:i w:val="0"/>
@@ -11636,6 +12158,7 @@
     </w:tblStylePr>
     <w:tblStylePr w:type="firstCol">
       <w:rPr>
+        <w:rFonts w:eastAsia="黑体"/>
         <w:b/>
         <w:bCs/>
         <w:i w:val="0"/>
@@ -11655,6 +12178,7 @@
     </w:tblStylePr>
     <w:tblStylePr w:type="lastCol">
       <w:rPr>
+        <w:rFonts w:eastAsia="黑体"/>
         <w:b/>
         <w:bCs/>
         <w:i w:val="0"/>
@@ -11735,6 +12259,7 @@
     </w:tcPr>
     <w:tblStylePr w:type="firstRow">
       <w:rPr>
+        <w:rFonts w:eastAsia="黑体"/>
         <w:b/>
         <w:bCs/>
         <w:i w:val="0"/>
@@ -11756,6 +12281,7 @@
     </w:tblStylePr>
     <w:tblStylePr w:type="lastRow">
       <w:rPr>
+        <w:rFonts w:eastAsia="黑体"/>
         <w:b/>
         <w:bCs/>
         <w:i w:val="0"/>
@@ -11777,6 +12303,7 @@
     </w:tblStylePr>
     <w:tblStylePr w:type="firstCol">
       <w:rPr>
+        <w:rFonts w:eastAsia="黑体"/>
         <w:b/>
         <w:bCs/>
         <w:i w:val="0"/>
@@ -11796,6 +12323,7 @@
     </w:tblStylePr>
     <w:tblStylePr w:type="lastCol">
       <w:rPr>
+        <w:rFonts w:eastAsia="黑体"/>
         <w:b/>
         <w:bCs/>
         <w:i w:val="0"/>
@@ -11876,6 +12404,7 @@
     </w:tcPr>
     <w:tblStylePr w:type="firstRow">
       <w:rPr>
+        <w:rFonts w:eastAsia="黑体"/>
         <w:b/>
         <w:bCs/>
         <w:i w:val="0"/>
@@ -11897,6 +12426,7 @@
     </w:tblStylePr>
     <w:tblStylePr w:type="lastRow">
       <w:rPr>
+        <w:rFonts w:eastAsia="黑体"/>
         <w:b/>
         <w:bCs/>
         <w:i w:val="0"/>
@@ -11918,6 +12448,7 @@
     </w:tblStylePr>
     <w:tblStylePr w:type="firstCol">
       <w:rPr>
+        <w:rFonts w:eastAsia="黑体"/>
         <w:b/>
         <w:bCs/>
         <w:i w:val="0"/>
@@ -11937,6 +12468,7 @@
     </w:tblStylePr>
     <w:tblStylePr w:type="lastCol">
       <w:rPr>
+        <w:rFonts w:eastAsia="黑体"/>
         <w:b/>
         <w:bCs/>
         <w:i w:val="0"/>
@@ -12017,6 +12549,7 @@
     </w:tcPr>
     <w:tblStylePr w:type="firstRow">
       <w:rPr>
+        <w:rFonts w:eastAsia="黑体"/>
         <w:b/>
         <w:bCs/>
         <w:i w:val="0"/>
@@ -12038,6 +12571,7 @@
     </w:tblStylePr>
     <w:tblStylePr w:type="lastRow">
       <w:rPr>
+        <w:rFonts w:eastAsia="黑体"/>
         <w:b/>
         <w:bCs/>
         <w:i w:val="0"/>
@@ -12059,6 +12593,7 @@
     </w:tblStylePr>
     <w:tblStylePr w:type="firstCol">
       <w:rPr>
+        <w:rFonts w:eastAsia="黑体"/>
         <w:b/>
         <w:bCs/>
         <w:i w:val="0"/>
@@ -12078,6 +12613,7 @@
     </w:tblStylePr>
     <w:tblStylePr w:type="lastCol">
       <w:rPr>
+        <w:rFonts w:eastAsia="黑体"/>
         <w:b/>
         <w:bCs/>
         <w:i w:val="0"/>
@@ -12135,6 +12671,7 @@
       <w:spacing w:after="0" w:line="240" w:lineRule="auto"/>
     </w:pPr>
     <w:rPr>
+      <w:rFonts w:eastAsia="黑体"/>
       <w:color w:themeColor="background1" w:val="FFFFFF"/>
     </w:rPr>
     <w:tblPr>
@@ -12153,6 +12690,7 @@
     </w:tcPr>
     <w:tblStylePr w:type="firstRow">
       <w:rPr>
+        <w:rFonts w:eastAsia="黑体"/>
         <w:b/>
         <w:bCs/>
       </w:rPr>
@@ -12249,6 +12787,7 @@
       <w:spacing w:after="0" w:line="240" w:lineRule="auto"/>
     </w:pPr>
     <w:rPr>
+      <w:rFonts w:eastAsia="黑体"/>
       <w:color w:themeColor="background1" w:val="FFFFFF"/>
     </w:rPr>
     <w:tblPr>
@@ -12267,6 +12806,7 @@
     </w:tcPr>
     <w:tblStylePr w:type="firstRow">
       <w:rPr>
+        <w:rFonts w:eastAsia="黑体"/>
         <w:b/>
         <w:bCs/>
       </w:rPr>
@@ -12363,6 +12903,7 @@
       <w:spacing w:after="0" w:line="240" w:lineRule="auto"/>
     </w:pPr>
     <w:rPr>
+      <w:rFonts w:eastAsia="黑体"/>
       <w:color w:themeColor="background1" w:val="FFFFFF"/>
     </w:rPr>
     <w:tblPr>
@@ -12381,6 +12922,7 @@
     </w:tcPr>
     <w:tblStylePr w:type="firstRow">
       <w:rPr>
+        <w:rFonts w:eastAsia="黑体"/>
         <w:b/>
         <w:bCs/>
       </w:rPr>
@@ -12477,6 +13019,7 @@
       <w:spacing w:after="0" w:line="240" w:lineRule="auto"/>
     </w:pPr>
     <w:rPr>
+      <w:rFonts w:eastAsia="黑体"/>
       <w:color w:themeColor="background1" w:val="FFFFFF"/>
     </w:rPr>
     <w:tblPr>
@@ -12495,6 +13038,7 @@
     </w:tcPr>
     <w:tblStylePr w:type="firstRow">
       <w:rPr>
+        <w:rFonts w:eastAsia="黑体"/>
         <w:b/>
         <w:bCs/>
       </w:rPr>
@@ -12591,6 +13135,7 @@
       <w:spacing w:after="0" w:line="240" w:lineRule="auto"/>
     </w:pPr>
     <w:rPr>
+      <w:rFonts w:eastAsia="黑体"/>
       <w:color w:themeColor="background1" w:val="FFFFFF"/>
     </w:rPr>
     <w:tblPr>
@@ -12609,6 +13154,7 @@
     </w:tcPr>
     <w:tblStylePr w:type="firstRow">
       <w:rPr>
+        <w:rFonts w:eastAsia="黑体"/>
         <w:b/>
         <w:bCs/>
       </w:rPr>
@@ -12705,6 +13251,7 @@
       <w:spacing w:after="0" w:line="240" w:lineRule="auto"/>
     </w:pPr>
     <w:rPr>
+      <w:rFonts w:eastAsia="黑体"/>
       <w:color w:themeColor="background1" w:val="FFFFFF"/>
     </w:rPr>
     <w:tblPr>
@@ -12723,6 +13270,7 @@
     </w:tcPr>
     <w:tblStylePr w:type="firstRow">
       <w:rPr>
+        <w:rFonts w:eastAsia="黑体"/>
         <w:b/>
         <w:bCs/>
       </w:rPr>
@@ -12819,6 +13367,7 @@
       <w:spacing w:after="0" w:line="240" w:lineRule="auto"/>
     </w:pPr>
     <w:rPr>
+      <w:rFonts w:eastAsia="黑体"/>
       <w:color w:themeColor="background1" w:val="FFFFFF"/>
     </w:rPr>
     <w:tblPr>
@@ -12837,6 +13386,7 @@
     </w:tcPr>
     <w:tblStylePr w:type="firstRow">
       <w:rPr>
+        <w:rFonts w:eastAsia="黑体"/>
         <w:b/>
         <w:bCs/>
       </w:rPr>
@@ -12933,6 +13483,7 @@
       <w:spacing w:after="0" w:line="240" w:lineRule="auto"/>
     </w:pPr>
     <w:rPr>
+      <w:rFonts w:eastAsia="黑体"/>
       <w:color w:themeColor="text1" w:val="000000"/>
     </w:rPr>
     <w:tblPr>
@@ -12959,6 +13510,7 @@
     </w:tcPr>
     <w:tblStylePr w:type="firstRow">
       <w:rPr>
+        <w:rFonts w:eastAsia="黑体"/>
         <w:b/>
         <w:bCs/>
       </w:rPr>
@@ -12977,6 +13529,7 @@
     </w:tblStylePr>
     <w:tblStylePr w:type="lastRow">
       <w:rPr>
+        <w:rFonts w:eastAsia="黑体"/>
         <w:b/>
         <w:bCs/>
         <w:color w:themeColor="background1" w:val="FFFFFF"/>
@@ -12991,6 +13544,7 @@
     </w:tblStylePr>
     <w:tblStylePr w:type="firstCol">
       <w:rPr>
+        <w:rFonts w:eastAsia="黑体"/>
         <w:color w:themeColor="background1" w:val="FFFFFF"/>
       </w:rPr>
       <w:tblPr/>
@@ -13008,6 +13562,7 @@
     </w:tblStylePr>
     <w:tblStylePr w:type="lastCol">
       <w:rPr>
+        <w:rFonts w:eastAsia="黑体"/>
         <w:color w:themeColor="background1" w:val="FFFFFF"/>
       </w:rPr>
       <w:tblPr/>
@@ -13037,11 +13592,13 @@
     </w:tblStylePr>
     <w:tblStylePr w:type="neCell">
       <w:rPr>
+        <w:rFonts w:eastAsia="黑体"/>
         <w:color w:themeColor="text1" w:val="000000"/>
       </w:rPr>
     </w:tblStylePr>
     <w:tblStylePr w:type="nwCell">
       <w:rPr>
+        <w:rFonts w:eastAsia="黑体"/>
         <w:color w:themeColor="text1" w:val="000000"/>
       </w:rPr>
     </w:tblStylePr>
@@ -13055,6 +13612,7 @@
       <w:spacing w:after="0" w:line="240" w:lineRule="auto"/>
     </w:pPr>
     <w:rPr>
+      <w:rFonts w:eastAsia="黑体"/>
       <w:color w:themeColor="text1" w:val="000000"/>
     </w:rPr>
     <w:tblPr>
@@ -13081,6 +13639,7 @@
     </w:tcPr>
     <w:tblStylePr w:type="firstRow">
       <w:rPr>
+        <w:rFonts w:eastAsia="黑体"/>
         <w:b/>
         <w:bCs/>
       </w:rPr>
@@ -13099,6 +13658,7 @@
     </w:tblStylePr>
     <w:tblStylePr w:type="lastRow">
       <w:rPr>
+        <w:rFonts w:eastAsia="黑体"/>
         <w:b/>
         <w:bCs/>
         <w:color w:themeColor="background1" w:val="FFFFFF"/>
@@ -13113,6 +13673,7 @@
     </w:tblStylePr>
     <w:tblStylePr w:type="firstCol">
       <w:rPr>
+        <w:rFonts w:eastAsia="黑体"/>
         <w:color w:themeColor="background1" w:val="FFFFFF"/>
       </w:rPr>
       <w:tblPr/>
@@ -13130,6 +13691,7 @@
     </w:tblStylePr>
     <w:tblStylePr w:type="lastCol">
       <w:rPr>
+        <w:rFonts w:eastAsia="黑体"/>
         <w:color w:themeColor="background1" w:val="FFFFFF"/>
       </w:rPr>
       <w:tblPr/>
@@ -13159,11 +13721,13 @@
     </w:tblStylePr>
     <w:tblStylePr w:type="neCell">
       <w:rPr>
+        <w:rFonts w:eastAsia="黑体"/>
         <w:color w:themeColor="text1" w:val="000000"/>
       </w:rPr>
     </w:tblStylePr>
     <w:tblStylePr w:type="nwCell">
       <w:rPr>
+        <w:rFonts w:eastAsia="黑体"/>
         <w:color w:themeColor="text1" w:val="000000"/>
       </w:rPr>
     </w:tblStylePr>
@@ -13177,6 +13741,7 @@
       <w:spacing w:after="0" w:line="240" w:lineRule="auto"/>
     </w:pPr>
     <w:rPr>
+      <w:rFonts w:eastAsia="黑体"/>
       <w:color w:themeColor="text1" w:val="000000"/>
     </w:rPr>
     <w:tblPr>
@@ -13203,6 +13768,7 @@
     </w:tcPr>
     <w:tblStylePr w:type="firstRow">
       <w:rPr>
+        <w:rFonts w:eastAsia="黑体"/>
         <w:b/>
         <w:bCs/>
       </w:rPr>
@@ -13221,6 +13787,7 @@
     </w:tblStylePr>
     <w:tblStylePr w:type="lastRow">
       <w:rPr>
+        <w:rFonts w:eastAsia="黑体"/>
         <w:b/>
         <w:bCs/>
         <w:color w:themeColor="background1" w:val="FFFFFF"/>
@@ -13235,6 +13802,7 @@
     </w:tblStylePr>
     <w:tblStylePr w:type="firstCol">
       <w:rPr>
+        <w:rFonts w:eastAsia="黑体"/>
         <w:color w:themeColor="background1" w:val="FFFFFF"/>
       </w:rPr>
       <w:tblPr/>
@@ -13252,6 +13820,7 @@
     </w:tblStylePr>
     <w:tblStylePr w:type="lastCol">
       <w:rPr>
+        <w:rFonts w:eastAsia="黑体"/>
         <w:color w:themeColor="background1" w:val="FFFFFF"/>
       </w:rPr>
       <w:tblPr/>
@@ -13281,11 +13850,13 @@
     </w:tblStylePr>
     <w:tblStylePr w:type="neCell">
       <w:rPr>
+        <w:rFonts w:eastAsia="黑体"/>
         <w:color w:themeColor="text1" w:val="000000"/>
       </w:rPr>
     </w:tblStylePr>
     <w:tblStylePr w:type="nwCell">
       <w:rPr>
+        <w:rFonts w:eastAsia="黑体"/>
         <w:color w:themeColor="text1" w:val="000000"/>
       </w:rPr>
     </w:tblStylePr>
@@ -13299,6 +13870,7 @@
       <w:spacing w:after="0" w:line="240" w:lineRule="auto"/>
     </w:pPr>
     <w:rPr>
+      <w:rFonts w:eastAsia="黑体"/>
       <w:color w:themeColor="text1" w:val="000000"/>
     </w:rPr>
     <w:tblPr>
@@ -13325,6 +13897,7 @@
     </w:tcPr>
     <w:tblStylePr w:type="firstRow">
       <w:rPr>
+        <w:rFonts w:eastAsia="黑体"/>
         <w:b/>
         <w:bCs/>
       </w:rPr>
@@ -13343,6 +13916,7 @@
     </w:tblStylePr>
     <w:tblStylePr w:type="lastRow">
       <w:rPr>
+        <w:rFonts w:eastAsia="黑体"/>
         <w:b/>
         <w:bCs/>
         <w:color w:themeColor="background1" w:val="FFFFFF"/>
@@ -13357,6 +13931,7 @@
     </w:tblStylePr>
     <w:tblStylePr w:type="firstCol">
       <w:rPr>
+        <w:rFonts w:eastAsia="黑体"/>
         <w:color w:themeColor="background1" w:val="FFFFFF"/>
       </w:rPr>
       <w:tblPr/>
@@ -13374,6 +13949,7 @@
     </w:tblStylePr>
     <w:tblStylePr w:type="lastCol">
       <w:rPr>
+        <w:rFonts w:eastAsia="黑体"/>
         <w:color w:themeColor="background1" w:val="FFFFFF"/>
       </w:rPr>
       <w:tblPr/>
@@ -13411,6 +13987,7 @@
       <w:spacing w:after="0" w:line="240" w:lineRule="auto"/>
     </w:pPr>
     <w:rPr>
+      <w:rFonts w:eastAsia="黑体"/>
       <w:color w:themeColor="text1" w:val="000000"/>
     </w:rPr>
     <w:tblPr>
@@ -13437,6 +14014,7 @@
     </w:tcPr>
     <w:tblStylePr w:type="firstRow">
       <w:rPr>
+        <w:rFonts w:eastAsia="黑体"/>
         <w:b/>
         <w:bCs/>
       </w:rPr>
@@ -13455,6 +14033,7 @@
     </w:tblStylePr>
     <w:tblStylePr w:type="lastRow">
       <w:rPr>
+        <w:rFonts w:eastAsia="黑体"/>
         <w:b/>
         <w:bCs/>
         <w:color w:themeColor="background1" w:val="FFFFFF"/>
@@ -13469,6 +14048,7 @@
     </w:tblStylePr>
     <w:tblStylePr w:type="firstCol">
       <w:rPr>
+        <w:rFonts w:eastAsia="黑体"/>
         <w:color w:themeColor="background1" w:val="FFFFFF"/>
       </w:rPr>
       <w:tblPr/>
@@ -13486,6 +14066,7 @@
     </w:tblStylePr>
     <w:tblStylePr w:type="lastCol">
       <w:rPr>
+        <w:rFonts w:eastAsia="黑体"/>
         <w:color w:themeColor="background1" w:val="FFFFFF"/>
       </w:rPr>
       <w:tblPr/>
@@ -13515,11 +14096,13 @@
     </w:tblStylePr>
     <w:tblStylePr w:type="neCell">
       <w:rPr>
+        <w:rFonts w:eastAsia="黑体"/>
         <w:color w:themeColor="text1" w:val="000000"/>
       </w:rPr>
     </w:tblStylePr>
     <w:tblStylePr w:type="nwCell">
       <w:rPr>
+        <w:rFonts w:eastAsia="黑体"/>
         <w:color w:themeColor="text1" w:val="000000"/>
       </w:rPr>
     </w:tblStylePr>
@@ -13533,6 +14116,7 @@
       <w:spacing w:after="0" w:line="240" w:lineRule="auto"/>
     </w:pPr>
     <w:rPr>
+      <w:rFonts w:eastAsia="黑体"/>
       <w:color w:themeColor="text1" w:val="000000"/>
     </w:rPr>
     <w:tblPr>
@@ -13559,6 +14143,7 @@
     </w:tcPr>
     <w:tblStylePr w:type="firstRow">
       <w:rPr>
+        <w:rFonts w:eastAsia="黑体"/>
         <w:b/>
         <w:bCs/>
       </w:rPr>
@@ -13577,6 +14162,7 @@
     </w:tblStylePr>
     <w:tblStylePr w:type="lastRow">
       <w:rPr>
+        <w:rFonts w:eastAsia="黑体"/>
         <w:b/>
         <w:bCs/>
         <w:color w:themeColor="background1" w:val="FFFFFF"/>
@@ -13591,6 +14177,7 @@
     </w:tblStylePr>
     <w:tblStylePr w:type="firstCol">
       <w:rPr>
+        <w:rFonts w:eastAsia="黑体"/>
         <w:color w:themeColor="background1" w:val="FFFFFF"/>
       </w:rPr>
       <w:tblPr/>
@@ -13608,6 +14195,7 @@
     </w:tblStylePr>
     <w:tblStylePr w:type="lastCol">
       <w:rPr>
+        <w:rFonts w:eastAsia="黑体"/>
         <w:color w:themeColor="background1" w:val="FFFFFF"/>
       </w:rPr>
       <w:tblPr/>
@@ -13637,11 +14225,13 @@
     </w:tblStylePr>
     <w:tblStylePr w:type="neCell">
       <w:rPr>
+        <w:rFonts w:eastAsia="黑体"/>
         <w:color w:themeColor="text1" w:val="000000"/>
       </w:rPr>
     </w:tblStylePr>
     <w:tblStylePr w:type="nwCell">
       <w:rPr>
+        <w:rFonts w:eastAsia="黑体"/>
         <w:color w:themeColor="text1" w:val="000000"/>
       </w:rPr>
     </w:tblStylePr>
@@ -13655,6 +14245,7 @@
       <w:spacing w:after="0" w:line="240" w:lineRule="auto"/>
     </w:pPr>
     <w:rPr>
+      <w:rFonts w:eastAsia="黑体"/>
       <w:color w:themeColor="text1" w:val="000000"/>
     </w:rPr>
     <w:tblPr>
@@ -13681,6 +14272,7 @@
     </w:tcPr>
     <w:tblStylePr w:type="firstRow">
       <w:rPr>
+        <w:rFonts w:eastAsia="黑体"/>
         <w:b/>
         <w:bCs/>
       </w:rPr>
@@ -13699,6 +14291,7 @@
     </w:tblStylePr>
     <w:tblStylePr w:type="lastRow">
       <w:rPr>
+        <w:rFonts w:eastAsia="黑体"/>
         <w:b/>
         <w:bCs/>
         <w:color w:themeColor="background1" w:val="FFFFFF"/>
@@ -13713,6 +14306,7 @@
     </w:tblStylePr>
     <w:tblStylePr w:type="firstCol">
       <w:rPr>
+        <w:rFonts w:eastAsia="黑体"/>
         <w:color w:themeColor="background1" w:val="FFFFFF"/>
       </w:rPr>
       <w:tblPr/>
@@ -13730,6 +14324,7 @@
     </w:tblStylePr>
     <w:tblStylePr w:type="lastCol">
       <w:rPr>
+        <w:rFonts w:eastAsia="黑体"/>
         <w:color w:themeColor="background1" w:val="FFFFFF"/>
       </w:rPr>
       <w:tblPr/>
@@ -13759,11 +14354,13 @@
     </w:tblStylePr>
     <w:tblStylePr w:type="neCell">
       <w:rPr>
+        <w:rFonts w:eastAsia="黑体"/>
         <w:color w:themeColor="text1" w:val="000000"/>
       </w:rPr>
     </w:tblStylePr>
     <w:tblStylePr w:type="nwCell">
       <w:rPr>
+        <w:rFonts w:eastAsia="黑体"/>
         <w:color w:themeColor="text1" w:val="000000"/>
       </w:rPr>
     </w:tblStylePr>
@@ -13777,6 +14374,7 @@
       <w:spacing w:after="0" w:line="240" w:lineRule="auto"/>
     </w:pPr>
     <w:rPr>
+      <w:rFonts w:eastAsia="黑体"/>
       <w:color w:themeColor="text1" w:val="000000"/>
     </w:rPr>
     <w:tblPr>
@@ -13795,6 +14393,7 @@
     </w:tcPr>
     <w:tblStylePr w:type="firstRow">
       <w:rPr>
+        <w:rFonts w:eastAsia="黑体"/>
         <w:b/>
         <w:bCs/>
         <w:color w:themeColor="background1" w:val="FFFFFF"/>
@@ -13809,6 +14408,7 @@
     </w:tblStylePr>
     <w:tblStylePr w:type="lastRow">
       <w:rPr>
+        <w:rFonts w:eastAsia="黑体"/>
         <w:b/>
         <w:bCs/>
         <w:color w:themeColor="accent2" w:themeShade="CC" w:val="9E3A38"/>
@@ -13823,12 +14423,14 @@
     </w:tblStylePr>
     <w:tblStylePr w:type="firstCol">
       <w:rPr>
+        <w:rFonts w:eastAsia="黑体"/>
         <w:b/>
         <w:bCs/>
       </w:rPr>
     </w:tblStylePr>
     <w:tblStylePr w:type="lastCol">
       <w:rPr>
+        <w:rFonts w:eastAsia="黑体"/>
         <w:b/>
         <w:bCs/>
       </w:rPr>
@@ -13863,6 +14465,7 @@
       <w:spacing w:after="0" w:line="240" w:lineRule="auto"/>
     </w:pPr>
     <w:rPr>
+      <w:rFonts w:eastAsia="黑体"/>
       <w:color w:themeColor="text1" w:val="000000"/>
     </w:rPr>
     <w:tblPr>
@@ -13881,6 +14484,7 @@
     </w:tcPr>
     <w:tblStylePr w:type="firstRow">
       <w:rPr>
+        <w:rFonts w:eastAsia="黑体"/>
         <w:b/>
         <w:bCs/>
         <w:color w:themeColor="background1" w:val="FFFFFF"/>
@@ -13895,6 +14499,7 @@
     </w:tblStylePr>
     <w:tblStylePr w:type="lastRow">
       <w:rPr>
+        <w:rFonts w:eastAsia="黑体"/>
         <w:b/>
         <w:bCs/>
         <w:color w:themeColor="accent2" w:themeShade="CC" w:val="9E3A38"/>
@@ -13909,12 +14514,14 @@
     </w:tblStylePr>
     <w:tblStylePr w:type="firstCol">
       <w:rPr>
+        <w:rFonts w:eastAsia="黑体"/>
         <w:b/>
         <w:bCs/>
       </w:rPr>
     </w:tblStylePr>
     <w:tblStylePr w:type="lastCol">
       <w:rPr>
+        <w:rFonts w:eastAsia="黑体"/>
         <w:b/>
         <w:bCs/>
       </w:rPr>
@@ -13949,6 +14556,7 @@
       <w:spacing w:after="0" w:line="240" w:lineRule="auto"/>
     </w:pPr>
     <w:rPr>
+      <w:rFonts w:eastAsia="黑体"/>
       <w:color w:themeColor="text1" w:val="000000"/>
     </w:rPr>
     <w:tblPr>
@@ -13967,6 +14575,7 @@
     </w:tcPr>
     <w:tblStylePr w:type="firstRow">
       <w:rPr>
+        <w:rFonts w:eastAsia="黑体"/>
         <w:b/>
         <w:bCs/>
         <w:color w:themeColor="background1" w:val="FFFFFF"/>
@@ -13981,6 +14590,7 @@
     </w:tblStylePr>
     <w:tblStylePr w:type="lastRow">
       <w:rPr>
+        <w:rFonts w:eastAsia="黑体"/>
         <w:b/>
         <w:bCs/>
         <w:color w:themeColor="accent2" w:themeShade="CC" w:val="9E3A38"/>
@@ -13995,12 +14605,14 @@
     </w:tblStylePr>
     <w:tblStylePr w:type="firstCol">
       <w:rPr>
+        <w:rFonts w:eastAsia="黑体"/>
         <w:b/>
         <w:bCs/>
       </w:rPr>
     </w:tblStylePr>
     <w:tblStylePr w:type="lastCol">
       <w:rPr>
+        <w:rFonts w:eastAsia="黑体"/>
         <w:b/>
         <w:bCs/>
       </w:rPr>
@@ -14035,6 +14647,7 @@
       <w:spacing w:after="0" w:line="240" w:lineRule="auto"/>
     </w:pPr>
     <w:rPr>
+      <w:rFonts w:eastAsia="黑体"/>
       <w:color w:themeColor="text1" w:val="000000"/>
     </w:rPr>
     <w:tblPr>
@@ -14053,6 +14666,7 @@
     </w:tcPr>
     <w:tblStylePr w:type="firstRow">
       <w:rPr>
+        <w:rFonts w:eastAsia="黑体"/>
         <w:b/>
         <w:bCs/>
         <w:color w:themeColor="background1" w:val="FFFFFF"/>
@@ -14067,6 +14681,7 @@
     </w:tblStylePr>
     <w:tblStylePr w:type="lastRow">
       <w:rPr>
+        <w:rFonts w:eastAsia="黑体"/>
         <w:b/>
         <w:bCs/>
         <w:color w:themeColor="accent4" w:themeShade="CC" w:val="664E82"/>
@@ -14081,12 +14696,14 @@
     </w:tblStylePr>
     <w:tblStylePr w:type="firstCol">
       <w:rPr>
+        <w:rFonts w:eastAsia="黑体"/>
         <w:b/>
         <w:bCs/>
       </w:rPr>
     </w:tblStylePr>
     <w:tblStylePr w:type="lastCol">
       <w:rPr>
+        <w:rFonts w:eastAsia="黑体"/>
         <w:b/>
         <w:bCs/>
       </w:rPr>
@@ -14121,6 +14738,7 @@
       <w:spacing w:after="0" w:line="240" w:lineRule="auto"/>
     </w:pPr>
     <w:rPr>
+      <w:rFonts w:eastAsia="黑体"/>
       <w:color w:themeColor="text1" w:val="000000"/>
     </w:rPr>
     <w:tblPr>
@@ -14139,6 +14757,7 @@
     </w:tcPr>
     <w:tblStylePr w:type="firstRow">
       <w:rPr>
+        <w:rFonts w:eastAsia="黑体"/>
         <w:b/>
         <w:bCs/>
         <w:color w:themeColor="background1" w:val="FFFFFF"/>
@@ -14153,6 +14772,7 @@
     </w:tblStylePr>
     <w:tblStylePr w:type="lastRow">
       <w:rPr>
+        <w:rFonts w:eastAsia="黑体"/>
         <w:b/>
         <w:bCs/>
         <w:color w:themeColor="accent3" w:themeShade="CC" w:val="7E9C40"/>
@@ -14167,12 +14787,14 @@
     </w:tblStylePr>
     <w:tblStylePr w:type="firstCol">
       <w:rPr>
+        <w:rFonts w:eastAsia="黑体"/>
         <w:b/>
         <w:bCs/>
       </w:rPr>
     </w:tblStylePr>
     <w:tblStylePr w:type="lastCol">
       <w:rPr>
+        <w:rFonts w:eastAsia="黑体"/>
         <w:b/>
         <w:bCs/>
       </w:rPr>
@@ -14207,6 +14829,7 @@
       <w:spacing w:after="0" w:line="240" w:lineRule="auto"/>
     </w:pPr>
     <w:rPr>
+      <w:rFonts w:eastAsia="黑体"/>
       <w:color w:themeColor="text1" w:val="000000"/>
     </w:rPr>
     <w:tblPr>
@@ -14225,6 +14848,7 @@
     </w:tcPr>
     <w:tblStylePr w:type="firstRow">
       <w:rPr>
+        <w:rFonts w:eastAsia="黑体"/>
         <w:b/>
         <w:bCs/>
         <w:color w:themeColor="background1" w:val="FFFFFF"/>
@@ -14239,6 +14863,7 @@
     </w:tblStylePr>
     <w:tblStylePr w:type="lastRow">
       <w:rPr>
+        <w:rFonts w:eastAsia="黑体"/>
         <w:b/>
         <w:bCs/>
         <w:color w:themeColor="accent6" w:themeShade="CC" w:val="F2730A"/>
@@ -14253,12 +14878,14 @@
     </w:tblStylePr>
     <w:tblStylePr w:type="firstCol">
       <w:rPr>
+        <w:rFonts w:eastAsia="黑体"/>
         <w:b/>
         <w:bCs/>
       </w:rPr>
     </w:tblStylePr>
     <w:tblStylePr w:type="lastCol">
       <w:rPr>
+        <w:rFonts w:eastAsia="黑体"/>
         <w:b/>
         <w:bCs/>
       </w:rPr>
@@ -14293,6 +14920,7 @@
       <w:spacing w:after="0" w:line="240" w:lineRule="auto"/>
     </w:pPr>
     <w:rPr>
+      <w:rFonts w:eastAsia="黑体"/>
       <w:color w:themeColor="text1" w:val="000000"/>
     </w:rPr>
     <w:tblPr>
@@ -14311,6 +14939,7 @@
     </w:tcPr>
     <w:tblStylePr w:type="firstRow">
       <w:rPr>
+        <w:rFonts w:eastAsia="黑体"/>
         <w:b/>
         <w:bCs/>
         <w:color w:themeColor="background1" w:val="FFFFFF"/>
@@ -14325,6 +14954,7 @@
     </w:tblStylePr>
     <w:tblStylePr w:type="lastRow">
       <w:rPr>
+        <w:rFonts w:eastAsia="黑体"/>
         <w:b/>
         <w:bCs/>
         <w:color w:themeColor="accent5" w:themeShade="CC" w:val="348DA5"/>
@@ -14339,12 +14969,14 @@
     </w:tblStylePr>
     <w:tblStylePr w:type="firstCol">
       <w:rPr>
+        <w:rFonts w:eastAsia="黑体"/>
         <w:b/>
         <w:bCs/>
       </w:rPr>
     </w:tblStylePr>
     <w:tblStylePr w:type="lastCol">
       <w:rPr>
+        <w:rFonts w:eastAsia="黑体"/>
         <w:b/>
         <w:bCs/>
       </w:rPr>
@@ -14379,6 +15011,7 @@
       <w:spacing w:after="0" w:line="240" w:lineRule="auto"/>
     </w:pPr>
     <w:rPr>
+      <w:rFonts w:eastAsia="黑体"/>
       <w:color w:themeColor="text1" w:val="000000"/>
     </w:rPr>
     <w:tblPr>
@@ -14400,6 +15033,7 @@
     </w:tcPr>
     <w:tblStylePr w:type="firstRow">
       <w:rPr>
+        <w:rFonts w:eastAsia="黑体"/>
         <w:b/>
         <w:bCs/>
       </w:rPr>
@@ -14410,6 +15044,7 @@
     </w:tblStylePr>
     <w:tblStylePr w:type="lastRow">
       <w:rPr>
+        <w:rFonts w:eastAsia="黑体"/>
         <w:b/>
         <w:bCs/>
         <w:color w:themeColor="text1" w:val="000000"/>
@@ -14421,6 +15056,7 @@
     </w:tblStylePr>
     <w:tblStylePr w:type="firstCol">
       <w:rPr>
+        <w:rFonts w:eastAsia="黑体"/>
         <w:color w:themeColor="background1" w:val="FFFFFF"/>
       </w:rPr>
       <w:tblPr/>
@@ -14430,6 +15066,7 @@
     </w:tblStylePr>
     <w:tblStylePr w:type="lastCol">
       <w:rPr>
+        <w:rFonts w:eastAsia="黑体"/>
         <w:color w:themeColor="background1" w:val="FFFFFF"/>
       </w:rPr>
       <w:tblPr/>
@@ -14459,6 +15096,7 @@
       <w:spacing w:after="0" w:line="240" w:lineRule="auto"/>
     </w:pPr>
     <w:rPr>
+      <w:rFonts w:eastAsia="黑体"/>
       <w:color w:themeColor="text1" w:val="000000"/>
     </w:rPr>
     <w:tblPr>
@@ -14480,6 +15118,7 @@
     </w:tcPr>
     <w:tblStylePr w:type="firstRow">
       <w:rPr>
+        <w:rFonts w:eastAsia="黑体"/>
         <w:b/>
         <w:bCs/>
       </w:rPr>
@@ -14490,6 +15129,7 @@
     </w:tblStylePr>
     <w:tblStylePr w:type="lastRow">
       <w:rPr>
+        <w:rFonts w:eastAsia="黑体"/>
         <w:b/>
         <w:bCs/>
         <w:color w:themeColor="text1" w:val="000000"/>
@@ -14501,6 +15141,7 @@
     </w:tblStylePr>
     <w:tblStylePr w:type="firstCol">
       <w:rPr>
+        <w:rFonts w:eastAsia="黑体"/>
         <w:color w:themeColor="background1" w:val="FFFFFF"/>
       </w:rPr>
       <w:tblPr/>
@@ -14510,6 +15151,7 @@
     </w:tblStylePr>
     <w:tblStylePr w:type="lastCol">
       <w:rPr>
+        <w:rFonts w:eastAsia="黑体"/>
         <w:color w:themeColor="background1" w:val="FFFFFF"/>
       </w:rPr>
       <w:tblPr/>
@@ -14539,6 +15181,7 @@
       <w:spacing w:after="0" w:line="240" w:lineRule="auto"/>
     </w:pPr>
     <w:rPr>
+      <w:rFonts w:eastAsia="黑体"/>
       <w:color w:themeColor="text1" w:val="000000"/>
     </w:rPr>
     <w:tblPr>
@@ -14560,6 +15203,7 @@
     </w:tcPr>
     <w:tblStylePr w:type="firstRow">
       <w:rPr>
+        <w:rFonts w:eastAsia="黑体"/>
         <w:b/>
         <w:bCs/>
       </w:rPr>
@@ -14570,6 +15214,7 @@
     </w:tblStylePr>
     <w:tblStylePr w:type="lastRow">
       <w:rPr>
+        <w:rFonts w:eastAsia="黑体"/>
         <w:b/>
         <w:bCs/>
         <w:color w:themeColor="text1" w:val="000000"/>
@@ -14581,6 +15226,7 @@
     </w:tblStylePr>
     <w:tblStylePr w:type="firstCol">
       <w:rPr>
+        <w:rFonts w:eastAsia="黑体"/>
         <w:color w:themeColor="background1" w:val="FFFFFF"/>
       </w:rPr>
       <w:tblPr/>
@@ -14590,6 +15236,7 @@
     </w:tblStylePr>
     <w:tblStylePr w:type="lastCol">
       <w:rPr>
+        <w:rFonts w:eastAsia="黑体"/>
         <w:color w:themeColor="background1" w:val="FFFFFF"/>
       </w:rPr>
       <w:tblPr/>
@@ -14619,6 +15266,7 @@
       <w:spacing w:after="0" w:line="240" w:lineRule="auto"/>
     </w:pPr>
     <w:rPr>
+      <w:rFonts w:eastAsia="黑体"/>
       <w:color w:themeColor="text1" w:val="000000"/>
     </w:rPr>
     <w:tblPr>
@@ -14640,6 +15288,7 @@
     </w:tcPr>
     <w:tblStylePr w:type="firstRow">
       <w:rPr>
+        <w:rFonts w:eastAsia="黑体"/>
         <w:b/>
         <w:bCs/>
       </w:rPr>
@@ -14650,6 +15299,7 @@
     </w:tblStylePr>
     <w:tblStylePr w:type="lastRow">
       <w:rPr>
+        <w:rFonts w:eastAsia="黑体"/>
         <w:b/>
         <w:bCs/>
         <w:color w:themeColor="text1" w:val="000000"/>
@@ -14661,6 +15311,7 @@
     </w:tblStylePr>
     <w:tblStylePr w:type="firstCol">
       <w:rPr>
+        <w:rFonts w:eastAsia="黑体"/>
         <w:color w:themeColor="background1" w:val="FFFFFF"/>
       </w:rPr>
       <w:tblPr/>
@@ -14670,6 +15321,7 @@
     </w:tblStylePr>
     <w:tblStylePr w:type="lastCol">
       <w:rPr>
+        <w:rFonts w:eastAsia="黑体"/>
         <w:color w:themeColor="background1" w:val="FFFFFF"/>
       </w:rPr>
       <w:tblPr/>
@@ -14699,6 +15351,7 @@
       <w:spacing w:after="0" w:line="240" w:lineRule="auto"/>
     </w:pPr>
     <w:rPr>
+      <w:rFonts w:eastAsia="黑体"/>
       <w:color w:themeColor="text1" w:val="000000"/>
     </w:rPr>
     <w:tblPr>
@@ -14720,6 +15373,7 @@
     </w:tcPr>
     <w:tblStylePr w:type="firstRow">
       <w:rPr>
+        <w:rFonts w:eastAsia="黑体"/>
         <w:b/>
         <w:bCs/>
       </w:rPr>
@@ -14730,6 +15384,7 @@
     </w:tblStylePr>
     <w:tblStylePr w:type="lastRow">
       <w:rPr>
+        <w:rFonts w:eastAsia="黑体"/>
         <w:b/>
         <w:bCs/>
         <w:color w:themeColor="text1" w:val="000000"/>
@@ -14741,6 +15396,7 @@
     </w:tblStylePr>
     <w:tblStylePr w:type="firstCol">
       <w:rPr>
+        <w:rFonts w:eastAsia="黑体"/>
         <w:color w:themeColor="background1" w:val="FFFFFF"/>
       </w:rPr>
       <w:tblPr/>
@@ -14750,6 +15406,7 @@
     </w:tblStylePr>
     <w:tblStylePr w:type="lastCol">
       <w:rPr>
+        <w:rFonts w:eastAsia="黑体"/>
         <w:color w:themeColor="background1" w:val="FFFFFF"/>
       </w:rPr>
       <w:tblPr/>
@@ -14779,6 +15436,7 @@
       <w:spacing w:after="0" w:line="240" w:lineRule="auto"/>
     </w:pPr>
     <w:rPr>
+      <w:rFonts w:eastAsia="黑体"/>
       <w:color w:themeColor="text1" w:val="000000"/>
     </w:rPr>
     <w:tblPr>
@@ -14800,6 +15458,7 @@
     </w:tcPr>
     <w:tblStylePr w:type="firstRow">
       <w:rPr>
+        <w:rFonts w:eastAsia="黑体"/>
         <w:b/>
         <w:bCs/>
       </w:rPr>
@@ -14810,6 +15469,7 @@
     </w:tblStylePr>
     <w:tblStylePr w:type="lastRow">
       <w:rPr>
+        <w:rFonts w:eastAsia="黑体"/>
         <w:b/>
         <w:bCs/>
         <w:color w:themeColor="text1" w:val="000000"/>
@@ -14821,6 +15481,7 @@
     </w:tblStylePr>
     <w:tblStylePr w:type="firstCol">
       <w:rPr>
+        <w:rFonts w:eastAsia="黑体"/>
         <w:color w:themeColor="background1" w:val="FFFFFF"/>
       </w:rPr>
       <w:tblPr/>
@@ -14830,6 +15491,7 @@
     </w:tblStylePr>
     <w:tblStylePr w:type="lastCol">
       <w:rPr>
+        <w:rFonts w:eastAsia="黑体"/>
         <w:color w:themeColor="background1" w:val="FFFFFF"/>
       </w:rPr>
       <w:tblPr/>
@@ -14859,6 +15521,7 @@
       <w:spacing w:after="0" w:line="240" w:lineRule="auto"/>
     </w:pPr>
     <w:rPr>
+      <w:rFonts w:eastAsia="黑体"/>
       <w:color w:themeColor="text1" w:val="000000"/>
     </w:rPr>
     <w:tblPr>
@@ -14880,6 +15543,7 @@
     </w:tcPr>
     <w:tblStylePr w:type="firstRow">
       <w:rPr>
+        <w:rFonts w:eastAsia="黑体"/>
         <w:b/>
         <w:bCs/>
       </w:rPr>
@@ -14890,6 +15554,7 @@
     </w:tblStylePr>
     <w:tblStylePr w:type="lastRow">
       <w:rPr>
+        <w:rFonts w:eastAsia="黑体"/>
         <w:b/>
         <w:bCs/>
         <w:color w:themeColor="text1" w:val="000000"/>
@@ -14901,6 +15566,7 @@
     </w:tblStylePr>
     <w:tblStylePr w:type="firstCol">
       <w:rPr>
+        <w:rFonts w:eastAsia="黑体"/>
         <w:color w:themeColor="background1" w:val="FFFFFF"/>
       </w:rPr>
       <w:tblPr/>
@@ -14910,6 +15576,7 @@
     </w:tblStylePr>
     <w:tblStylePr w:type="lastCol">
       <w:rPr>
+        <w:rFonts w:eastAsia="黑体"/>
         <w:color w:themeColor="background1" w:val="FFFFFF"/>
       </w:rPr>
       <w:tblPr/>
@@ -14942,6 +15609,7 @@
     <w:name w:val="KeywordTok"/>
     <w:basedOn w:val="VerbatimChar"/>
     <w:rPr>
+      <w:rFonts w:eastAsia="黑体"/>
       <w:b/>
       <w:color w:val="007020"/>
     </w:rPr>
@@ -14950,6 +15618,7 @@
     <w:name w:val="DataTypeTok"/>
     <w:basedOn w:val="VerbatimChar"/>
     <w:rPr>
+      <w:rFonts w:eastAsia="黑体"/>
       <w:color w:val="902000"/>
     </w:rPr>
   </w:style>
@@ -14957,6 +15626,7 @@
     <w:name w:val="DecValTok"/>
     <w:basedOn w:val="VerbatimChar"/>
     <w:rPr>
+      <w:rFonts w:eastAsia="黑体"/>
       <w:color w:val="40a070"/>
     </w:rPr>
   </w:style>
@@ -14964,6 +15634,7 @@
     <w:name w:val="BaseNTok"/>
     <w:basedOn w:val="VerbatimChar"/>
     <w:rPr>
+      <w:rFonts w:eastAsia="黑体"/>
       <w:color w:val="40a070"/>
     </w:rPr>
   </w:style>
@@ -14971,6 +15642,7 @@
     <w:name w:val="FloatTok"/>
     <w:basedOn w:val="VerbatimChar"/>
     <w:rPr>
+      <w:rFonts w:eastAsia="黑体"/>
       <w:color w:val="40a070"/>
     </w:rPr>
   </w:style>
@@ -14978,6 +15650,7 @@
     <w:name w:val="ConstantTok"/>
     <w:basedOn w:val="VerbatimChar"/>
     <w:rPr>
+      <w:rFonts w:eastAsia="黑体"/>
       <w:color w:val="880000"/>
     </w:rPr>
   </w:style>
@@ -14985,6 +15658,7 @@
     <w:name w:val="CharTok"/>
     <w:basedOn w:val="VerbatimChar"/>
     <w:rPr>
+      <w:rFonts w:eastAsia="黑体"/>
       <w:color w:val="4070a0"/>
     </w:rPr>
   </w:style>
@@ -14992,6 +15666,7 @@
     <w:name w:val="SpecialCharTok"/>
     <w:basedOn w:val="VerbatimChar"/>
     <w:rPr>
+      <w:rFonts w:eastAsia="黑体"/>
       <w:color w:val="4070a0"/>
     </w:rPr>
   </w:style>
@@ -14999,6 +15674,7 @@
     <w:name w:val="StringTok"/>
     <w:basedOn w:val="VerbatimChar"/>
     <w:rPr>
+      <w:rFonts w:eastAsia="黑体"/>
       <w:color w:val="4070a0"/>
     </w:rPr>
   </w:style>
@@ -15006,6 +15682,7 @@
     <w:name w:val="VerbatimStringTok"/>
     <w:basedOn w:val="VerbatimChar"/>
     <w:rPr>
+      <w:rFonts w:eastAsia="黑体"/>
       <w:color w:val="4070a0"/>
     </w:rPr>
   </w:style>
@@ -15013,6 +15690,7 @@
     <w:name w:val="SpecialStringTok"/>
     <w:basedOn w:val="VerbatimChar"/>
     <w:rPr>
+      <w:rFonts w:eastAsia="黑体"/>
       <w:color w:val="bb6688"/>
     </w:rPr>
   </w:style>
@@ -15020,6 +15698,7 @@
     <w:name w:val="ImportTok"/>
     <w:basedOn w:val="VerbatimChar"/>
     <w:rPr>
+      <w:rFonts w:eastAsia="黑体"/>
       <w:b/>
       <w:color w:val="008000"/>
     </w:rPr>
@@ -15028,6 +15707,7 @@
     <w:name w:val="CommentTok"/>
     <w:basedOn w:val="VerbatimChar"/>
     <w:rPr>
+      <w:rFonts w:eastAsia="黑体"/>
       <w:i/>
       <w:color w:val="60a0b0"/>
     </w:rPr>
@@ -15036,6 +15716,7 @@
     <w:name w:val="DocumentationTok"/>
     <w:basedOn w:val="VerbatimChar"/>
     <w:rPr>
+      <w:rFonts w:eastAsia="黑体"/>
       <w:i/>
       <w:color w:val="ba2121"/>
     </w:rPr>
@@ -15044,6 +15725,7 @@
     <w:name w:val="AnnotationTok"/>
     <w:basedOn w:val="VerbatimChar"/>
     <w:rPr>
+      <w:rFonts w:eastAsia="黑体"/>
       <w:b/>
       <w:i/>
       <w:color w:val="60a0b0"/>
@@ -15053,6 +15735,7 @@
     <w:name w:val="CommentVarTok"/>
     <w:basedOn w:val="VerbatimChar"/>
     <w:rPr>
+      <w:rFonts w:eastAsia="黑体"/>
       <w:b/>
       <w:i/>
       <w:color w:val="60a0b0"/>
@@ -15062,6 +15745,7 @@
     <w:name w:val="OtherTok"/>
     <w:basedOn w:val="VerbatimChar"/>
     <w:rPr>
+      <w:rFonts w:eastAsia="黑体"/>
       <w:color w:val="007020"/>
     </w:rPr>
   </w:style>
@@ -15069,6 +15753,7 @@
     <w:name w:val="FunctionTok"/>
     <w:basedOn w:val="VerbatimChar"/>
     <w:rPr>
+      <w:rFonts w:eastAsia="黑体"/>
       <w:color w:val="06287e"/>
     </w:rPr>
   </w:style>
@@ -15076,6 +15761,7 @@
     <w:name w:val="VariableTok"/>
     <w:basedOn w:val="VerbatimChar"/>
     <w:rPr>
+      <w:rFonts w:eastAsia="黑体"/>
       <w:color w:val="19177c"/>
     </w:rPr>
   </w:style>
@@ -15083,6 +15769,7 @@
     <w:name w:val="ControlFlowTok"/>
     <w:basedOn w:val="VerbatimChar"/>
     <w:rPr>
+      <w:rFonts w:eastAsia="黑体"/>
       <w:b/>
       <w:color w:val="007020"/>
     </w:rPr>
@@ -15091,6 +15778,7 @@
     <w:name w:val="OperatorTok"/>
     <w:basedOn w:val="VerbatimChar"/>
     <w:rPr>
+      <w:rFonts w:eastAsia="黑体"/>
       <w:color w:val="666666"/>
     </w:rPr>
   </w:style>
@@ -15098,18 +15786,22 @@
     <w:name w:val="BuiltInTok"/>
     <w:basedOn w:val="VerbatimChar"/>
     <w:rPr>
+      <w:rFonts w:eastAsia="黑体"/>
       <w:color w:val="008000"/>
     </w:rPr>
   </w:style>
   <w:style w:type="character" w:customStyle="1" w:styleId="ExtensionTok">
     <w:name w:val="ExtensionTok"/>
     <w:basedOn w:val="VerbatimChar"/>
-    <w:rPr/>
+    <w:rPr>
+      <w:rFonts w:eastAsia="黑体"/>
+    </w:rPr>
   </w:style>
   <w:style w:type="character" w:customStyle="1" w:styleId="PreprocessorTok">
     <w:name w:val="PreprocessorTok"/>
     <w:basedOn w:val="VerbatimChar"/>
     <w:rPr>
+      <w:rFonts w:eastAsia="黑体"/>
       <w:color w:val="bc7a00"/>
     </w:rPr>
   </w:style>
@@ -15117,18 +15809,22 @@
     <w:name w:val="AttributeTok"/>
     <w:basedOn w:val="VerbatimChar"/>
     <w:rPr>
+      <w:rFonts w:eastAsia="黑体"/>
       <w:color w:val="7d9029"/>
     </w:rPr>
   </w:style>
   <w:style w:type="character" w:customStyle="1" w:styleId="RegionMarkerTok">
     <w:name w:val="RegionMarkerTok"/>
     <w:basedOn w:val="VerbatimChar"/>
-    <w:rPr/>
+    <w:rPr>
+      <w:rFonts w:eastAsia="黑体"/>
+    </w:rPr>
   </w:style>
   <w:style w:type="character" w:customStyle="1" w:styleId="InformationTok">
     <w:name w:val="InformationTok"/>
     <w:basedOn w:val="VerbatimChar"/>
     <w:rPr>
+      <w:rFonts w:eastAsia="黑体"/>
       <w:b/>
       <w:i/>
       <w:color w:val="60a0b0"/>
@@ -15138,6 +15834,7 @@
     <w:name w:val="WarningTok"/>
     <w:basedOn w:val="VerbatimChar"/>
     <w:rPr>
+      <w:rFonts w:eastAsia="黑体"/>
       <w:b/>
       <w:i/>
       <w:color w:val="60a0b0"/>
@@ -15147,6 +15844,7 @@
     <w:name w:val="AlertTok"/>
     <w:basedOn w:val="VerbatimChar"/>
     <w:rPr>
+      <w:rFonts w:eastAsia="黑体"/>
       <w:b/>
       <w:color w:val="ff0000"/>
     </w:rPr>
@@ -15155,6 +15853,7 @@
     <w:name w:val="ErrorTok"/>
     <w:basedOn w:val="VerbatimChar"/>
     <w:rPr>
+      <w:rFonts w:eastAsia="黑体"/>
       <w:b/>
       <w:color w:val="ff0000"/>
     </w:rPr>
@@ -15162,7 +15861,9 @@
   <w:style w:type="character" w:customStyle="1" w:styleId="NormalTok">
     <w:name w:val="NormalTok"/>
     <w:basedOn w:val="VerbatimChar"/>
-    <w:rPr/>
+    <w:rPr>
+      <w:rFonts w:eastAsia="黑体"/>
+    </w:rPr>
   </w:style>
 </w:styles>
 </file>
@@ -15211,12 +15912,12 @@
     <a:fontScheme name="Office">
       <a:majorFont>
         <a:latin typeface="Calibri"/>
-        <a:ea typeface=""/>
+        <a:ea typeface="黑体"/>
         <a:cs typeface=""/>
         <a:font script="Jpan" typeface="ＭＳ ゴシック"/>
         <a:font script="Hang" typeface="맑은 고딕"/>
-        <a:font script="Hans" typeface="宋体"/>
-        <a:font script="Hant" typeface="新細明體"/>
+        <a:font script="Hans" typeface="黑体"/>
+        <a:font script="Hant" typeface="黑体"/>
         <a:font script="Arab" typeface="Times New Roman"/>
         <a:font script="Hebr" typeface="Times New Roman"/>
         <a:font script="Thai" typeface="Angsana New"/>
@@ -15246,12 +15947,12 @@
       </a:majorFont>
       <a:minorFont>
         <a:latin typeface="Cambria"/>
-        <a:ea typeface=""/>
+        <a:ea typeface="黑体"/>
         <a:cs typeface=""/>
         <a:font script="Jpan" typeface="ＭＳ 明朝"/>
         <a:font script="Hang" typeface="맑은 고딕"/>
-        <a:font script="Hans" typeface="宋体"/>
-        <a:font script="Hant" typeface="新細明體"/>
+        <a:font script="Hans" typeface="黑体"/>
+        <a:font script="Hant" typeface="黑体"/>
         <a:font script="Arab" typeface="Arial"/>
         <a:font script="Hebr" typeface="Arial"/>
         <a:font script="Thai" typeface="Cordia New"/>

--- a/05-数字电路/03-单片机及嵌入式接口/单片机最小系统电路/单片机最小系统电路.docx
+++ b/05-数字电路/03-单片机及嵌入式接口/单片机最小系统电路/单片机最小系统电路.docx
@@ -2841,7 +2841,7 @@
           <w:color w:val="555555"/>
           <w:sz w:val="21"/>
         </w:rPr>
-        <w:t>材料收集者：杜文杰，WX手机：19519196569，QQ:3478827729</w:t>
+        <w:t>材料收集者：杜文杰，微信/手机：19519196569，QQ:3478827729</w:t>
       </w:r>
     </w:p>
     <w:sectPr>
